--- a/informe/INFORME_TECNICO_PROYECTO_INTEGRADOR_ACTUALIZADO.docx
+++ b/informe/INFORME_TECNICO_PROYECTO_INTEGRADOR_ACTUALIZADO.docx
@@ -271,29 +271,29 @@
       </w:pPr>
       <w:r>
         <w:rPr/>
-        <w:t>Centinela Orinoco es una arquitectura de datos inteligente en fase de prototipo que integra información geoespacial, registros ambientales, reportes comunitarios y análisis asistido por inteligencia artificial. Una interfaz cartográfica articula servicios de ingesta para NASA FIRMS, catálogos Copernicus STAC/OData y boletines hidrológicos del INAMEH. La persistencia combina Supabase (PostgreSQL/PostGIS) y MongoDB para registros y evidencias de incidentes.</w:t>
-      </w:r>
-    </w:p>
-    <w:p>
-      <w:pPr>
-        <w:pStyle w:val="BodyText"/>
-        <w:bidi w:val="0"/>
-        <w:rPr/>
-      </w:pPr>
-      <w:r>
-        <w:rPr/>
-        <w:t>La evaluación evidencia avances en la consulta automatizada de fuentes externas. No obstante, Sentinel-1, Sentinel-2 y Sentinel-3 se incorporan como metadatos de catálogo, no como imágenes procesadas; el INAMEH aporta niveles de boletines, no telemetría directa ni mediciones de calidad del agua. La recuperación aumentada por generación (RAG) es textual y geográfica, sin vectores semánticos (embeddings). Gemini puede sintetizar las evidencias, pero no valida alertas ni ejecuta acciones en terreno.</w:t>
-      </w:r>
-    </w:p>
-    <w:p>
-      <w:pPr>
-        <w:pStyle w:val="BodyText"/>
-        <w:bidi w:val="0"/>
-        <w:rPr/>
-      </w:pPr>
-      <w:r>
-        <w:rPr/>
-        <w:t>La solución integra fuentes heterogéneas y contempla persistencia híbrida de denuncias e incidentes, con control de idempotencia para reportes confirmados. Permanecen pendientes un Lakehouse, un orquestador como Apache Airflow, almacenamiento edge durable, protocolos MQTT/LoRaWAN, control de acceso integral por roles y despliegue con Docker/Kubernetes. Las cinco referencias académicas suministradas carecen de datos suficientes para verificar su indexación, mientras los lineamientos exigen diez artículos. Por tanto, la plataforma requiere validaciones de datos, seguridad, desempeño y pertinencia social antes de su utilización en campo.</w:t>
+        <w:t>Centinela Orinoco es una arquitectura de datos inteligente en fase de prototipo que integra fuentes geoespaciales, ambientales, comunitarias y científicas en cuatro capas: ingesta, almacenamiento, inteligencia y consumo. La solución consulta NASA FIRMS, los catálogos Copernicus STAC/OData y boletines hidrológicos del INAMEH; combina PostgreSQL/PostGIS y pgvector, MongoDB y almacenamiento de objetos para la persistencia y gestión de evidencias.</w:t>
+      </w:r>
+    </w:p>
+    <w:p>
+      <w:pPr>
+        <w:pStyle w:val="BodyText"/>
+        <w:bidi w:val="0"/>
+        <w:rPr/>
+      </w:pPr>
+      <w:r>
+        <w:rPr/>
+        <w:t>La versión evaluada incorpora ingesta automatizada de cinco fuentes satelitales e hidrológicas, deduplicación, un canal de denuncias y una memoria semántica georreferenciada con embeddings de Gemini. La búsqueda vectorial combina similitud coseno con un filtro espacial PostGIS y un reranker compuesto; si la consulta no puede vectorizarse o no supera el umbral, se activa una búsqueda textual. Sentinel-1, Sentinel-2 y Sentinel-3 aportan metadatos de catálogo, no análisis de píxeles; el INAMEH aporta niveles publicados, no telemetría directa ni mediciones de calidad del agua. La síntesis de Gemini es apoyo a la revisión y no confirma alertas ni ordena acciones en terreno.</w:t>
+      </w:r>
+    </w:p>
+    <w:p>
+      <w:pPr>
+        <w:pStyle w:val="BodyText"/>
+        <w:bidi w:val="0"/>
+        <w:rPr/>
+      </w:pPr>
+      <w:r>
+        <w:rPr/>
+        <w:t>La persistencia híbrida de denuncias e incidentes contempla idempotencia y compensación ante fallos. El análisis de imágenes, el Lakehouse, Airflow, el almacenamiento edge durable, MQTT/LoRaWAN, RBAC integral y la contenedorización permanecen como trabajo futuro. El artículo IEEE presenta 12 antecedentes, aunque la indexación de varias fuentes aún requiere verificación. Los resultados cuantitativos y la aplicación en producción se consignan como reportados por el artículo, pues no pudieron contrastarse con credenciales ni con una instancia de producción durante esta evaluación.</w:t>
       </w:r>
     </w:p>
     <w:p>
@@ -326,18 +326,28 @@
       </w:pPr>
       <w:r>
         <w:rPr/>
-        <w:t>El análisis contrasta los lineamientos académicos con las capacidades observables del prototipo y la documentación técnica disponible. Para evitar atribuciones no sustentadas, se diferencian las funciones incorporadas al diseño, aquellas cuyo funcionamiento depende de credenciales y servicios externos, y los componentes que permanecen como trabajo futuro. La disponibilidad de una integración se considera condicionada a su configuración y operación efectiva.</w:t>
-      </w:r>
-    </w:p>
-    <w:p>
-      <w:pPr>
-        <w:pStyle w:val="BodyText"/>
-        <w:bidi w:val="0"/>
-        <w:rPr/>
-      </w:pPr>
-      <w:r>
-        <w:rPr/>
-        <w:t>La evaluación corresponde al estado de la solución al 25 de octubre de 2026. No se ejecutaron pruebas con credenciales de NASA FIRMS, Supabase, MongoDB, Gemini o INAMEH, ni se verificó el estado del despliegue público. La cobertura y actualidad de los datos dependen de la disponibilidad, los límites y las condiciones de acceso de cada fuente. Los datos cartográficos estáticos, los contenidos demostrativos y los registros históricos deben distinguirse de las observaciones obtenidas mediante ingesta externa.</w:t>
+        <w:t>El análisis contrasta los lineamientos académicos con el artículo IEEE, el informe preliminar y las capacidades observables de la versión local del prototipo. Se distinguen las funciones presentes en la implementación, los resultados declarados por los documentos y los componentes que permanecen como diseño. La existencia de una integración no demuestra por sí sola que las credenciales estén configuradas ni que el servicio externo opere de forma continua.</w:t>
+      </w:r>
+    </w:p>
+    <w:p>
+      <w:pPr>
+        <w:pStyle w:val="BodyText"/>
+        <w:bidi w:val="0"/>
+        <w:rPr/>
+      </w:pPr>
+      <w:r>
+        <w:rPr/>
+        <w:t xml:space="preserve">La revisión se efectuó al 25 de octubre de 2026. Se comprobó la presencia de módulos para embeddings, búsqueda vectorial espacial, reranking y pruebas automatizadas; sin embargo, no se ejecutaron las pruebas porque </w:t>
+      </w:r>
+      <w:r>
+        <w:rPr>
+          <w:rFonts w:ascii="Liberation Mono" w:hAnsi="Liberation Mono"/>
+        </w:rPr>
+        <w:t>tsx</w:t>
+      </w:r>
+      <w:r>
+        <w:rPr/>
+        <w:t xml:space="preserve"> no está disponible en el entorno. Tampoco se validaron credenciales de NASA FIRMS, Supabase, MongoDB, Gemini o INAMEH ni el estado del despliegue público. El informe preliminar contiene una nota fechada el 26 de octubre de 2026, posterior al corte de esta revisión; por ello, las afirmaciones vinculadas a esa actualización se presentan como información declarada en la fuente y no como hechos verificados de manera independiente. La cobertura de datos depende de la disponibilidad, los límites y las condiciones de acceso de cada servicio. Las capas cartográficas estáticas y los contenidos demostrativos deben distinguirse de las observaciones externas.</w:t>
       </w:r>
     </w:p>
     <w:p>
@@ -372,7 +382,18 @@
       </w:pPr>
       <w:r>
         <w:rPr/>
-        <w:t>El proyecto aborda la detección temprana y el monitoreo de actividades mineras no reguladas y de sus posibles efectos ambientales en la cuenca del Orinoco, con énfasis en los estados Amazonas, Bolívar y Delta Amacuro. El problema se relaciona con la pérdida de cobertura vegetal, la alteración de ríos y sedimentos, la posible contaminación por metales y la exposición de comunidades y áreas protegidas.</w:t>
+        <w:t>El proyecto aborda la detección temprana y el monitoreo de actividades mineras no reguladas y de sus posibles efectos ambientales en la cuenca del Orinoco, con énfasis en Bolívar y Amazonas y consideración de Delta Amacuro por su relación hidrológica. Según el artículo IEEE, el Arco Minero del Orinoco comprende 111.843,70 km², aproximadamente el 12,2 % del territorio nacional; esta cifra se atribuye al Decreto N.º 2.248 y debe presentarse junto con la referencia oficial correspondiente. El área se relaciona con las cuencas del Caroní, Caura y Cuyuní, el embalse de Guri, el distrito aurífero de El Callao y áreas protegidas como Canaima y Yapacana.</w:t>
+      </w:r>
+    </w:p>
+    <w:p>
+      <w:pPr>
+        <w:pStyle w:val="BodyText"/>
+        <w:bidi w:val="0"/>
+        <w:rPr/>
+      </w:pPr>
+      <w:r>
+        <w:rPr/>
+        <w:t>La problemática comprende pérdida de cobertura vegetal, alteración de ríos y sedimentos, exposición potencial al mercurio y afectación de comunidades indígenas, entre ellas pueblos Pemón, Ye'kwana, Sanemá, Piaroa y Curripaco. Los estudios citados por el artículo describen impactos de la minería en la Amazonía brasileña y peruana y antecedentes de contaminación por mercurio en Venezuela; la magnitud de esos resultados no debe extrapolarse directamente al área de estudio sin mediciones locales.</w:t>
       </w:r>
     </w:p>
     <w:p>
@@ -406,7 +427,7 @@
       </w:pPr>
       <w:r>
         <w:rPr/>
-        <w:t>La fragmentación de los sistemas de información dificulta contextualizar una anomalía remota junto con registros hidrológicos, reportes locales y antecedentes científicos. La ausencia de trazabilidad, control de calidad y criterios de corroboración puede conducir a interpretaciones parciales o a atribuir una señal a una causa distinta de la que la originó.</w:t>
+        <w:t>La fragmentación de los sistemas de información dificulta contextualizar una anomalía remota junto con registros hidrológicos, reportes locales y antecedentes científicos. La ausencia de trazabilidad, control de calidad y criterios de corroboración puede conducir a interpretaciones parciales o a atribuir una señal a una causa distinta de la que la originó. Los antecedentes revisados documentan deforestación asociada a la minería, acumulación de mercurio en ecosistemas próximos a explotaciones auríferas y aumento de sedimentos en aguas amazónicas; para el sur venezolano se requieren fuentes y mediciones territoriales específicas.</w:t>
       </w:r>
     </w:p>
     <w:p>
@@ -494,7 +515,7 @@
             </w:pPr>
             <w:r>
               <w:rPr/>
-              <w:t>Datos previstos en la propuesta</w:t>
+              <w:t>Datos considerados</w:t>
             </w:r>
           </w:p>
         </w:tc>
@@ -541,28 +562,28 @@
             </w:pPr>
             <w:r>
               <w:rPr/>
-              <w:t>NASA FIRMS</w:t>
-            </w:r>
-          </w:p>
-        </w:tc>
-        <w:tc>
-          <w:tcPr>
-            <w:tcW w:w="3213" w:type="dxa"/>
-            <w:tcBorders>
-              <w:start w:val="single" w:sz="4" w:space="0" w:color="000000"/>
-              <w:bottom w:val="single" w:sz="4" w:space="0" w:color="000000"/>
-            </w:tcBorders>
-          </w:tcPr>
-          <w:p>
-            <w:pPr>
-              <w:pStyle w:val="TableContents"/>
-              <w:bidi w:val="0"/>
-              <w:jc w:val="start"/>
-              <w:rPr/>
-            </w:pPr>
-            <w:r>
-              <w:rPr/>
-              <w:t>Coordenadas, fecha, temperatura de brillo, confianza y potencia radiativa</w:t>
+              <w:t>Fuente</w:t>
+            </w:r>
+          </w:p>
+        </w:tc>
+        <w:tc>
+          <w:tcPr>
+            <w:tcW w:w="3213" w:type="dxa"/>
+            <w:tcBorders>
+              <w:start w:val="single" w:sz="4" w:space="0" w:color="000000"/>
+              <w:bottom w:val="single" w:sz="4" w:space="0" w:color="000000"/>
+            </w:tcBorders>
+          </w:tcPr>
+          <w:p>
+            <w:pPr>
+              <w:pStyle w:val="TableContents"/>
+              <w:bidi w:val="0"/>
+              <w:jc w:val="start"/>
+              <w:rPr/>
+            </w:pPr>
+            <w:r>
+              <w:rPr/>
+              <w:t>Datos considerados</w:t>
             </w:r>
           </w:p>
         </w:tc>
@@ -584,7 +605,7 @@
             </w:pPr>
             <w:r>
               <w:rPr/>
-              <w:t>Se consultan productos VIIRS/MODIS, se normalizan los registros y se filtran según el ámbito territorial establecido. La ventana de consulta es de dos días; la operación depende de credenciales y conectividad.</w:t>
+              <w:t>Alcance actual de la integración</w:t>
             </w:r>
           </w:p>
         </w:tc>
@@ -608,28 +629,28 @@
             </w:pPr>
             <w:r>
               <w:rPr/>
-              <w:t>Copernicus Sentinel-1 SAR</w:t>
-            </w:r>
-          </w:p>
-        </w:tc>
-        <w:tc>
-          <w:tcPr>
-            <w:tcW w:w="3213" w:type="dxa"/>
-            <w:tcBorders>
-              <w:start w:val="single" w:sz="4" w:space="0" w:color="000000"/>
-              <w:bottom w:val="single" w:sz="4" w:space="0" w:color="000000"/>
-            </w:tcBorders>
-          </w:tcPr>
-          <w:p>
-            <w:pPr>
-              <w:pStyle w:val="TableContents"/>
-              <w:bidi w:val="0"/>
-              <w:jc w:val="start"/>
-              <w:rPr/>
-            </w:pPr>
-            <w:r>
-              <w:rPr/>
-              <w:t>Firmas radar, coherencia y área afectada</w:t>
+              <w:t>---</w:t>
+            </w:r>
+          </w:p>
+        </w:tc>
+        <w:tc>
+          <w:tcPr>
+            <w:tcW w:w="3213" w:type="dxa"/>
+            <w:tcBorders>
+              <w:start w:val="single" w:sz="4" w:space="0" w:color="000000"/>
+              <w:bottom w:val="single" w:sz="4" w:space="0" w:color="000000"/>
+            </w:tcBorders>
+          </w:tcPr>
+          <w:p>
+            <w:pPr>
+              <w:pStyle w:val="TableContents"/>
+              <w:bidi w:val="0"/>
+              <w:jc w:val="start"/>
+              <w:rPr/>
+            </w:pPr>
+            <w:r>
+              <w:rPr/>
+              <w:t>---</w:t>
             </w:r>
           </w:p>
         </w:tc>
@@ -651,7 +672,7 @@
             </w:pPr>
             <w:r>
               <w:rPr/>
-              <w:t>Se consultan catálogos STAC y se almacenan metadatos de escenas GRD y su cobertura. No se descargan rásteres ni se calculan retrodispersión, coherencia o perturbaciones. El análisis SAR de nivel 2 permanece pendiente.</w:t>
+              <w:t>---</w:t>
             </w:r>
           </w:p>
         </w:tc>
@@ -675,28 +696,28 @@
             </w:pPr>
             <w:r>
               <w:rPr/>
-              <w:t>Copernicus Sentinel-2 MSI</w:t>
-            </w:r>
-          </w:p>
-        </w:tc>
-        <w:tc>
-          <w:tcPr>
-            <w:tcW w:w="3213" w:type="dxa"/>
-            <w:tcBorders>
-              <w:start w:val="single" w:sz="4" w:space="0" w:color="000000"/>
-              <w:bottom w:val="single" w:sz="4" w:space="0" w:color="000000"/>
-            </w:tcBorders>
-          </w:tcPr>
-          <w:p>
-            <w:pPr>
-              <w:pStyle w:val="TableContents"/>
-              <w:bidi w:val="0"/>
-              <w:jc w:val="start"/>
-              <w:rPr/>
-            </w:pPr>
-            <w:r>
-              <w:rPr/>
-              <w:t>Productos, nubosidad, bandas y anomalías ópticas</w:t>
+              <w:t>NASA FIRMS (VIIRS NOAA-20, VIIRS S-NPP, MODIS NRT)</w:t>
+            </w:r>
+          </w:p>
+        </w:tc>
+        <w:tc>
+          <w:tcPr>
+            <w:tcW w:w="3213" w:type="dxa"/>
+            <w:tcBorders>
+              <w:start w:val="single" w:sz="4" w:space="0" w:color="000000"/>
+              <w:bottom w:val="single" w:sz="4" w:space="0" w:color="000000"/>
+            </w:tcBorders>
+          </w:tcPr>
+          <w:p>
+            <w:pPr>
+              <w:pStyle w:val="TableContents"/>
+              <w:bidi w:val="0"/>
+              <w:jc w:val="start"/>
+              <w:rPr/>
+            </w:pPr>
+            <w:r>
+              <w:rPr/>
+              <w:t>Coordenadas, fecha, temperatura de brillo, confianza y potencia radiativa</w:t>
             </w:r>
           </w:p>
         </w:tc>
@@ -713,12 +734,21 @@
             <w:pPr>
               <w:pStyle w:val="TableContents"/>
               <w:bidi w:val="0"/>
-              <w:jc w:val="start"/>
-              <w:rPr/>
-            </w:pPr>
-            <w:r>
-              <w:rPr/>
-              <w:t>Se consultan productos L2A y se almacenan metadatos de cobertura, fecha y nubosidad. No se descargan ni analizan bandas espectrales.</w:t>
+              <w:rPr/>
+            </w:pPr>
+            <w:r>
+              <w:rPr/>
+              <w:t xml:space="preserve">Consulta CSV de focos en una ventana de dos días, normalización y filtrado territorial. Cadencia nominal: 3 h; requiere </w:t>
+            </w:r>
+            <w:r>
+              <w:rPr>
+                <w:rFonts w:ascii="Liberation Mono" w:hAnsi="Liberation Mono"/>
+              </w:rPr>
+              <w:t>FIRMS_MAP_KEY</w:t>
+            </w:r>
+            <w:r>
+              <w:rPr/>
+              <w:t xml:space="preserve"> y conectividad.</w:t>
             </w:r>
           </w:p>
         </w:tc>
@@ -742,28 +772,28 @@
             </w:pPr>
             <w:r>
               <w:rPr/>
-              <w:t>Copernicus Sentinel-3 OLCI/SLSTR</w:t>
-            </w:r>
-          </w:p>
-        </w:tc>
-        <w:tc>
-          <w:tcPr>
-            <w:tcW w:w="3213" w:type="dxa"/>
-            <w:tcBorders>
-              <w:start w:val="single" w:sz="4" w:space="0" w:color="000000"/>
-              <w:bottom w:val="single" w:sz="4" w:space="0" w:color="000000"/>
-            </w:tcBorders>
-          </w:tcPr>
-          <w:p>
-            <w:pPr>
-              <w:pStyle w:val="TableContents"/>
-              <w:bidi w:val="0"/>
-              <w:jc w:val="start"/>
-              <w:rPr/>
-            </w:pPr>
-            <w:r>
-              <w:rPr/>
-              <w:t>Productos de observación para agua y superficie</w:t>
+              <w:t>Copernicus Sentinel-1 SAR</w:t>
+            </w:r>
+          </w:p>
+        </w:tc>
+        <w:tc>
+          <w:tcPr>
+            <w:tcW w:w="3213" w:type="dxa"/>
+            <w:tcBorders>
+              <w:start w:val="single" w:sz="4" w:space="0" w:color="000000"/>
+              <w:bottom w:val="single" w:sz="4" w:space="0" w:color="000000"/>
+            </w:tcBorders>
+          </w:tcPr>
+          <w:p>
+            <w:pPr>
+              <w:pStyle w:val="TableContents"/>
+              <w:bidi w:val="0"/>
+              <w:jc w:val="start"/>
+              <w:rPr/>
+            </w:pPr>
+            <w:r>
+              <w:rPr/>
+              <w:t>Escenas GRD, modo, polarización, órbita y huella</w:t>
             </w:r>
           </w:p>
         </w:tc>
@@ -785,7 +815,7 @@
             </w:pPr>
             <w:r>
               <w:rPr/>
-              <w:t>Se consultan catálogos OData y se almacenan metadatos del producto, tipo, fechas, tamaño y cobertura. No se descargan ni procesan los productos científicos.</w:t>
+              <w:t>Catálogo STAC consultado cada 12 h; no se descargan escenas ni se analizan retrodispersión o coherencia.</w:t>
             </w:r>
           </w:p>
         </w:tc>
@@ -809,28 +839,28 @@
             </w:pPr>
             <w:r>
               <w:rPr/>
-              <w:t>INAMEH</w:t>
-            </w:r>
-          </w:p>
-        </w:tc>
-        <w:tc>
-          <w:tcPr>
-            <w:tcW w:w="3213" w:type="dxa"/>
-            <w:tcBorders>
-              <w:start w:val="single" w:sz="4" w:space="0" w:color="000000"/>
-              <w:bottom w:val="single" w:sz="4" w:space="0" w:color="000000"/>
-            </w:tcBorders>
-          </w:tcPr>
-          <w:p>
-            <w:pPr>
-              <w:pStyle w:val="TableContents"/>
-              <w:bidi w:val="0"/>
-              <w:jc w:val="start"/>
-              <w:rPr/>
-            </w:pPr>
-            <w:r>
-              <w:rPr/>
-              <w:t>Nivel, variación y alertas hidrológicas</w:t>
+              <w:t>Copernicus Sentinel-2 MSI</w:t>
+            </w:r>
+          </w:p>
+        </w:tc>
+        <w:tc>
+          <w:tcPr>
+            <w:tcW w:w="3213" w:type="dxa"/>
+            <w:tcBorders>
+              <w:start w:val="single" w:sz="4" w:space="0" w:color="000000"/>
+              <w:bottom w:val="single" w:sz="4" w:space="0" w:color="000000"/>
+            </w:tcBorders>
+          </w:tcPr>
+          <w:p>
+            <w:pPr>
+              <w:pStyle w:val="TableContents"/>
+              <w:bidi w:val="0"/>
+              <w:jc w:val="start"/>
+              <w:rPr/>
+            </w:pPr>
+            <w:r>
+              <w:rPr/>
+              <w:t>Productos L2A, nubosidad, órbita y huella</w:t>
             </w:r>
           </w:p>
         </w:tc>
@@ -852,7 +882,7 @@
             </w:pPr>
             <w:r>
               <w:rPr/>
-              <w:t>Se procesan boletines PDF de cuatro estaciones para extraer niveles y fechas y calcular variación, tendencia, margen a la cota y estado de alerta cuando existe referencia. No hay sensores físicos conectados. Esta integración no dispone de valores de pH, turbidez, conductividad ni mercurio.</w:t>
+              <w:t>Catálogo STAC consultado cada 24 h; no se descargan bandas ni se calculan NDVI o turbidez.</w:t>
             </w:r>
           </w:p>
         </w:tc>
@@ -876,28 +906,28 @@
             </w:pPr>
             <w:r>
               <w:rPr/>
-              <w:t>Comunidades, Kobo y ODK</w:t>
-            </w:r>
-          </w:p>
-        </w:tc>
-        <w:tc>
-          <w:tcPr>
-            <w:tcW w:w="3213" w:type="dxa"/>
-            <w:tcBorders>
-              <w:start w:val="single" w:sz="4" w:space="0" w:color="000000"/>
-              <w:bottom w:val="single" w:sz="4" w:space="0" w:color="000000"/>
-            </w:tcBorders>
-          </w:tcPr>
-          <w:p>
-            <w:pPr>
-              <w:pStyle w:val="TableContents"/>
-              <w:bidi w:val="0"/>
-              <w:jc w:val="start"/>
-              <w:rPr/>
-            </w:pPr>
-            <w:r>
-              <w:rPr/>
-              <w:t>Denuncias georreferenciadas, narrativas y evidencias</w:t>
+              <w:t>Copernicus Sentinel-3 OLCI/SLSTR</w:t>
+            </w:r>
+          </w:p>
+        </w:tc>
+        <w:tc>
+          <w:tcPr>
+            <w:tcW w:w="3213" w:type="dxa"/>
+            <w:tcBorders>
+              <w:start w:val="single" w:sz="4" w:space="0" w:color="000000"/>
+              <w:bottom w:val="single" w:sz="4" w:space="0" w:color="000000"/>
+            </w:tcBorders>
+          </w:tcPr>
+          <w:p>
+            <w:pPr>
+              <w:pStyle w:val="TableContents"/>
+              <w:bidi w:val="0"/>
+              <w:jc w:val="start"/>
+              <w:rPr/>
+            </w:pPr>
+            <w:r>
+              <w:rPr/>
+              <w:t>Tipo de producto, fechas, tamaño y cobertura</w:t>
             </w:r>
           </w:p>
         </w:tc>
@@ -919,7 +949,7 @@
             </w:pPr>
             <w:r>
               <w:rPr/>
-              <w:t>Se contempla la recepción de denuncias y formularios mediante servicios web. La persistencia requiere Supabase y los archivos se almacenan en Supabase Storage. La disponibilidad de estas vías depende de la configuración y conexión efectiva con los sistemas externos.</w:t>
+              <w:t>Catálogo OData consultado cada 24 h; no se descargan ni procesan los productos.</w:t>
             </w:r>
           </w:p>
         </w:tc>
@@ -943,6 +973,207 @@
             </w:pPr>
             <w:r>
               <w:rPr/>
+              <w:t>INAMEH</w:t>
+            </w:r>
+          </w:p>
+        </w:tc>
+        <w:tc>
+          <w:tcPr>
+            <w:tcW w:w="3213" w:type="dxa"/>
+            <w:tcBorders>
+              <w:start w:val="single" w:sz="4" w:space="0" w:color="000000"/>
+              <w:bottom w:val="single" w:sz="4" w:space="0" w:color="000000"/>
+            </w:tcBorders>
+          </w:tcPr>
+          <w:p>
+            <w:pPr>
+              <w:pStyle w:val="TableContents"/>
+              <w:bidi w:val="0"/>
+              <w:jc w:val="start"/>
+              <w:rPr/>
+            </w:pPr>
+            <w:r>
+              <w:rPr/>
+              <w:t>Nivel del Orinoco, variación diaria, tendencia y cota de desborde</w:t>
+            </w:r>
+          </w:p>
+        </w:tc>
+        <w:tc>
+          <w:tcPr>
+            <w:tcW w:w="3213" w:type="dxa"/>
+            <w:tcBorders>
+              <w:start w:val="single" w:sz="4" w:space="0" w:color="000000"/>
+              <w:bottom w:val="single" w:sz="4" w:space="0" w:color="000000"/>
+              <w:end w:val="single" w:sz="4" w:space="0" w:color="000000"/>
+            </w:tcBorders>
+          </w:tcPr>
+          <w:p>
+            <w:pPr>
+              <w:pStyle w:val="TableContents"/>
+              <w:bidi w:val="0"/>
+              <w:jc w:val="start"/>
+              <w:rPr/>
+            </w:pPr>
+            <w:r>
+              <w:rPr/>
+              <w:t>Boletines PDF de cuatro estaciones, consultados cada 6 h; no son sensores en tiempo real y no proporcionan Hg, pH o turbidez en esta integración.</w:t>
+            </w:r>
+          </w:p>
+        </w:tc>
+      </w:tr>
+      <w:tr>
+        <w:trPr/>
+        <w:tc>
+          <w:tcPr>
+            <w:tcW w:w="3212" w:type="dxa"/>
+            <w:tcBorders>
+              <w:start w:val="single" w:sz="4" w:space="0" w:color="000000"/>
+              <w:bottom w:val="single" w:sz="4" w:space="0" w:color="000000"/>
+            </w:tcBorders>
+          </w:tcPr>
+          <w:p>
+            <w:pPr>
+              <w:pStyle w:val="TableContents"/>
+              <w:bidi w:val="0"/>
+              <w:jc w:val="start"/>
+              <w:rPr/>
+            </w:pPr>
+            <w:r>
+              <w:rPr/>
+              <w:t>KoboToolbox / ODK</w:t>
+            </w:r>
+          </w:p>
+        </w:tc>
+        <w:tc>
+          <w:tcPr>
+            <w:tcW w:w="3213" w:type="dxa"/>
+            <w:tcBorders>
+              <w:start w:val="single" w:sz="4" w:space="0" w:color="000000"/>
+              <w:bottom w:val="single" w:sz="4" w:space="0" w:color="000000"/>
+            </w:tcBorders>
+          </w:tcPr>
+          <w:p>
+            <w:pPr>
+              <w:pStyle w:val="TableContents"/>
+              <w:bidi w:val="0"/>
+              <w:jc w:val="start"/>
+              <w:rPr/>
+            </w:pPr>
+            <w:r>
+              <w:rPr/>
+              <w:t>Minutas, fotografías y coordenadas</w:t>
+            </w:r>
+          </w:p>
+        </w:tc>
+        <w:tc>
+          <w:tcPr>
+            <w:tcW w:w="3213" w:type="dxa"/>
+            <w:tcBorders>
+              <w:start w:val="single" w:sz="4" w:space="0" w:color="000000"/>
+              <w:bottom w:val="single" w:sz="4" w:space="0" w:color="000000"/>
+              <w:end w:val="single" w:sz="4" w:space="0" w:color="000000"/>
+            </w:tcBorders>
+          </w:tcPr>
+          <w:p>
+            <w:pPr>
+              <w:pStyle w:val="TableContents"/>
+              <w:bidi w:val="0"/>
+              <w:jc w:val="start"/>
+              <w:rPr/>
+            </w:pPr>
+            <w:r>
+              <w:rPr/>
+              <w:t>Se contemplan webhooks para formularios; la conexión efectiva depende de configuración externa.</w:t>
+            </w:r>
+          </w:p>
+        </w:tc>
+      </w:tr>
+      <w:tr>
+        <w:trPr/>
+        <w:tc>
+          <w:tcPr>
+            <w:tcW w:w="3212" w:type="dxa"/>
+            <w:tcBorders>
+              <w:start w:val="single" w:sz="4" w:space="0" w:color="000000"/>
+              <w:bottom w:val="single" w:sz="4" w:space="0" w:color="000000"/>
+            </w:tcBorders>
+          </w:tcPr>
+          <w:p>
+            <w:pPr>
+              <w:pStyle w:val="TableContents"/>
+              <w:bidi w:val="0"/>
+              <w:jc w:val="start"/>
+              <w:rPr/>
+            </w:pPr>
+            <w:r>
+              <w:rPr/>
+              <w:t>Denuncias comunitarias</w:t>
+            </w:r>
+          </w:p>
+        </w:tc>
+        <w:tc>
+          <w:tcPr>
+            <w:tcW w:w="3213" w:type="dxa"/>
+            <w:tcBorders>
+              <w:start w:val="single" w:sz="4" w:space="0" w:color="000000"/>
+              <w:bottom w:val="single" w:sz="4" w:space="0" w:color="000000"/>
+            </w:tcBorders>
+          </w:tcPr>
+          <w:p>
+            <w:pPr>
+              <w:pStyle w:val="TableContents"/>
+              <w:bidi w:val="0"/>
+              <w:jc w:val="start"/>
+              <w:rPr/>
+            </w:pPr>
+            <w:r>
+              <w:rPr/>
+              <w:t>Texto, imagen, video y geolocalización</w:t>
+            </w:r>
+          </w:p>
+        </w:tc>
+        <w:tc>
+          <w:tcPr>
+            <w:tcW w:w="3213" w:type="dxa"/>
+            <w:tcBorders>
+              <w:start w:val="single" w:sz="4" w:space="0" w:color="000000"/>
+              <w:bottom w:val="single" w:sz="4" w:space="0" w:color="000000"/>
+              <w:end w:val="single" w:sz="4" w:space="0" w:color="000000"/>
+            </w:tcBorders>
+          </w:tcPr>
+          <w:p>
+            <w:pPr>
+              <w:pStyle w:val="TableContents"/>
+              <w:bidi w:val="0"/>
+              <w:jc w:val="start"/>
+              <w:rPr/>
+            </w:pPr>
+            <w:r>
+              <w:rPr/>
+              <w:t>API de reportes y flujo de elevación a incidente; la persistencia y evidencia requieren Supabase y almacenamiento asociado.</w:t>
+            </w:r>
+          </w:p>
+        </w:tc>
+      </w:tr>
+      <w:tr>
+        <w:trPr/>
+        <w:tc>
+          <w:tcPr>
+            <w:tcW w:w="3212" w:type="dxa"/>
+            <w:tcBorders>
+              <w:start w:val="single" w:sz="4" w:space="0" w:color="000000"/>
+              <w:bottom w:val="single" w:sz="4" w:space="0" w:color="000000"/>
+            </w:tcBorders>
+          </w:tcPr>
+          <w:p>
+            <w:pPr>
+              <w:pStyle w:val="TableContents"/>
+              <w:bidi w:val="0"/>
+              <w:jc w:val="start"/>
+              <w:rPr/>
+            </w:pPr>
+            <w:r>
+              <w:rPr/>
               <w:t>Corpus científico</w:t>
             </w:r>
           </w:p>
@@ -964,7 +1195,7 @@
             </w:pPr>
             <w:r>
               <w:rPr/>
-              <w:t>PDF, texto, URL/DOI y metadatos de estudios</w:t>
+              <w:t>PDF, DOI, URL y texto</w:t>
             </w:r>
           </w:p>
         </w:tc>
@@ -986,7 +1217,7 @@
             </w:pPr>
             <w:r>
               <w:rPr/>
-              <w:t>Se admite el procesamiento de documentos y la consulta de metadatos DOI/Crossref con asistencia de Gemini. Los metadatos y la clasificación automatizada no acreditan indexación académica, arbitraje ni exactitud de los sitios identificados.</w:t>
+              <w:t>Extracción documental, consulta de metadatos Crossref y clasificación asistida; la clasificación automatizada no acredita arbitraje ni indexación.</w:t>
             </w:r>
           </w:p>
         </w:tc>
@@ -1010,7 +1241,7 @@
       </w:pPr>
       <w:r>
         <w:rPr/>
-        <w:t>La versión evaluada contempla estructuras de persistencia para los registros satelitales e hidrológicos y una bitácora de las ejecuciones de ingesta. La disponibilidad de estas estructuras en un entorno operativo depende de su configuración y despliegue.</w:t>
+        <w:t>El artículo IEEE consigna, con corte declarado al 25 de octubre de 2026 a las 23:37 UTC, 2.890 focos FIRMS, 52 escenas Sentinel-1, 139 productos Sentinel-2, 105 productos Sentinel-3, ocho lecturas hidrológicas y 1.216 documentos vectorizados; también informa 25 ejecuciones recientes exitosas. Estas cifras se incluyen como resultados reportados por el artículo, no como mediciones verificadas durante la presente revisión. La persistencia de dichos registros depende de la configuración de Supabase y de la disponibilidad de las fuentes.</w:t>
       </w:r>
     </w:p>
     <w:p>
@@ -1172,18 +1403,29 @@
       </w:pPr>
       <w:r>
         <w:rPr/>
-        <w:t>La propuesta se articula conceptualmente con AmazonIA 4.0 al combinar datos territoriales, herramientas de inteligencia artificial y una interfaz de apoyo a decisiones ambientales. El aporte de la solución consiste en integrar fuentes heterogéneas en una vista geoespacial y establecer un flujo controlado para promover una denuncia confirmada a incidente. Este proceso contempla claves de idempotencia, operaciones transaccionales en PostgreSQL y persistencia documental en MongoDB.</w:t>
-      </w:r>
-    </w:p>
-    <w:p>
-      <w:pPr>
-        <w:pStyle w:val="BodyText"/>
-        <w:bidi w:val="0"/>
-        <w:rPr/>
-      </w:pPr>
-      <w:r>
-        <w:rPr/>
-        <w:t>El proyecto no presenta una técnica novedosa de teledetección ni un modelo predictivo entrenado y validado. Su contribución se circunscribe a la articulación de una arquitectura inicial para el contexto territorial y a la automatización de un conjunto acotado de procesos de ingesta. La utilidad ambiental, la precisión de las alertas y la aceptación comunitaria requieren evaluación mediante datos y protocolos verificables.</w:t>
+        <w:t>La propuesta se articula con AmazonIA 4.0 al combinar datos territoriales, herramientas de inteligencia artificial y una interfaz de apoyo a decisiones ambientales. El artículo relaciona el proyecto con la Estrategia del Programa sobre el Hombre y la Biosfera de la UNESCO y su Plan de Acción de Lima. La referencia institucional debe completarse en la bibliografía y no sustituye las fuentes científicas del problema.</w:t>
+      </w:r>
+    </w:p>
+    <w:p>
+      <w:pPr>
+        <w:pStyle w:val="BodyText"/>
+        <w:bidi w:val="0"/>
+        <w:rPr/>
+      </w:pPr>
+      <w:r>
+        <w:rPr/>
+        <w:t>El aporte tecnológico consiste en integrar fuentes heterogéneas, implementar una memoria semántica georreferenciada y establecer un flujo controlado para promover una denuncia confirmada a incidente. Este proceso contempla claves de idempotencia, operaciones transaccionales en PostgreSQL y persistencia documental en MongoDB. La gobernanza propuesta incorpora los principios CARE; el anonimato por defecto y la restricción de guardar nombre o contacto cuando el reporte es anónimo están implementados, mientras la generalización espacial y el control integral por roles permanecen como diseño.</w:t>
+      </w:r>
+    </w:p>
+    <w:p>
+      <w:pPr>
+        <w:pStyle w:val="BodyText"/>
+        <w:bidi w:val="0"/>
+        <w:rPr/>
+      </w:pPr>
+      <w:r>
+        <w:rPr/>
+        <w:t>El proyecto no presenta una técnica novedosa de teledetección ni un modelo predictivo entrenado y validado. La búsqueda vectorial, el filtro espacial y el reranker amplían la capacidad de recuperación documental, pero no equivalen a una detección de minería validada. La utilidad ambiental, la precisión de las alertas, la calibración del umbral de similitud y la aceptación comunitaria requieren evaluación con datos y protocolos verificables.</w:t>
       </w:r>
     </w:p>
     <w:p>
@@ -1207,18 +1449,18 @@
       </w:pPr>
       <w:r>
         <w:rPr/>
-        <w:t>2.1 Líneas de investigación pertinentes</w:t>
-      </w:r>
-    </w:p>
-    <w:p>
-      <w:pPr>
-        <w:pStyle w:val="BodyText"/>
-        <w:bidi w:val="0"/>
-        <w:rPr/>
-      </w:pPr>
-      <w:r>
-        <w:rPr/>
-        <w:t>La propuesta identifica cinco áreas pertinentes para fundamentar la solución: inteligencia artificial aplicada al monitoreo ecosistémico; tecnologías inteligentes y resiliencia climática; sistemas de soporte de decisiones para la sostenibilidad; analítica de Big Data; y gemelos digitales con sincronización de datos de campo. Las referencias proporcionadas se presentan como títulos y plataformas, pero no incluyen autores ni metadatos suficientes para confirmar su publicación, arbitraje e indexación o para completar citas APA.</w:t>
+        <w:t>2.1 Método de revisión y antecedentes</w:t>
+      </w:r>
+    </w:p>
+    <w:p>
+      <w:pPr>
+        <w:pStyle w:val="BodyText"/>
+        <w:bidi w:val="0"/>
+        <w:rPr/>
+      </w:pPr>
+      <w:r>
+        <w:rPr/>
+        <w:t>El artículo IEEE reúne 12 fichas de antecedentes y literatura de soporte para las líneas de teledetección, impactos de la minería, analítica de Big Data, recuperación semántica, computación en el borde y gobernanza indígena. El informe preliminar declara que los DOI se contrastaron con Crossref o DataCite el 15 de octubre de 2026; sin embargo, la verificación de DOI no acredita por sí sola indexación en Scopus, Web of Science o SciELO. Por ello, se registra separadamente el tema de cada estudio y el estado de confirmación de su indexación.</w:t>
       </w:r>
     </w:p>
     <w:tbl>
@@ -1235,10 +1477,9 @@
         </w:tblCellMar>
       </w:tblPr>
       <w:tblGrid>
-        <w:gridCol w:w="2409"/>
-        <w:gridCol w:w="2410"/>
-        <w:gridCol w:w="2409"/>
-        <w:gridCol w:w="2410"/>
+        <w:gridCol w:w="3212"/>
+        <w:gridCol w:w="3213"/>
+        <w:gridCol w:w="3213"/>
       </w:tblGrid>
       <w:tr>
         <w:trPr>
@@ -1246,7 +1487,7 @@
         </w:trPr>
         <w:tc>
           <w:tcPr>
-            <w:tcW w:w="2409" w:type="dxa"/>
+            <w:tcW w:w="3212" w:type="dxa"/>
             <w:tcBorders>
               <w:top w:val="single" w:sz="4" w:space="0" w:color="000000"/>
               <w:start w:val="single" w:sz="4" w:space="0" w:color="000000"/>
@@ -1262,13 +1503,13 @@
             </w:pPr>
             <w:r>
               <w:rPr/>
-              <w:t>Referencia declarada en la propuesta</w:t>
-            </w:r>
-          </w:p>
-        </w:tc>
-        <w:tc>
-          <w:tcPr>
-            <w:tcW w:w="2410" w:type="dxa"/>
+              <w:t>Referencia</w:t>
+            </w:r>
+          </w:p>
+        </w:tc>
+        <w:tc>
+          <w:tcPr>
+            <w:tcW w:w="3213" w:type="dxa"/>
             <w:tcBorders>
               <w:top w:val="single" w:sz="4" w:space="0" w:color="000000"/>
               <w:start w:val="single" w:sz="4" w:space="0" w:color="000000"/>
@@ -1284,17 +1525,18 @@
             </w:pPr>
             <w:r>
               <w:rPr/>
-              <w:t>Año y plataforma declarados</w:t>
-            </w:r>
-          </w:p>
-        </w:tc>
-        <w:tc>
-          <w:tcPr>
-            <w:tcW w:w="2409" w:type="dxa"/>
+              <w:t>Aporte para el proyecto</w:t>
+            </w:r>
+          </w:p>
+        </w:tc>
+        <w:tc>
+          <w:tcPr>
+            <w:tcW w:w="3213" w:type="dxa"/>
             <w:tcBorders>
               <w:top w:val="single" w:sz="4" w:space="0" w:color="000000"/>
               <w:start w:val="single" w:sz="4" w:space="0" w:color="000000"/>
               <w:bottom w:val="single" w:sz="4" w:space="0" w:color="000000"/>
+              <w:end w:val="single" w:sz="4" w:space="0" w:color="000000"/>
             </w:tcBorders>
           </w:tcPr>
           <w:p>
@@ -1306,30 +1548,7 @@
             </w:pPr>
             <w:r>
               <w:rPr/>
-              <w:t>Relación con el proyecto</w:t>
-            </w:r>
-          </w:p>
-        </w:tc>
-        <w:tc>
-          <w:tcPr>
-            <w:tcW w:w="2410" w:type="dxa"/>
-            <w:tcBorders>
-              <w:top w:val="single" w:sz="4" w:space="0" w:color="000000"/>
-              <w:start w:val="single" w:sz="4" w:space="0" w:color="000000"/>
-              <w:bottom w:val="single" w:sz="4" w:space="0" w:color="000000"/>
-              <w:end w:val="single" w:sz="4" w:space="0" w:color="000000"/>
-            </w:tcBorders>
-          </w:tcPr>
-          <w:p>
-            <w:pPr>
-              <w:pStyle w:val="TableHeading"/>
-              <w:bidi w:val="0"/>
-              <w:jc w:val="start"/>
-              <w:rPr/>
-            </w:pPr>
-            <w:r>
-              <w:rPr/>
-              <w:t>Verificación pendiente</w:t>
+              <w:t>Estado de indexación según las fuentes</w:t>
             </w:r>
           </w:p>
         </w:tc>
@@ -1338,74 +1557,49 @@
         <w:trPr/>
         <w:tc>
           <w:tcPr>
-            <w:tcW w:w="2409" w:type="dxa"/>
-            <w:tcBorders>
-              <w:start w:val="single" w:sz="4" w:space="0" w:color="000000"/>
-              <w:bottom w:val="single" w:sz="4" w:space="0" w:color="000000"/>
-            </w:tcBorders>
-          </w:tcPr>
-          <w:p>
-            <w:pPr>
-              <w:pStyle w:val="TableContents"/>
-              <w:bidi w:val="0"/>
-              <w:jc w:val="start"/>
-              <w:rPr/>
-            </w:pPr>
-            <w:r>
-              <w:rPr/>
-              <w:t>“</w:t>
-            </w:r>
-            <w:r>
-              <w:rPr/>
-              <w:t>The Impact of Artificial Intelligence on the Sustainability of Regional Ecosystems”</w:t>
-            </w:r>
-          </w:p>
-        </w:tc>
-        <w:tc>
-          <w:tcPr>
-            <w:tcW w:w="2410" w:type="dxa"/>
-            <w:tcBorders>
-              <w:start w:val="single" w:sz="4" w:space="0" w:color="000000"/>
-              <w:bottom w:val="single" w:sz="4" w:space="0" w:color="000000"/>
-            </w:tcBorders>
-          </w:tcPr>
-          <w:p>
-            <w:pPr>
-              <w:pStyle w:val="TableContents"/>
-              <w:bidi w:val="0"/>
-              <w:jc w:val="start"/>
-              <w:rPr/>
-            </w:pPr>
-            <w:r>
-              <w:rPr/>
-              <w:t>2025, MDPI</w:t>
-            </w:r>
-          </w:p>
-        </w:tc>
-        <w:tc>
-          <w:tcPr>
-            <w:tcW w:w="2409" w:type="dxa"/>
-            <w:tcBorders>
-              <w:start w:val="single" w:sz="4" w:space="0" w:color="000000"/>
-              <w:bottom w:val="single" w:sz="4" w:space="0" w:color="000000"/>
-            </w:tcBorders>
-          </w:tcPr>
-          <w:p>
-            <w:pPr>
-              <w:pStyle w:val="TableContents"/>
-              <w:bidi w:val="0"/>
-              <w:jc w:val="start"/>
-              <w:rPr/>
-            </w:pPr>
-            <w:r>
-              <w:rPr/>
-              <w:t>IA aplicada al monitoreo de ecosistemas</w:t>
-            </w:r>
-          </w:p>
-        </w:tc>
-        <w:tc>
-          <w:tcPr>
-            <w:tcW w:w="2410" w:type="dxa"/>
+            <w:tcW w:w="3212" w:type="dxa"/>
+            <w:tcBorders>
+              <w:start w:val="single" w:sz="4" w:space="0" w:color="000000"/>
+              <w:bottom w:val="single" w:sz="4" w:space="0" w:color="000000"/>
+            </w:tcBorders>
+          </w:tcPr>
+          <w:p>
+            <w:pPr>
+              <w:pStyle w:val="TableContents"/>
+              <w:bidi w:val="0"/>
+              <w:jc w:val="start"/>
+              <w:rPr/>
+            </w:pPr>
+            <w:r>
+              <w:rPr/>
+              <w:t>Pimenow et al. (2025), IA y sostenibilidad de ecosistemas regionales</w:t>
+            </w:r>
+          </w:p>
+        </w:tc>
+        <w:tc>
+          <w:tcPr>
+            <w:tcW w:w="3213" w:type="dxa"/>
+            <w:tcBorders>
+              <w:start w:val="single" w:sz="4" w:space="0" w:color="000000"/>
+              <w:bottom w:val="single" w:sz="4" w:space="0" w:color="000000"/>
+            </w:tcBorders>
+          </w:tcPr>
+          <w:p>
+            <w:pPr>
+              <w:pStyle w:val="TableContents"/>
+              <w:bidi w:val="0"/>
+              <w:jc w:val="start"/>
+              <w:rPr/>
+            </w:pPr>
+            <w:r>
+              <w:rPr/>
+              <w:t>Fundamenta la capa de inteligencia y la necesidad de articular tecnología y gobernanza.</w:t>
+            </w:r>
+          </w:p>
+        </w:tc>
+        <w:tc>
+          <w:tcPr>
+            <w:tcW w:w="3213" w:type="dxa"/>
             <w:tcBorders>
               <w:start w:val="single" w:sz="4" w:space="0" w:color="000000"/>
               <w:bottom w:val="single" w:sz="4" w:space="0" w:color="000000"/>
@@ -1421,7 +1615,7 @@
             </w:pPr>
             <w:r>
               <w:rPr/>
-              <w:t>Autores, revista, volumen, páginas y DOI; comprobar existencia, indexación y contenido.</w:t>
+              <w:t>Scopus/WoS declarados; cuartil por verificar.</w:t>
             </w:r>
           </w:p>
         </w:tc>
@@ -1430,74 +1624,49 @@
         <w:trPr/>
         <w:tc>
           <w:tcPr>
-            <w:tcW w:w="2409" w:type="dxa"/>
-            <w:tcBorders>
-              <w:start w:val="single" w:sz="4" w:space="0" w:color="000000"/>
-              <w:bottom w:val="single" w:sz="4" w:space="0" w:color="000000"/>
-            </w:tcBorders>
-          </w:tcPr>
-          <w:p>
-            <w:pPr>
-              <w:pStyle w:val="TableContents"/>
-              <w:bidi w:val="0"/>
-              <w:jc w:val="start"/>
-              <w:rPr/>
-            </w:pPr>
-            <w:r>
-              <w:rPr/>
-              <w:t>“</w:t>
-            </w:r>
-            <w:r>
-              <w:rPr/>
-              <w:t>Are smart technologies enough to build climate-resilient cities and regions?”</w:t>
-            </w:r>
-          </w:p>
-        </w:tc>
-        <w:tc>
-          <w:tcPr>
-            <w:tcW w:w="2410" w:type="dxa"/>
-            <w:tcBorders>
-              <w:start w:val="single" w:sz="4" w:space="0" w:color="000000"/>
-              <w:bottom w:val="single" w:sz="4" w:space="0" w:color="000000"/>
-            </w:tcBorders>
-          </w:tcPr>
-          <w:p>
-            <w:pPr>
-              <w:pStyle w:val="TableContents"/>
-              <w:bidi w:val="0"/>
-              <w:jc w:val="start"/>
-              <w:rPr/>
-            </w:pPr>
-            <w:r>
-              <w:rPr/>
-              <w:t>2026, ScienceDirect</w:t>
-            </w:r>
-          </w:p>
-        </w:tc>
-        <w:tc>
-          <w:tcPr>
-            <w:tcW w:w="2409" w:type="dxa"/>
-            <w:tcBorders>
-              <w:start w:val="single" w:sz="4" w:space="0" w:color="000000"/>
-              <w:bottom w:val="single" w:sz="4" w:space="0" w:color="000000"/>
-            </w:tcBorders>
-          </w:tcPr>
-          <w:p>
-            <w:pPr>
-              <w:pStyle w:val="TableContents"/>
-              <w:bidi w:val="0"/>
-              <w:jc w:val="start"/>
-              <w:rPr/>
-            </w:pPr>
-            <w:r>
-              <w:rPr/>
-              <w:t>Gobernanza, Big Data, IoT e IA para resiliencia</w:t>
-            </w:r>
-          </w:p>
-        </w:tc>
-        <w:tc>
-          <w:tcPr>
-            <w:tcW w:w="2410" w:type="dxa"/>
+            <w:tcW w:w="3212" w:type="dxa"/>
+            <w:tcBorders>
+              <w:start w:val="single" w:sz="4" w:space="0" w:color="000000"/>
+              <w:bottom w:val="single" w:sz="4" w:space="0" w:color="000000"/>
+            </w:tcBorders>
+          </w:tcPr>
+          <w:p>
+            <w:pPr>
+              <w:pStyle w:val="TableContents"/>
+              <w:bidi w:val="0"/>
+              <w:jc w:val="start"/>
+              <w:rPr/>
+            </w:pPr>
+            <w:r>
+              <w:rPr/>
+              <w:t>de Bruyn et al. (2026), tecnologías inteligentes y resiliencia climática</w:t>
+            </w:r>
+          </w:p>
+        </w:tc>
+        <w:tc>
+          <w:tcPr>
+            <w:tcW w:w="3213" w:type="dxa"/>
+            <w:tcBorders>
+              <w:start w:val="single" w:sz="4" w:space="0" w:color="000000"/>
+              <w:bottom w:val="single" w:sz="4" w:space="0" w:color="000000"/>
+            </w:tcBorders>
+          </w:tcPr>
+          <w:p>
+            <w:pPr>
+              <w:pStyle w:val="TableContents"/>
+              <w:bidi w:val="0"/>
+              <w:jc w:val="start"/>
+              <w:rPr/>
+            </w:pPr>
+            <w:r>
+              <w:rPr/>
+              <w:t>Aporta una perspectiva de gobernanza y resiliencia; el estudio tiene enfoque urbano.</w:t>
+            </w:r>
+          </w:p>
+        </w:tc>
+        <w:tc>
+          <w:tcPr>
+            <w:tcW w:w="3213" w:type="dxa"/>
             <w:tcBorders>
               <w:start w:val="single" w:sz="4" w:space="0" w:color="000000"/>
               <w:bottom w:val="single" w:sz="4" w:space="0" w:color="000000"/>
@@ -1513,7 +1682,7 @@
             </w:pPr>
             <w:r>
               <w:rPr/>
-              <w:t>ScienceDirect es una plataforma; identificar revista, autores y DOI.</w:t>
+              <w:t>Scopus pendiente de confirmar.</w:t>
             </w:r>
           </w:p>
         </w:tc>
@@ -1522,74 +1691,49 @@
         <w:trPr/>
         <w:tc>
           <w:tcPr>
-            <w:tcW w:w="2409" w:type="dxa"/>
-            <w:tcBorders>
-              <w:start w:val="single" w:sz="4" w:space="0" w:color="000000"/>
-              <w:bottom w:val="single" w:sz="4" w:space="0" w:color="000000"/>
-            </w:tcBorders>
-          </w:tcPr>
-          <w:p>
-            <w:pPr>
-              <w:pStyle w:val="TableContents"/>
-              <w:bidi w:val="0"/>
-              <w:jc w:val="start"/>
-              <w:rPr/>
-            </w:pPr>
-            <w:r>
-              <w:rPr/>
-              <w:t>“</w:t>
-            </w:r>
-            <w:r>
-              <w:rPr/>
-              <w:t>Applications of AI to low carbon decision support systems in global networks”</w:t>
-            </w:r>
-          </w:p>
-        </w:tc>
-        <w:tc>
-          <w:tcPr>
-            <w:tcW w:w="2410" w:type="dxa"/>
-            <w:tcBorders>
-              <w:start w:val="single" w:sz="4" w:space="0" w:color="000000"/>
-              <w:bottom w:val="single" w:sz="4" w:space="0" w:color="000000"/>
-            </w:tcBorders>
-          </w:tcPr>
-          <w:p>
-            <w:pPr>
-              <w:pStyle w:val="TableContents"/>
-              <w:bidi w:val="0"/>
-              <w:jc w:val="start"/>
-              <w:rPr/>
-            </w:pPr>
-            <w:r>
-              <w:rPr/>
-              <w:t>2025, ScienceDirect</w:t>
-            </w:r>
-          </w:p>
-        </w:tc>
-        <w:tc>
-          <w:tcPr>
-            <w:tcW w:w="2409" w:type="dxa"/>
-            <w:tcBorders>
-              <w:start w:val="single" w:sz="4" w:space="0" w:color="000000"/>
-              <w:bottom w:val="single" w:sz="4" w:space="0" w:color="000000"/>
-            </w:tcBorders>
-          </w:tcPr>
-          <w:p>
-            <w:pPr>
-              <w:pStyle w:val="TableContents"/>
-              <w:bidi w:val="0"/>
-              <w:jc w:val="start"/>
-              <w:rPr/>
-            </w:pPr>
-            <w:r>
-              <w:rPr/>
-              <w:t>Analítica y soporte de decisiones de sostenibilidad</w:t>
-            </w:r>
-          </w:p>
-        </w:tc>
-        <w:tc>
-          <w:tcPr>
-            <w:tcW w:w="2410" w:type="dxa"/>
+            <w:tcW w:w="3212" w:type="dxa"/>
+            <w:tcBorders>
+              <w:start w:val="single" w:sz="4" w:space="0" w:color="000000"/>
+              <w:bottom w:val="single" w:sz="4" w:space="0" w:color="000000"/>
+            </w:tcBorders>
+          </w:tcPr>
+          <w:p>
+            <w:pPr>
+              <w:pStyle w:val="TableContents"/>
+              <w:bidi w:val="0"/>
+              <w:jc w:val="start"/>
+              <w:rPr/>
+            </w:pPr>
+            <w:r>
+              <w:rPr/>
+              <w:t>Vishwakarma et al. (2025), IA y soporte de decisiones en cadenas de suministro bajas en carbono</w:t>
+            </w:r>
+          </w:p>
+        </w:tc>
+        <w:tc>
+          <w:tcPr>
+            <w:tcW w:w="3213" w:type="dxa"/>
+            <w:tcBorders>
+              <w:start w:val="single" w:sz="4" w:space="0" w:color="000000"/>
+              <w:bottom w:val="single" w:sz="4" w:space="0" w:color="000000"/>
+            </w:tcBorders>
+          </w:tcPr>
+          <w:p>
+            <w:pPr>
+              <w:pStyle w:val="TableContents"/>
+              <w:bidi w:val="0"/>
+              <w:jc w:val="start"/>
+              <w:rPr/>
+            </w:pPr>
+            <w:r>
+              <w:rPr/>
+              <w:t>Sustenta la analítica para apoyar decisiones y la automatización contextual.</w:t>
+            </w:r>
+          </w:p>
+        </w:tc>
+        <w:tc>
+          <w:tcPr>
+            <w:tcW w:w="3213" w:type="dxa"/>
             <w:tcBorders>
               <w:start w:val="single" w:sz="4" w:space="0" w:color="000000"/>
               <w:bottom w:val="single" w:sz="4" w:space="0" w:color="000000"/>
@@ -1605,7 +1749,7 @@
             </w:pPr>
             <w:r>
               <w:rPr/>
-              <w:t>Identificar autores, revista, DOI, método y relación directa con el caso.</w:t>
+              <w:t>Scopus pendiente de confirmar.</w:t>
             </w:r>
           </w:p>
         </w:tc>
@@ -1614,74 +1758,49 @@
         <w:trPr/>
         <w:tc>
           <w:tcPr>
-            <w:tcW w:w="2409" w:type="dxa"/>
-            <w:tcBorders>
-              <w:start w:val="single" w:sz="4" w:space="0" w:color="000000"/>
-              <w:bottom w:val="single" w:sz="4" w:space="0" w:color="000000"/>
-            </w:tcBorders>
-          </w:tcPr>
-          <w:p>
-            <w:pPr>
-              <w:pStyle w:val="TableContents"/>
-              <w:bidi w:val="0"/>
-              <w:jc w:val="start"/>
-              <w:rPr/>
-            </w:pPr>
-            <w:r>
-              <w:rPr/>
-              <w:t>“</w:t>
-            </w:r>
-            <w:r>
-              <w:rPr/>
-              <w:t>Big Data Analytics in Information Systems Research: Current Landscape and Future Prospects”</w:t>
-            </w:r>
-          </w:p>
-        </w:tc>
-        <w:tc>
-          <w:tcPr>
-            <w:tcW w:w="2410" w:type="dxa"/>
-            <w:tcBorders>
-              <w:start w:val="single" w:sz="4" w:space="0" w:color="000000"/>
-              <w:bottom w:val="single" w:sz="4" w:space="0" w:color="000000"/>
-            </w:tcBorders>
-          </w:tcPr>
-          <w:p>
-            <w:pPr>
-              <w:pStyle w:val="TableContents"/>
-              <w:bidi w:val="0"/>
-              <w:jc w:val="start"/>
-              <w:rPr/>
-            </w:pPr>
-            <w:r>
-              <w:rPr/>
-              <w:t>2025, ResearchGate</w:t>
-            </w:r>
-          </w:p>
-        </w:tc>
-        <w:tc>
-          <w:tcPr>
-            <w:tcW w:w="2409" w:type="dxa"/>
-            <w:tcBorders>
-              <w:start w:val="single" w:sz="4" w:space="0" w:color="000000"/>
-              <w:bottom w:val="single" w:sz="4" w:space="0" w:color="000000"/>
-            </w:tcBorders>
-          </w:tcPr>
-          <w:p>
-            <w:pPr>
-              <w:pStyle w:val="TableContents"/>
-              <w:bidi w:val="0"/>
-              <w:jc w:val="start"/>
-              <w:rPr/>
-            </w:pPr>
-            <w:r>
-              <w:rPr/>
-              <w:t>Diseño de analítica y características de Big Data</w:t>
-            </w:r>
-          </w:p>
-        </w:tc>
-        <w:tc>
-          <w:tcPr>
-            <w:tcW w:w="2410" w:type="dxa"/>
+            <w:tcW w:w="3212" w:type="dxa"/>
+            <w:tcBorders>
+              <w:start w:val="single" w:sz="4" w:space="0" w:color="000000"/>
+              <w:bottom w:val="single" w:sz="4" w:space="0" w:color="000000"/>
+            </w:tcBorders>
+          </w:tcPr>
+          <w:p>
+            <w:pPr>
+              <w:pStyle w:val="TableContents"/>
+              <w:bidi w:val="0"/>
+              <w:jc w:val="start"/>
+              <w:rPr/>
+            </w:pPr>
+            <w:r>
+              <w:rPr/>
+              <w:t>Arafat et al. (2025), analítica de Big Data en sistemas de información</w:t>
+            </w:r>
+          </w:p>
+        </w:tc>
+        <w:tc>
+          <w:tcPr>
+            <w:tcW w:w="3213" w:type="dxa"/>
+            <w:tcBorders>
+              <w:start w:val="single" w:sz="4" w:space="0" w:color="000000"/>
+              <w:bottom w:val="single" w:sz="4" w:space="0" w:color="000000"/>
+            </w:tcBorders>
+          </w:tcPr>
+          <w:p>
+            <w:pPr>
+              <w:pStyle w:val="TableContents"/>
+              <w:bidi w:val="0"/>
+              <w:jc w:val="start"/>
+              <w:rPr/>
+            </w:pPr>
+            <w:r>
+              <w:rPr/>
+              <w:t>Proporciona el marco de las cinco dimensiones del Big Data utilizado para caracterizar fuentes.</w:t>
+            </w:r>
+          </w:p>
+        </w:tc>
+        <w:tc>
+          <w:tcPr>
+            <w:tcW w:w="3213" w:type="dxa"/>
             <w:tcBorders>
               <w:start w:val="single" w:sz="4" w:space="0" w:color="000000"/>
               <w:bottom w:val="single" w:sz="4" w:space="0" w:color="000000"/>
@@ -1697,7 +1816,7 @@
             </w:pPr>
             <w:r>
               <w:rPr/>
-              <w:t>Confirmar publicación original, autores, revista y DOI; ResearchGate no acredita indexación.</w:t>
+              <w:t>Indexación en Scopus/WoS pendiente; el preliminar advierte que podría estar fuera de esos índices.</w:t>
             </w:r>
           </w:p>
         </w:tc>
@@ -1706,74 +1825,49 @@
         <w:trPr/>
         <w:tc>
           <w:tcPr>
-            <w:tcW w:w="2409" w:type="dxa"/>
-            <w:tcBorders>
-              <w:start w:val="single" w:sz="4" w:space="0" w:color="000000"/>
-              <w:bottom w:val="single" w:sz="4" w:space="0" w:color="000000"/>
-            </w:tcBorders>
-          </w:tcPr>
-          <w:p>
-            <w:pPr>
-              <w:pStyle w:val="TableContents"/>
-              <w:bidi w:val="0"/>
-              <w:jc w:val="start"/>
-              <w:rPr/>
-            </w:pPr>
-            <w:r>
-              <w:rPr/>
-              <w:t>“</w:t>
-            </w:r>
-            <w:r>
-              <w:rPr/>
-              <w:t>Digital twins for regional and supply chain systems: Literature review and conceptual frameworks”</w:t>
-            </w:r>
-          </w:p>
-        </w:tc>
-        <w:tc>
-          <w:tcPr>
-            <w:tcW w:w="2410" w:type="dxa"/>
-            <w:tcBorders>
-              <w:start w:val="single" w:sz="4" w:space="0" w:color="000000"/>
-              <w:bottom w:val="single" w:sz="4" w:space="0" w:color="000000"/>
-            </w:tcBorders>
-          </w:tcPr>
-          <w:p>
-            <w:pPr>
-              <w:pStyle w:val="TableContents"/>
-              <w:bidi w:val="0"/>
-              <w:jc w:val="start"/>
-              <w:rPr/>
-            </w:pPr>
-            <w:r>
-              <w:rPr/>
-              <w:t>2024, ResearchGate</w:t>
-            </w:r>
-          </w:p>
-        </w:tc>
-        <w:tc>
-          <w:tcPr>
-            <w:tcW w:w="2409" w:type="dxa"/>
-            <w:tcBorders>
-              <w:start w:val="single" w:sz="4" w:space="0" w:color="000000"/>
-              <w:bottom w:val="single" w:sz="4" w:space="0" w:color="000000"/>
-            </w:tcBorders>
-          </w:tcPr>
-          <w:p>
-            <w:pPr>
-              <w:pStyle w:val="TableContents"/>
-              <w:bidi w:val="0"/>
-              <w:jc w:val="start"/>
-              <w:rPr/>
-            </w:pPr>
-            <w:r>
-              <w:rPr/>
-              <w:t>Sincronización de observaciones de campo y modelos</w:t>
-            </w:r>
-          </w:p>
-        </w:tc>
-        <w:tc>
-          <w:tcPr>
-            <w:tcW w:w="2410" w:type="dxa"/>
+            <w:tcW w:w="3212" w:type="dxa"/>
+            <w:tcBorders>
+              <w:start w:val="single" w:sz="4" w:space="0" w:color="000000"/>
+              <w:bottom w:val="single" w:sz="4" w:space="0" w:color="000000"/>
+            </w:tcBorders>
+          </w:tcPr>
+          <w:p>
+            <w:pPr>
+              <w:pStyle w:val="TableContents"/>
+              <w:bidi w:val="0"/>
+              <w:jc w:val="start"/>
+              <w:rPr/>
+            </w:pPr>
+            <w:r>
+              <w:rPr/>
+              <w:t>Le y Fan (2024), gemelos digitales en logística y cadenas de suministro</w:t>
+            </w:r>
+          </w:p>
+        </w:tc>
+        <w:tc>
+          <w:tcPr>
+            <w:tcW w:w="3213" w:type="dxa"/>
+            <w:tcBorders>
+              <w:start w:val="single" w:sz="4" w:space="0" w:color="000000"/>
+              <w:bottom w:val="single" w:sz="4" w:space="0" w:color="000000"/>
+            </w:tcBorders>
+          </w:tcPr>
+          <w:p>
+            <w:pPr>
+              <w:pStyle w:val="TableContents"/>
+              <w:bidi w:val="0"/>
+              <w:jc w:val="start"/>
+              <w:rPr/>
+            </w:pPr>
+            <w:r>
+              <w:rPr/>
+              <w:t>Fundamenta la sincronización futura de observaciones de campo con modelos digitales.</w:t>
+            </w:r>
+          </w:p>
+        </w:tc>
+        <w:tc>
+          <w:tcPr>
+            <w:tcW w:w="3213" w:type="dxa"/>
             <w:tcBorders>
               <w:start w:val="single" w:sz="4" w:space="0" w:color="000000"/>
               <w:bottom w:val="single" w:sz="4" w:space="0" w:color="000000"/>
@@ -1789,7 +1883,476 @@
             </w:pPr>
             <w:r>
               <w:rPr/>
-              <w:t>Confirmar publicación original, autores, revista y DOI; ResearchGate no acredita indexación.</w:t>
+              <w:t>Scopus/WoS declarados.</w:t>
+            </w:r>
+          </w:p>
+        </w:tc>
+      </w:tr>
+      <w:tr>
+        <w:trPr/>
+        <w:tc>
+          <w:tcPr>
+            <w:tcW w:w="3212" w:type="dxa"/>
+            <w:tcBorders>
+              <w:start w:val="single" w:sz="4" w:space="0" w:color="000000"/>
+              <w:bottom w:val="single" w:sz="4" w:space="0" w:color="000000"/>
+            </w:tcBorders>
+          </w:tcPr>
+          <w:p>
+            <w:pPr>
+              <w:pStyle w:val="TableContents"/>
+              <w:bidi w:val="0"/>
+              <w:jc w:val="start"/>
+              <w:rPr/>
+            </w:pPr>
+            <w:r>
+              <w:rPr/>
+              <w:t>Camalan et al. (2022), detección de minería aluvial con Sentinel-2 y aprendizaje profundo</w:t>
+            </w:r>
+          </w:p>
+        </w:tc>
+        <w:tc>
+          <w:tcPr>
+            <w:tcW w:w="3213" w:type="dxa"/>
+            <w:tcBorders>
+              <w:start w:val="single" w:sz="4" w:space="0" w:color="000000"/>
+              <w:bottom w:val="single" w:sz="4" w:space="0" w:color="000000"/>
+            </w:tcBorders>
+          </w:tcPr>
+          <w:p>
+            <w:pPr>
+              <w:pStyle w:val="TableContents"/>
+              <w:bidi w:val="0"/>
+              <w:jc w:val="start"/>
+              <w:rPr/>
+            </w:pPr>
+            <w:r>
+              <w:rPr/>
+              <w:t>Aporta un antecedente de detección de cambios mediante imágenes ópticas; su limitación es la nubosidad.</w:t>
+            </w:r>
+          </w:p>
+        </w:tc>
+        <w:tc>
+          <w:tcPr>
+            <w:tcW w:w="3213" w:type="dxa"/>
+            <w:tcBorders>
+              <w:start w:val="single" w:sz="4" w:space="0" w:color="000000"/>
+              <w:bottom w:val="single" w:sz="4" w:space="0" w:color="000000"/>
+              <w:end w:val="single" w:sz="4" w:space="0" w:color="000000"/>
+            </w:tcBorders>
+          </w:tcPr>
+          <w:p>
+            <w:pPr>
+              <w:pStyle w:val="TableContents"/>
+              <w:bidi w:val="0"/>
+              <w:jc w:val="start"/>
+              <w:rPr/>
+            </w:pPr>
+            <w:r>
+              <w:rPr/>
+              <w:t>Scopus/WoS declarados.</w:t>
+            </w:r>
+          </w:p>
+        </w:tc>
+      </w:tr>
+      <w:tr>
+        <w:trPr/>
+        <w:tc>
+          <w:tcPr>
+            <w:tcW w:w="3212" w:type="dxa"/>
+            <w:tcBorders>
+              <w:start w:val="single" w:sz="4" w:space="0" w:color="000000"/>
+              <w:bottom w:val="single" w:sz="4" w:space="0" w:color="000000"/>
+            </w:tcBorders>
+          </w:tcPr>
+          <w:p>
+            <w:pPr>
+              <w:pStyle w:val="TableContents"/>
+              <w:bidi w:val="0"/>
+              <w:jc w:val="start"/>
+              <w:rPr/>
+            </w:pPr>
+            <w:r>
+              <w:rPr/>
+              <w:t>Pereira et al. (2024), Sentinel-1 para detección de dragas auríferas</w:t>
+            </w:r>
+          </w:p>
+        </w:tc>
+        <w:tc>
+          <w:tcPr>
+            <w:tcW w:w="3213" w:type="dxa"/>
+            <w:tcBorders>
+              <w:start w:val="single" w:sz="4" w:space="0" w:color="000000"/>
+              <w:bottom w:val="single" w:sz="4" w:space="0" w:color="000000"/>
+            </w:tcBorders>
+          </w:tcPr>
+          <w:p>
+            <w:pPr>
+              <w:pStyle w:val="TableContents"/>
+              <w:bidi w:val="0"/>
+              <w:jc w:val="start"/>
+              <w:rPr/>
+            </w:pPr>
+            <w:r>
+              <w:rPr/>
+              <w:t>Relaciona el radar SAR con la identificación de embarcaciones mineras.</w:t>
+            </w:r>
+          </w:p>
+        </w:tc>
+        <w:tc>
+          <w:tcPr>
+            <w:tcW w:w="3213" w:type="dxa"/>
+            <w:tcBorders>
+              <w:start w:val="single" w:sz="4" w:space="0" w:color="000000"/>
+              <w:bottom w:val="single" w:sz="4" w:space="0" w:color="000000"/>
+              <w:end w:val="single" w:sz="4" w:space="0" w:color="000000"/>
+            </w:tcBorders>
+          </w:tcPr>
+          <w:p>
+            <w:pPr>
+              <w:pStyle w:val="TableContents"/>
+              <w:bidi w:val="0"/>
+              <w:jc w:val="start"/>
+              <w:rPr/>
+            </w:pPr>
+            <w:r>
+              <w:rPr/>
+              <w:t>Latindex/DOAJ por verificar.</w:t>
+            </w:r>
+          </w:p>
+        </w:tc>
+      </w:tr>
+      <w:tr>
+        <w:trPr/>
+        <w:tc>
+          <w:tcPr>
+            <w:tcW w:w="3212" w:type="dxa"/>
+            <w:tcBorders>
+              <w:start w:val="single" w:sz="4" w:space="0" w:color="000000"/>
+              <w:bottom w:val="single" w:sz="4" w:space="0" w:color="000000"/>
+            </w:tcBorders>
+          </w:tcPr>
+          <w:p>
+            <w:pPr>
+              <w:pStyle w:val="TableContents"/>
+              <w:bidi w:val="0"/>
+              <w:jc w:val="start"/>
+              <w:rPr/>
+            </w:pPr>
+            <w:r>
+              <w:rPr/>
+              <w:t>Valbuena Gaona et al. (2024), alertas de deforestación y minería con teledetección</w:t>
+            </w:r>
+          </w:p>
+        </w:tc>
+        <w:tc>
+          <w:tcPr>
+            <w:tcW w:w="3213" w:type="dxa"/>
+            <w:tcBorders>
+              <w:start w:val="single" w:sz="4" w:space="0" w:color="000000"/>
+              <w:bottom w:val="single" w:sz="4" w:space="0" w:color="000000"/>
+            </w:tcBorders>
+          </w:tcPr>
+          <w:p>
+            <w:pPr>
+              <w:pStyle w:val="TableContents"/>
+              <w:bidi w:val="0"/>
+              <w:jc w:val="start"/>
+              <w:rPr/>
+            </w:pPr>
+            <w:r>
+              <w:rPr/>
+              <w:t>Permite contrastar los flujos de alerta basados en sensores remotos.</w:t>
+            </w:r>
+          </w:p>
+        </w:tc>
+        <w:tc>
+          <w:tcPr>
+            <w:tcW w:w="3213" w:type="dxa"/>
+            <w:tcBorders>
+              <w:start w:val="single" w:sz="4" w:space="0" w:color="000000"/>
+              <w:bottom w:val="single" w:sz="4" w:space="0" w:color="000000"/>
+              <w:end w:val="single" w:sz="4" w:space="0" w:color="000000"/>
+            </w:tcBorders>
+          </w:tcPr>
+          <w:p>
+            <w:pPr>
+              <w:pStyle w:val="TableContents"/>
+              <w:bidi w:val="0"/>
+              <w:jc w:val="start"/>
+              <w:rPr/>
+            </w:pPr>
+            <w:r>
+              <w:rPr/>
+              <w:t>Indexación por verificar.</w:t>
+            </w:r>
+          </w:p>
+        </w:tc>
+      </w:tr>
+      <w:tr>
+        <w:trPr/>
+        <w:tc>
+          <w:tcPr>
+            <w:tcW w:w="3212" w:type="dxa"/>
+            <w:tcBorders>
+              <w:start w:val="single" w:sz="4" w:space="0" w:color="000000"/>
+              <w:bottom w:val="single" w:sz="4" w:space="0" w:color="000000"/>
+            </w:tcBorders>
+          </w:tcPr>
+          <w:p>
+            <w:pPr>
+              <w:pStyle w:val="TableContents"/>
+              <w:bidi w:val="0"/>
+              <w:jc w:val="start"/>
+              <w:rPr/>
+            </w:pPr>
+            <w:r>
+              <w:rPr/>
+              <w:t>Gerson et al. (2022), captura de mercurio atmosférico por bosques amazónicos</w:t>
+            </w:r>
+          </w:p>
+        </w:tc>
+        <w:tc>
+          <w:tcPr>
+            <w:tcW w:w="3213" w:type="dxa"/>
+            <w:tcBorders>
+              <w:start w:val="single" w:sz="4" w:space="0" w:color="000000"/>
+              <w:bottom w:val="single" w:sz="4" w:space="0" w:color="000000"/>
+            </w:tcBorders>
+          </w:tcPr>
+          <w:p>
+            <w:pPr>
+              <w:pStyle w:val="TableContents"/>
+              <w:bidi w:val="0"/>
+              <w:jc w:val="start"/>
+              <w:rPr/>
+            </w:pPr>
+            <w:r>
+              <w:rPr/>
+              <w:t>Sustenta el riesgo de mercurio y la necesidad de no inferir concentraciones sin mediciones locales.</w:t>
+            </w:r>
+          </w:p>
+        </w:tc>
+        <w:tc>
+          <w:tcPr>
+            <w:tcW w:w="3213" w:type="dxa"/>
+            <w:tcBorders>
+              <w:start w:val="single" w:sz="4" w:space="0" w:color="000000"/>
+              <w:bottom w:val="single" w:sz="4" w:space="0" w:color="000000"/>
+              <w:end w:val="single" w:sz="4" w:space="0" w:color="000000"/>
+            </w:tcBorders>
+          </w:tcPr>
+          <w:p>
+            <w:pPr>
+              <w:pStyle w:val="TableContents"/>
+              <w:bidi w:val="0"/>
+              <w:jc w:val="start"/>
+              <w:rPr/>
+            </w:pPr>
+            <w:r>
+              <w:rPr/>
+              <w:t>Scopus/WoS declarados.</w:t>
+            </w:r>
+          </w:p>
+        </w:tc>
+      </w:tr>
+      <w:tr>
+        <w:trPr/>
+        <w:tc>
+          <w:tcPr>
+            <w:tcW w:w="3212" w:type="dxa"/>
+            <w:tcBorders>
+              <w:start w:val="single" w:sz="4" w:space="0" w:color="000000"/>
+              <w:bottom w:val="single" w:sz="4" w:space="0" w:color="000000"/>
+            </w:tcBorders>
+          </w:tcPr>
+          <w:p>
+            <w:pPr>
+              <w:pStyle w:val="TableContents"/>
+              <w:bidi w:val="0"/>
+              <w:jc w:val="start"/>
+              <w:rPr/>
+            </w:pPr>
+            <w:r>
+              <w:rPr/>
+              <w:t>Siqueira-Gay y Sánchez (2021), minería aurífera ilegal y deforestación</w:t>
+            </w:r>
+          </w:p>
+        </w:tc>
+        <w:tc>
+          <w:tcPr>
+            <w:tcW w:w="3213" w:type="dxa"/>
+            <w:tcBorders>
+              <w:start w:val="single" w:sz="4" w:space="0" w:color="000000"/>
+              <w:bottom w:val="single" w:sz="4" w:space="0" w:color="000000"/>
+            </w:tcBorders>
+          </w:tcPr>
+          <w:p>
+            <w:pPr>
+              <w:pStyle w:val="TableContents"/>
+              <w:bidi w:val="0"/>
+              <w:jc w:val="start"/>
+              <w:rPr/>
+            </w:pPr>
+            <w:r>
+              <w:rPr/>
+              <w:t>Aporta evidencia sobre la expansión de la deforestación y la exposición de áreas protegidas y tierras indígenas.</w:t>
+            </w:r>
+          </w:p>
+        </w:tc>
+        <w:tc>
+          <w:tcPr>
+            <w:tcW w:w="3213" w:type="dxa"/>
+            <w:tcBorders>
+              <w:start w:val="single" w:sz="4" w:space="0" w:color="000000"/>
+              <w:bottom w:val="single" w:sz="4" w:space="0" w:color="000000"/>
+              <w:end w:val="single" w:sz="4" w:space="0" w:color="000000"/>
+            </w:tcBorders>
+          </w:tcPr>
+          <w:p>
+            <w:pPr>
+              <w:pStyle w:val="TableContents"/>
+              <w:bidi w:val="0"/>
+              <w:jc w:val="start"/>
+              <w:rPr/>
+            </w:pPr>
+            <w:r>
+              <w:rPr/>
+              <w:t>Scopus/WoS declarados.</w:t>
+            </w:r>
+          </w:p>
+        </w:tc>
+      </w:tr>
+      <w:tr>
+        <w:trPr/>
+        <w:tc>
+          <w:tcPr>
+            <w:tcW w:w="3212" w:type="dxa"/>
+            <w:tcBorders>
+              <w:start w:val="single" w:sz="4" w:space="0" w:color="000000"/>
+              <w:bottom w:val="single" w:sz="4" w:space="0" w:color="000000"/>
+            </w:tcBorders>
+          </w:tcPr>
+          <w:p>
+            <w:pPr>
+              <w:pStyle w:val="TableContents"/>
+              <w:bidi w:val="0"/>
+              <w:jc w:val="start"/>
+              <w:rPr/>
+            </w:pPr>
+            <w:r>
+              <w:rPr/>
+              <w:t>Caballero Espejo et al. (2018), deforestación por minería aurífera en la Amazonía peruana</w:t>
+            </w:r>
+          </w:p>
+        </w:tc>
+        <w:tc>
+          <w:tcPr>
+            <w:tcW w:w="3213" w:type="dxa"/>
+            <w:tcBorders>
+              <w:start w:val="single" w:sz="4" w:space="0" w:color="000000"/>
+              <w:bottom w:val="single" w:sz="4" w:space="0" w:color="000000"/>
+            </w:tcBorders>
+          </w:tcPr>
+          <w:p>
+            <w:pPr>
+              <w:pStyle w:val="TableContents"/>
+              <w:bidi w:val="0"/>
+              <w:jc w:val="start"/>
+              <w:rPr/>
+            </w:pPr>
+            <w:r>
+              <w:rPr/>
+              <w:t>Proporciona una perspectiva temporal de largo plazo sobre la pérdida de bosque.</w:t>
+            </w:r>
+          </w:p>
+        </w:tc>
+        <w:tc>
+          <w:tcPr>
+            <w:tcW w:w="3213" w:type="dxa"/>
+            <w:tcBorders>
+              <w:start w:val="single" w:sz="4" w:space="0" w:color="000000"/>
+              <w:bottom w:val="single" w:sz="4" w:space="0" w:color="000000"/>
+              <w:end w:val="single" w:sz="4" w:space="0" w:color="000000"/>
+            </w:tcBorders>
+          </w:tcPr>
+          <w:p>
+            <w:pPr>
+              <w:pStyle w:val="TableContents"/>
+              <w:bidi w:val="0"/>
+              <w:jc w:val="start"/>
+              <w:rPr/>
+            </w:pPr>
+            <w:r>
+              <w:rPr/>
+              <w:t>Scopus/WoS declarados; antecedente seminal anterior al período de cinco años.</w:t>
+            </w:r>
+          </w:p>
+        </w:tc>
+      </w:tr>
+      <w:tr>
+        <w:trPr/>
+        <w:tc>
+          <w:tcPr>
+            <w:tcW w:w="3212" w:type="dxa"/>
+            <w:tcBorders>
+              <w:start w:val="single" w:sz="4" w:space="0" w:color="000000"/>
+              <w:bottom w:val="single" w:sz="4" w:space="0" w:color="000000"/>
+            </w:tcBorders>
+          </w:tcPr>
+          <w:p>
+            <w:pPr>
+              <w:pStyle w:val="TableContents"/>
+              <w:bidi w:val="0"/>
+              <w:jc w:val="start"/>
+              <w:rPr/>
+            </w:pPr>
+            <w:r>
+              <w:rPr/>
+              <w:t>Colmenares (2024), vulnerabilidad territorial del Arco Minero del Orinoco</w:t>
+            </w:r>
+          </w:p>
+        </w:tc>
+        <w:tc>
+          <w:tcPr>
+            <w:tcW w:w="3213" w:type="dxa"/>
+            <w:tcBorders>
+              <w:start w:val="single" w:sz="4" w:space="0" w:color="000000"/>
+              <w:bottom w:val="single" w:sz="4" w:space="0" w:color="000000"/>
+            </w:tcBorders>
+          </w:tcPr>
+          <w:p>
+            <w:pPr>
+              <w:pStyle w:val="TableContents"/>
+              <w:bidi w:val="0"/>
+              <w:jc w:val="start"/>
+              <w:rPr/>
+            </w:pPr>
+            <w:r>
+              <w:rPr/>
+              <w:t>Contextualiza el problema en Venezuela y el período 2016–2023.</w:t>
+            </w:r>
+          </w:p>
+        </w:tc>
+        <w:tc>
+          <w:tcPr>
+            <w:tcW w:w="3213" w:type="dxa"/>
+            <w:tcBorders>
+              <w:start w:val="single" w:sz="4" w:space="0" w:color="000000"/>
+              <w:bottom w:val="single" w:sz="4" w:space="0" w:color="000000"/>
+              <w:end w:val="single" w:sz="4" w:space="0" w:color="000000"/>
+            </w:tcBorders>
+          </w:tcPr>
+          <w:p>
+            <w:pPr>
+              <w:pStyle w:val="TableContents"/>
+              <w:bidi w:val="0"/>
+              <w:jc w:val="start"/>
+              <w:rPr/>
+            </w:pPr>
+            <w:r>
+              <w:rPr/>
+              <w:t>SciELO/Latindex por verificar.</w:t>
             </w:r>
           </w:p>
         </w:tc>
@@ -1807,6 +2370,17 @@
     </w:p>
     <w:p>
       <w:pPr>
+        <w:pStyle w:val="BodyText"/>
+        <w:bidi w:val="0"/>
+        <w:rPr/>
+      </w:pPr>
+      <w:r>
+        <w:rPr/>
+        <w:t>Los antecedentes de soporte incluyen estudios sobre deforestación minera en Brasil y Perú, sedimentos en aguas amazónicas, emisiones de mercurio en Venezuela, principios CARE, RAG, índices HNSW y protocolos MQTT/LoRaWAN. La bibliografía al final del informe incorpora los datos editoriales disponibles y señala la información que requiere confirmación.</w:t>
+      </w:r>
+    </w:p>
+    <w:p>
+      <w:pPr>
         <w:pStyle w:val="Heading2"/>
         <w:bidi w:val="0"/>
         <w:ind w:hanging="0" w:start="0"/>
@@ -1825,28 +2399,28 @@
       </w:pPr>
       <w:r>
         <w:rPr/>
-        <w:t>La brecha que plantea el proyecto es la falta de una vista integrada para consultar anomalías ambientales junto con reportes comunitarios, registros hidrológicos y documentos científicos. La solución busca relacionar fuentes geoespaciales y narrativas, y ofrecer síntesis mediante un modelo de lenguaje.</w:t>
-      </w:r>
-    </w:p>
-    <w:p>
-      <w:pPr>
-        <w:pStyle w:val="BodyText"/>
-        <w:bidi w:val="0"/>
-        <w:rPr/>
-      </w:pPr>
-      <w:r>
-        <w:rPr/>
-        <w:t xml:space="preserve">La integración actual es parcial. La búsqueda RAG recupera documentos de </w:t>
+        <w:t>La comparación recogida en el artículo identifica cuatro brechas: predominio de estudios basados en un solo sensor; ausencia de una memoria semántica georreferenciada que conecte fuentes ambientales y literatura; poca atención a la operación con conectividad intermitente; y tratamiento tangencial de la gobernanza indígena. El proyecto propone una arquitectura que articula satélite, campo, reportes comunitarios y corpus científico, aunque el análisis de píxeles y la operación offline en el borde todavía no están implementados.</w:t>
+      </w:r>
+    </w:p>
+    <w:p>
+      <w:pPr>
+        <w:pStyle w:val="BodyText"/>
+        <w:bidi w:val="0"/>
+        <w:rPr/>
+      </w:pPr>
+      <w:r>
+        <w:rPr/>
+        <w:t xml:space="preserve">En la memoria semántica, los documentos se vectorizan con </w:t>
       </w:r>
       <w:r>
         <w:rPr>
           <w:rFonts w:ascii="Liberation Mono" w:hAnsi="Liberation Mono"/>
         </w:rPr>
-        <w:t>environmental_rag_documents</w:t>
-      </w:r>
-      <w:r>
-        <w:rPr/>
-        <w:t xml:space="preserve"> por coincidencia de términos y puede filtrar por distancia geográfica; luego, Gemini resume únicamente las evidencias recuperadas cuando el servicio está disponible. El mecanismo no genera embeddings, no busca por similitud vectorial y no equivale a un RAG semántico validado. La respuesta incluye contingencia textual si el modelo falla, y una búsqueda sin coincidencias no produce evidencia para recomendar una acción.</w:t>
+        <w:t>gemini-embedding-001</w:t>
+      </w:r>
+      <w:r>
+        <w:rPr/>
+        <w:t xml:space="preserve"> a 768 dimensiones y se almacenan en pgvector. La RPC de búsqueda combina similitud coseno con un filtro espacial PostGIS; el reranker pondera similitud, proximidad, recencia, revisión por pares y severidad. Cuando la consulta no se puede vectorizar o no hay resultados sobre el umbral, se utiliza la búsqueda textual. Este mecanismo amplía la recuperación documental, pero no constituye por sí mismo un modelo validado de detección de minería.</w:t>
       </w:r>
     </w:p>
     <w:p>
@@ -1869,18 +2443,18 @@
       </w:pPr>
       <w:r>
         <w:rPr/>
-        <w:t>La plantilla de propuesta menciona inicialmente cinco artículos, pero sus directrices científicas y la estructura del informe técnico final exigen analizar como mínimo diez fuentes indexadas. Se adopta el requisito más exigente de diez artículos de Scopus, Web of Science, SciELO o índice equivalente. Las cinco entradas aportadas no permiten verificar actualmente ni la autoría ni la indexación, y no satisfacen por sí mismas ese requisito.</w:t>
-      </w:r>
-    </w:p>
-    <w:p>
-      <w:pPr>
-        <w:pStyle w:val="BodyText"/>
-        <w:bidi w:val="0"/>
-        <w:rPr/>
-      </w:pPr>
-      <w:r>
-        <w:rPr/>
-        <w:t>Antes de la entrega académica definitiva deben incorporarse al menos diez trabajos comprobables, analizarse críticamente y citarse en formato APA. Para cada fuente se requiere título, autoría, año, revista, DOI o URL editorial, método, datos, hallazgos y limitaciones pertinentes. La búsqueda bibliográfica debe incluir estudios sobre minería y degradación en la Amazonía, teledetección, monitoreo hidrológico, arquitecturas de datos, RAG y resiliencia de sistemas distribuidos. Las afirmaciones atribuidas a UNESCO, Scopus, Web of Science o publicaciones académicas requieren fuentes verificables.</w:t>
+        <w:t>La guía académica exige analizar como mínimo diez artículos indexados. El artículo IEEE contiene doce fichas, pero la indexación de varias publicaciones sigue pendiente de confirmación y algunas referencias se describen como literatura de soporte. Por tanto, el número de fichas no debe presentarse automáticamente como cumplimiento definitivo del requisito de diez fuentes indexadas.</w:t>
+      </w:r>
+    </w:p>
+    <w:p>
+      <w:pPr>
+        <w:pStyle w:val="BodyText"/>
+        <w:bidi w:val="0"/>
+        <w:rPr/>
+      </w:pPr>
+      <w:r>
+        <w:rPr/>
+        <w:t>Para cerrar la revisión se requiere verificar cada artículo en Scopus, Web of Science, SciELO u otro índice equivalente; completar las citas APA con autores, revista, volumen, páginas y DOI; y contrastar método, datos, hallazgos y limitaciones. El artículo declara que los DOI fueron comprobados mediante Crossref o DataCite, pero esa comprobación valida metadatos bibliográficos y no sustituye la verificación de indexación. También deben completarse las referencias institucionales sobre el Decreto del Arco Minero y el programa MAB de UNESCO, así como buscar evidencia empírica específica sobre mercurio en población indígena de Bolívar o Amazonas.</w:t>
       </w:r>
     </w:p>
     <w:p>
@@ -1937,7 +2511,7 @@
         <w:br/>
         <w:t xml:space="preserve">    MONGO[(MongoDB&lt;br/&gt;documentos y referencias de evidencia)]</w:t>
         <w:br/>
-        <w:t xml:space="preserve">    RAG[Búsqueda textual&lt;br/&gt;términos + distancia]</w:t>
+        <w:t xml:space="preserve">    RAG[Búsqueda vectorial&lt;br/&gt;pgvector + PostGIS&lt;br/&gt;respaldo textual]</w:t>
         <w:br/>
         <w:t xml:space="preserve">    GEM[Gemini&lt;br/&gt;síntesis asistida opcional]</w:t>
         <w:br/>
@@ -2320,12 +2894,21 @@
             <w:pPr>
               <w:pStyle w:val="TableContents"/>
               <w:bidi w:val="0"/>
-              <w:jc w:val="start"/>
-              <w:rPr/>
-            </w:pPr>
-            <w:r>
-              <w:rPr/>
-              <w:t>Se almacenan documentos textuales y se recuperan por coincidencia de términos y distancia geográfica; Gemini puede sintetizar los resultados.</w:t>
+              <w:rPr/>
+            </w:pPr>
+            <w:r>
+              <w:rPr/>
+              <w:t xml:space="preserve">Los documentos se vectorizan con </w:t>
+            </w:r>
+            <w:r>
+              <w:rPr>
+                <w:rFonts w:ascii="Liberation Mono" w:hAnsi="Liberation Mono"/>
+              </w:rPr>
+              <w:t>gemini-embedding-001</w:t>
+            </w:r>
+            <w:r>
+              <w:rPr/>
+              <w:t xml:space="preserve"> a 768 dimensiones y se recuperan mediante similitud coseno en pgvector con filtro geográfico PostGIS. Un reranker pondera similitud, proximidad, recencia, arbitraje y severidad; si falla la vectorización o no hay resultados sobre el umbral, se usa búsqueda textual.</w:t>
             </w:r>
           </w:p>
         </w:tc>
@@ -2347,7 +2930,7 @@
             </w:pPr>
             <w:r>
               <w:rPr/>
-              <w:t>Generar y persistir embeddings, habilitar búsqueda vectorial y evaluar un mecanismo de recuperación híbrida. La búsqueda actual es léxica y espacial, no semántica vectorial.</w:t>
+              <w:t>Calibrar el umbral inicial de 0,65 y los pesos con consultas etiquetadas. La cuota gratuita limita la vectorización a 1.000 textos por día.</w:t>
             </w:r>
           </w:p>
         </w:tc>
@@ -2660,7 +3243,7 @@
             </w:pPr>
             <w:r>
               <w:rPr/>
-              <w:t>Se aplican validaciones de entrada, restricciones de integridad y deduplicación de registros.</w:t>
+              <w:t>Se aplican validaciones de entrada, restricciones de integridad y deduplicación. El artículo informa 26 pruebas unitarias para embeddings, reranking, respaldo textual y vectorización por lotes.</w:t>
             </w:r>
           </w:p>
         </w:tc>
@@ -2677,12 +3260,21 @@
             <w:pPr>
               <w:pStyle w:val="TableContents"/>
               <w:bidi w:val="0"/>
-              <w:jc w:val="start"/>
-              <w:rPr/>
-            </w:pPr>
-            <w:r>
-              <w:rPr/>
-              <w:t>Diseñar pruebas unitarias y de integración para entradas vacías o corruptas, desconexiones, reintentos y recuperación. No se dispone de resultados de pruebas automatizadas documentados.</w:t>
+              <w:rPr/>
+            </w:pPr>
+            <w:r>
+              <w:rPr/>
+              <w:t xml:space="preserve">Extender las pruebas a la ingesta, la saga y las entradas vacías o corruptas, y agregar pruebas de integración para desconexiones, reintentos y recuperación. La ejecución de las pruebas no pudo verificarse en este entorno porque no está disponible </w:t>
+            </w:r>
+            <w:r>
+              <w:rPr>
+                <w:rFonts w:ascii="Liberation Mono" w:hAnsi="Liberation Mono"/>
+              </w:rPr>
+              <w:t>tsx</w:t>
+            </w:r>
+            <w:r>
+              <w:rPr/>
+              <w:t>.</w:t>
             </w:r>
           </w:p>
         </w:tc>
@@ -2817,7 +3409,40 @@
       </w:pPr>
       <w:r>
         <w:rPr/>
-        <w:t>El mecanismo de recuperación documental identifica términos relevantes de la consulta, descarta palabras comunes y selecciona documentos que contienen coincidencias textuales. Posteriormente calcula una puntuación léxica y, cuando se proporciona una ubicación, considera la distancia geográfica para ordenar los resultados. Gemini puede elaborar una síntesis de los documentos recuperados; ante la indisponibilidad del modelo, se presentan los documentos sin dicha síntesis. Este procedimiento corresponde a una recuperación léxica y espacial, no a una búsqueda semántica vectorial. La interfaz debe comunicar el método empleado, la procedencia de la información y sus limitaciones.</w:t>
+        <w:t>El mecanismo de recuperación documental vectoriza la consulta con Gemini y busca en pgvector los documentos con mayor similitud coseno, por encima de un umbral de 0,65; cuando se proporciona una ubicación, limita la búsqueda a un radio con PostGIS en la misma consulta SQL. Los candidatos se reordenan con un puntaje que pondera similitud (0,45), proximidad (0,20), recencia (0,15), arbitraje (0,10) y severidad (0,10). Si la consulta no puede vectorizarse o ningún documento supera el umbral, se recurre a la coincidencia de términos y la distancia geográfica. Gemini puede elaborar una síntesis de los documentos recuperados; ante la indisponibilidad del modelo, se presentan los documentos sin dicha síntesis. La interfaz informa el método empleado (vectorial o textual de respaldo), la similitud de cada resultado y el motivo cuando se usa el respaldo.</w:t>
+      </w:r>
+    </w:p>
+    <w:p>
+      <w:pPr>
+        <w:pStyle w:val="BodyText"/>
+        <w:bidi w:val="0"/>
+        <w:rPr/>
+      </w:pPr>
+      <w:r>
+        <w:rPr/>
+        <w:t>Los documentos se insertan sin vector y un proceso del servidor los vectoriza por lotes al iniciar, después de cada ingesta y al incorporar documentos al corpus. De este modo, un fallo o una cuota agotada en Gemini no bloquea la ingesta y los documentos pendientes pueden procesarse posteriormente. El informe preliminar y el artículo IEEE declaran que la migración vectorial se aplicó en producción el 25 de octubre de 2026 y que 1.216 documentos quedaron vectorizados; estos resultados no se contrastaron contra una instancia de producción durante la presente revisión. El proceso respeta la cuota gratuita de Gemini —hasta 1.000 textos por día, con lotes de 45 y pausas para aproximarse al límite por minuto— y se pausa si la cuota diaria se agota.</w:t>
+      </w:r>
+    </w:p>
+    <w:p>
+      <w:pPr>
+        <w:pStyle w:val="BodyText"/>
+        <w:bidi w:val="0"/>
+        <w:rPr/>
+      </w:pPr>
+      <w:r>
+        <w:rPr/>
+        <w:t>El artículo IEEE reporta consultas de prueba en las que "contaminación por mercurio de la minería" recuperó documentos sobre mercurio con similitudes de 0,72 a 0,74, y "crecida del Orinoco" recuperó lecturas del INAMEH con similitud de 0,69 aunque no incluyeran literalmente el término "crecida". También informa que una consulta sobre actividad térmica cerca del Atabapo no superó el umbral con cuatro documentos de esa zona y activó la búsqueda textual. Estos ejemplos ilustran el mecanismo declarado, pero no constituyen una evaluación exhaustiva de precisión o recuperación.</w:t>
+      </w:r>
+    </w:p>
+    <w:p>
+      <w:pPr>
+        <w:pStyle w:val="BodyText"/>
+        <w:bidi w:val="0"/>
+        <w:rPr/>
+      </w:pPr>
+      <w:r>
+        <w:rPr/>
+        <w:t>El umbral inicial de 0,65 responde a un criterio de precisión: en un sistema que apoya decisiones territoriales, un documento no pertinente puede tener un costo mayor que un documento omitido; además, las consultas que no superan el umbral disponen de búsqueda textual de respaldo. El artículo sitúa el umbral por debajo de las similitudes observadas en sus ejemplos pertinentes (0,69 a 0,74), pero no presenta un conjunto de evaluación amplio. La calibración propuesta requiere consultas etiquetadas por especialistas, comparación de umbrales entre 0,50 y 0,70 y ajuste de los pesos del reranker. Hasta completar ese proceso, tanto el umbral como los pesos deben interpretarse como parámetros iniciales de diseño.</w:t>
       </w:r>
     </w:p>
     <w:p>
@@ -2942,11 +3567,11 @@
         <w:rPr>
           <w:b/>
         </w:rPr>
-        <w:t>Lakehouse y orquestación:</w:t>
-      </w:r>
-      <w:r>
-        <w:rPr/>
-        <w:t xml:space="preserve"> diseñar zonas crudas, validadas y analíticas con MinIO/Delta Lake u opciones compatibles, y desplegar Airflow o equivalente. Kafka/NiFi deben seleccionarse solo si el volumen y la operación en tiempo real lo justifican.</w:t>
+        <w:t>Reglas y validación de alertas:</w:t>
+      </w:r>
+      <w:r>
+        <w:rPr/>
+        <w:t xml:space="preserve"> evaluar reglas multisensor como diseño, no como funcionalidad actual. Por ejemplo, el artículo propone combinar un foco FIRMS de confianza alta con una caída de retrodispersión Sentinel-1 dentro de un área protegida; esta regla depende del análisis de píxeles, todavía pendiente. Los umbrales deben calibrarse antes de generar alertas operativas.</w:t>
       </w:r>
     </w:p>
     <w:p>
@@ -2968,11 +3593,11 @@
         <w:rPr>
           <w:b/>
         </w:rPr>
-        <w:t>RAG verificable:</w:t>
-      </w:r>
-      <w:r>
-        <w:rPr/>
-        <w:t xml:space="preserve"> elegir el modelo de embeddings y su dimensión, generar y persistir vectores junto con el texto y su procedencia, implementar búsqueda híbrida espacial/vectorial y evaluar recuperación y síntesis con consultas y documentos etiquetados.</w:t>
+        <w:t>Lakehouse y orquestación:</w:t>
+      </w:r>
+      <w:r>
+        <w:rPr/>
+        <w:t xml:space="preserve"> diseñar zonas crudas, validadas y analíticas con MinIO/Delta Lake u opciones compatibles y desplegar Airflow o equivalente. Kafka/NiFi deben seleccionarse solo si el volumen y la operación en tiempo real lo justifican.</w:t>
       </w:r>
     </w:p>
     <w:p>
@@ -2994,11 +3619,21 @@
         <w:rPr>
           <w:b/>
         </w:rPr>
-        <w:t>Offline-first:</w:t>
-      </w:r>
-      <w:r>
-        <w:rPr/>
-        <w:t xml:space="preserve"> implementar almacenamiento local durable, cola de sincronización, reintentos, identificadores idempotentes y manejo de conflictos; evaluar MQTT/LoRaWAN para dispositivos y cobertura concretos.</w:t>
+        <w:t>RAG verificable:</w:t>
+      </w:r>
+      <w:r>
+        <w:rPr/>
+        <w:t xml:space="preserve"> mantener embeddings (</w:t>
+      </w:r>
+      <w:r>
+        <w:rPr>
+          <w:rFonts w:ascii="Liberation Mono" w:hAnsi="Liberation Mono"/>
+        </w:rPr>
+        <w:t>gemini-embedding-001</w:t>
+      </w:r>
+      <w:r>
+        <w:rPr/>
+        <w:t>, 768 dimensiones), pgvector y búsqueda espacial; evaluar recuperación y síntesis con consultas etiquetadas, calibrar umbral y pesos y prever capacidad de cuota si aumenta el volumen.</w:t>
       </w:r>
     </w:p>
     <w:p>
@@ -3020,11 +3655,11 @@
         <w:rPr>
           <w:b/>
         </w:rPr>
-        <w:t>Gobernanza:</w:t>
-      </w:r>
-      <w:r>
-        <w:rPr/>
-        <w:t xml:space="preserve"> definir RBAC, privilegio mínimo, consentimiento, retención, anonimización y generalización espacial; acordar con las comunidades protección de datos y propiedad intelectual biocultural.</w:t>
+        <w:t>Offline-first:</w:t>
+      </w:r>
+      <w:r>
+        <w:rPr/>
+        <w:t xml:space="preserve"> implementar almacenamiento local durable, cola de sincronización, reintentos, identificadores idempotentes y manejo de conflictos; evaluar MQTT/LoRaWAN para dispositivos y cobertura concretos.</w:t>
       </w:r>
     </w:p>
     <w:p>
@@ -3046,11 +3681,11 @@
         <w:rPr>
           <w:b/>
         </w:rPr>
-        <w:t>Calidad y seguridad:</w:t>
-      </w:r>
-      <w:r>
-        <w:rPr/>
-        <w:t xml:space="preserve"> añadir pruebas unitarias y de integración para datos vacíos/corruptos, duplicados, indisponibilidad, reintentos, compensación de saga, privacidad y fallos de IA. Medir precisión, falsos positivos, latencia y disponibilidad antes de cualquier piloto.</w:t>
+        <w:t>Gobernanza:</w:t>
+      </w:r>
+      <w:r>
+        <w:rPr/>
+        <w:t xml:space="preserve"> definir RBAC, privilegio mínimo, consentimiento, retención, anonimización y generalización espacial; acordar con las comunidades la protección de datos y propiedad intelectual biocultural conforme a CARE.</w:t>
       </w:r>
     </w:p>
     <w:p>
@@ -3072,11 +3707,37 @@
         <w:rPr>
           <w:b/>
         </w:rPr>
+        <w:t>Calidad y seguridad:</w:t>
+      </w:r>
+      <w:r>
+        <w:rPr/>
+        <w:t xml:space="preserve"> ampliar las pruebas unitarias declaradas para la memoria semántica y añadir pruebas de integración para datos vacíos/corruptos, duplicados, indisponibilidad, reintentos, compensación de saga, privacidad y fallos de IA. Medir precisión, falsos positivos, latencia y disponibilidad antes de cualquier piloto.</w:t>
+      </w:r>
+    </w:p>
+    <w:p>
+      <w:pPr>
+        <w:pStyle w:val="BodyText"/>
+        <w:numPr>
+          <w:ilvl w:val="0"/>
+          <w:numId w:val="4"/>
+        </w:numPr>
+        <w:tabs>
+          <w:tab w:val="clear" w:pos="709"/>
+          <w:tab w:val="left" w:pos="709" w:leader="none"/>
+        </w:tabs>
+        <w:bidi w:val="0"/>
+        <w:ind w:hanging="283" w:start="709"/>
+        <w:rPr/>
+      </w:pPr>
+      <w:r>
+        <w:rPr>
+          <w:b/>
+        </w:rPr>
         <w:t>Despliegue:</w:t>
       </w:r>
       <w:r>
         <w:rPr/>
-        <w:t xml:space="preserve"> documentar contenedores, gestión de secretos, salud, observabilidad, copias de seguridad, límites de recursos y recuperación. Evaluar nube, edge o arquitectura híbrida según conectividad y presupuesto.</w:t>
+        <w:t xml:space="preserve"> especificar contenedores, gestión de secretos, salud, observabilidad, copias de seguridad, límites de recursos y recuperación. Evaluar nube, borde o arquitectura híbrida según conectividad y presupuesto.</w:t>
       </w:r>
     </w:p>
     <w:p>
@@ -3137,393 +3798,18 @@
       </w:pPr>
       <w:r>
         <w:rPr/>
-        <w:t>La solución se ejecuta mediante servicios web y contempla su publicación en una plataforma de alojamiento que requiere configurar de forma segura las credenciales de Supabase, MongoDB y Gemini. La arquitectura actual no especifica contenedorización ni un esquema de alta disponibilidad. El plan de despliegue deberá incluir empaquetado de los componentes, administración segura de credenciales, comprobaciones de salud, observabilidad, copias de seguridad, políticas de actualización y procedimientos de recuperación. En áreas con conectividad intermitente, el nodo de campo deberá conservar los datos de forma cifrada y sincronizarlos cuando se restablezca el enlace. La selección de infraestructura deberá responder a las condiciones de energía, cobertura y operación del sur de Venezuela.</w:t>
-      </w:r>
-    </w:p>
-    <w:p>
-      <w:pPr>
-        <w:pStyle w:val="Heading1"/>
-        <w:bidi w:val="0"/>
-        <w:ind w:hanging="0" w:start="0"/>
-        <w:rPr/>
-      </w:pPr>
-      <w:r>
-        <w:rPr/>
-        <w:t>Capítulo IV. Conclusiones, recomendaciones y proyección técnica</w:t>
-      </w:r>
-    </w:p>
-    <w:p>
-      <w:pPr>
-        <w:pStyle w:val="Heading2"/>
-        <w:bidi w:val="0"/>
-        <w:ind w:hanging="0" w:start="0"/>
-        <w:rPr/>
-      </w:pPr>
-      <w:r>
-        <w:rPr/>
-        <w:t>4.1 Conclusiones</w:t>
-      </w:r>
-    </w:p>
-    <w:p>
-      <w:pPr>
-        <w:pStyle w:val="BodyText"/>
-        <w:numPr>
-          <w:ilvl w:val="0"/>
-          <w:numId w:val="5"/>
-        </w:numPr>
-        <w:tabs>
-          <w:tab w:val="clear" w:pos="709"/>
-          <w:tab w:val="left" w:pos="709" w:leader="none"/>
-        </w:tabs>
-        <w:bidi w:val="0"/>
-        <w:ind w:hanging="283" w:start="709"/>
-        <w:rPr/>
-      </w:pPr>
-      <w:r>
-        <w:rPr/>
-        <w:t>Centinela Orinoco integra conectores para consultar fuentes externas como NASA FIRMS, los catálogos Copernicus y los boletines PDF de INAMEH. Esta capacidad está condicionada por la disponibilidad de credenciales, conectividad y servicios externos, por lo que no acredita por sí sola la operación continua de la plataforma.</w:t>
-      </w:r>
-    </w:p>
-    <w:p>
-      <w:pPr>
-        <w:pStyle w:val="BodyText"/>
-        <w:numPr>
-          <w:ilvl w:val="0"/>
-          <w:numId w:val="5"/>
-        </w:numPr>
-        <w:tabs>
-          <w:tab w:val="clear" w:pos="709"/>
-          <w:tab w:val="left" w:pos="709" w:leader="none"/>
-        </w:tabs>
-        <w:bidi w:val="0"/>
-        <w:ind w:hanging="283" w:start="709"/>
-        <w:rPr/>
-      </w:pPr>
-      <w:r>
-        <w:rPr/>
-        <w:t>La ingesta de Sentinel-1/2/3 almacena metadatos de productos; no procesa las bandas para detectar cambios. La fuente hidrológica aporta niveles de boletines, no telemetría de sensores ni mediciones de química del agua.</w:t>
-      </w:r>
-    </w:p>
-    <w:p>
-      <w:pPr>
-        <w:pStyle w:val="BodyText"/>
-        <w:numPr>
-          <w:ilvl w:val="0"/>
-          <w:numId w:val="5"/>
-        </w:numPr>
-        <w:tabs>
-          <w:tab w:val="clear" w:pos="709"/>
-          <w:tab w:val="left" w:pos="709" w:leader="none"/>
-        </w:tabs>
-        <w:bidi w:val="0"/>
-        <w:ind w:hanging="283" w:start="709"/>
-        <w:rPr/>
-      </w:pPr>
-      <w:r>
-        <w:rPr/>
-        <w:t>La persistencia de denuncias e incidentes es el flujo más desarrollado: contempla estados, geometría, evidencia, privacidad básica, idempotencia y compensación entre PostgreSQL y MongoDB.</w:t>
-      </w:r>
-    </w:p>
-    <w:p>
-      <w:pPr>
-        <w:pStyle w:val="BodyText"/>
-        <w:numPr>
-          <w:ilvl w:val="0"/>
-          <w:numId w:val="5"/>
-        </w:numPr>
-        <w:tabs>
-          <w:tab w:val="clear" w:pos="709"/>
-          <w:tab w:val="left" w:pos="709" w:leader="none"/>
-        </w:tabs>
-        <w:bidi w:val="0"/>
-        <w:ind w:hanging="283" w:start="709"/>
-        <w:rPr/>
-      </w:pPr>
-      <w:r>
-        <w:rPr/>
-        <w:t>La búsqueda actual no es vectorial: recupera por coincidencia textual y proximidad. Gemini puede sintetizar la evidencia, pero no sustituye verificación de datos ni revisión humana.</w:t>
-      </w:r>
-    </w:p>
-    <w:p>
-      <w:pPr>
-        <w:pStyle w:val="BodyText"/>
-        <w:numPr>
-          <w:ilvl w:val="0"/>
-          <w:numId w:val="5"/>
-        </w:numPr>
-        <w:tabs>
-          <w:tab w:val="clear" w:pos="709"/>
-          <w:tab w:val="left" w:pos="709" w:leader="none"/>
-        </w:tabs>
-        <w:bidi w:val="0"/>
-        <w:ind w:hanging="283" w:start="709"/>
-        <w:rPr/>
-      </w:pPr>
-      <w:r>
-        <w:rPr/>
-        <w:t>El prototipo cubre una parte de la arquitectura de consumo e ingesta, pero no satisface aún los requisitos de Lakehouse, procesamiento distribuido, RAG con embeddings, offline-first durable, RBAC integral, pruebas automatizadas y despliegue en contenedores.</w:t>
-      </w:r>
-    </w:p>
-    <w:p>
-      <w:pPr>
-        <w:pStyle w:val="BodyText"/>
-        <w:numPr>
-          <w:ilvl w:val="0"/>
-          <w:numId w:val="5"/>
-        </w:numPr>
-        <w:tabs>
-          <w:tab w:val="clear" w:pos="709"/>
-          <w:tab w:val="left" w:pos="709" w:leader="none"/>
-        </w:tabs>
-        <w:bidi w:val="0"/>
-        <w:ind w:hanging="283" w:start="709"/>
-        <w:rPr/>
-      </w:pPr>
-      <w:r>
-        <w:rPr/>
-        <w:t>La bibliografía de la propuesta contiene cinco referencias incompletas y no acredita el mínimo de diez fuentes indexadas solicitado en las directrices científicas y el informe final.</w:t>
-      </w:r>
-    </w:p>
-    <w:p>
-      <w:pPr>
-        <w:pStyle w:val="BodyText"/>
-        <w:numPr>
-          <w:ilvl w:val="0"/>
-          <w:numId w:val="5"/>
-        </w:numPr>
-        <w:tabs>
-          <w:tab w:val="clear" w:pos="709"/>
-          <w:tab w:val="left" w:pos="709" w:leader="none"/>
-        </w:tabs>
-        <w:bidi w:val="0"/>
-        <w:ind w:hanging="283" w:start="709"/>
-        <w:rPr/>
-      </w:pPr>
-      <w:r>
-        <w:rPr/>
-        <w:t>La factibilidad a mediano plazo es razonable como sistema de apoyo a investigación si se completa la verificación bibliográfica, se acota la detección a productos y métricas observables, y se valida seguridad, calidad de datos y uso con actores locales.</w:t>
-      </w:r>
-    </w:p>
-    <w:p>
-      <w:pPr>
-        <w:pStyle w:val="Heading2"/>
-        <w:numPr>
-          <w:ilvl w:val="0"/>
-          <w:numId w:val="0"/>
-        </w:numPr>
-        <w:bidi w:val="0"/>
-        <w:ind w:hanging="0" w:start="0"/>
-        <w:rPr/>
-      </w:pPr>
-      <w:r>
-        <w:rPr/>
-        <w:t>4.2 Alcances y limitaciones de la evaluación</w:t>
-      </w:r>
-    </w:p>
-    <w:p>
-      <w:pPr>
-        <w:pStyle w:val="BodyText"/>
-        <w:bidi w:val="0"/>
-        <w:rPr/>
-      </w:pPr>
-      <w:r>
-        <w:rPr/>
-        <w:t>La evaluación permite caracterizar la integración de fuentes y los mecanismos de persistencia actualmente contemplados, pero no determina el rendimiento de la plataforma bajo cargas de producción. Tampoco se dispone de mediciones de precisión para la identificación de actividades mineras, de una evaluación independiente de las síntesis generadas por inteligencia artificial ni de resultados de pruebas de disponibilidad y recuperación ante fallos.</w:t>
-      </w:r>
-    </w:p>
-    <w:p>
-      <w:pPr>
-        <w:pStyle w:val="BodyText"/>
-        <w:bidi w:val="0"/>
-        <w:rPr/>
-      </w:pPr>
-      <w:r>
-        <w:rPr/>
-        <w:t>La ingesta de catálogos satelitales no equivale al procesamiento de imágenes ni a la detección de cambios sobre el terreno. De igual forma, los boletines hidrológicos no sustituyen las mediciones instrumentales ni permiten establecer parámetros de calidad del agua que no estén publicados. Estas limitaciones delimitan el alcance de las conclusiones y orientan el trabajo futuro.</w:t>
-      </w:r>
-    </w:p>
-    <w:p>
-      <w:pPr>
-        <w:pStyle w:val="Heading2"/>
-        <w:bidi w:val="0"/>
-        <w:ind w:hanging="0" w:start="0"/>
-        <w:rPr/>
-      </w:pPr>
-      <w:r>
-        <w:rPr/>
-        <w:t>4.3 Recomendaciones priorizadas</w:t>
-      </w:r>
-    </w:p>
-    <w:p>
-      <w:pPr>
-        <w:pStyle w:val="BodyText"/>
-        <w:numPr>
-          <w:ilvl w:val="0"/>
-          <w:numId w:val="6"/>
-        </w:numPr>
-        <w:tabs>
-          <w:tab w:val="clear" w:pos="709"/>
-          <w:tab w:val="left" w:pos="709" w:leader="none"/>
-        </w:tabs>
-        <w:bidi w:val="0"/>
-        <w:ind w:hanging="283" w:start="709"/>
-        <w:rPr/>
-      </w:pPr>
-      <w:r>
-        <w:rPr>
-          <w:b/>
-        </w:rPr>
-        <w:t>Prioridad 1:</w:t>
-      </w:r>
-      <w:r>
-        <w:rPr/>
-        <w:t xml:space="preserve"> configurar los esquemas de persistencia en un entorno controlado y probar cada conector con credenciales válidas; registrar cobertura, frescura, errores y procedencia, y separar capas de datos estáticos o de demostración.</w:t>
-      </w:r>
-    </w:p>
-    <w:p>
-      <w:pPr>
-        <w:pStyle w:val="BodyText"/>
-        <w:numPr>
-          <w:ilvl w:val="0"/>
-          <w:numId w:val="6"/>
-        </w:numPr>
-        <w:tabs>
-          <w:tab w:val="clear" w:pos="709"/>
-          <w:tab w:val="left" w:pos="709" w:leader="none"/>
-        </w:tabs>
-        <w:bidi w:val="0"/>
-        <w:ind w:hanging="283" w:start="709"/>
-        <w:rPr/>
-      </w:pPr>
-      <w:r>
-        <w:rPr>
-          <w:b/>
-        </w:rPr>
-        <w:t>Prioridad 2:</w:t>
-      </w:r>
-      <w:r>
-        <w:rPr/>
-        <w:t xml:space="preserve"> completar procesamiento de productos satelitales antes de presentar perturbaciones o alertas SAR/ópticas como mediciones; establecer validación de campo y métricas de falsos positivos.</w:t>
-      </w:r>
-    </w:p>
-    <w:p>
-      <w:pPr>
-        <w:pStyle w:val="BodyText"/>
-        <w:numPr>
-          <w:ilvl w:val="0"/>
-          <w:numId w:val="6"/>
-        </w:numPr>
-        <w:tabs>
-          <w:tab w:val="clear" w:pos="709"/>
-          <w:tab w:val="left" w:pos="709" w:leader="none"/>
-        </w:tabs>
-        <w:bidi w:val="0"/>
-        <w:ind w:hanging="283" w:start="709"/>
-        <w:rPr/>
-      </w:pPr>
-      <w:r>
-        <w:rPr>
-          <w:b/>
-        </w:rPr>
-        <w:t>Prioridad 3:</w:t>
-      </w:r>
-      <w:r>
-        <w:rPr/>
-        <w:t xml:space="preserve"> completar RAG con embeddings reales, esquema versionado, recuperación híbrida y evaluación reproducible; alinear lo que muestra la interfaz con lo que efectivamente calcula el backend.</w:t>
-      </w:r>
-    </w:p>
-    <w:p>
-      <w:pPr>
-        <w:pStyle w:val="BodyText"/>
-        <w:numPr>
-          <w:ilvl w:val="0"/>
-          <w:numId w:val="6"/>
-        </w:numPr>
-        <w:tabs>
-          <w:tab w:val="clear" w:pos="709"/>
-          <w:tab w:val="left" w:pos="709" w:leader="none"/>
-        </w:tabs>
-        <w:bidi w:val="0"/>
-        <w:ind w:hanging="283" w:start="709"/>
-        <w:rPr/>
-      </w:pPr>
-      <w:r>
-        <w:rPr>
-          <w:b/>
-        </w:rPr>
-        <w:t>Prioridad 4:</w:t>
-      </w:r>
-      <w:r>
-        <w:rPr/>
-        <w:t xml:space="preserve"> verificar y analizar diez o más artículos indexados, con metadatos editoriales y citas APA comprobables; no usar las cinco referencias actuales como bibliografía validada.</w:t>
-      </w:r>
-    </w:p>
-    <w:p>
-      <w:pPr>
-        <w:pStyle w:val="BodyText"/>
-        <w:numPr>
-          <w:ilvl w:val="0"/>
-          <w:numId w:val="6"/>
-        </w:numPr>
-        <w:tabs>
-          <w:tab w:val="clear" w:pos="709"/>
-          <w:tab w:val="left" w:pos="709" w:leader="none"/>
-        </w:tabs>
-        <w:bidi w:val="0"/>
-        <w:ind w:hanging="283" w:start="709"/>
-        <w:rPr/>
-      </w:pPr>
-      <w:r>
-        <w:rPr>
-          <w:b/>
-        </w:rPr>
-        <w:t>Prioridad 5:</w:t>
-      </w:r>
-      <w:r>
-        <w:rPr/>
-        <w:t xml:space="preserve"> implementar pruebas automatizadas, RBAC, consentimiento y protección de coordenadas/datos comunitarios; realizar una revisión de seguridad y privacidad antes de un piloto.</w:t>
-      </w:r>
-    </w:p>
-    <w:p>
-      <w:pPr>
-        <w:pStyle w:val="BodyText"/>
-        <w:numPr>
-          <w:ilvl w:val="0"/>
-          <w:numId w:val="6"/>
-        </w:numPr>
-        <w:tabs>
-          <w:tab w:val="clear" w:pos="709"/>
-          <w:tab w:val="left" w:pos="709" w:leader="none"/>
-        </w:tabs>
-        <w:bidi w:val="0"/>
-        <w:ind w:hanging="283" w:start="709"/>
-        <w:rPr/>
-      </w:pPr>
-      <w:r>
-        <w:rPr>
-          <w:b/>
-        </w:rPr>
-        <w:t>Prioridad 6:</w:t>
-      </w:r>
-      <w:r>
-        <w:rPr/>
-        <w:t xml:space="preserve"> diseñar una estrategia durable offline-first, almacenamiento analítico tipo Lakehouse y despliegue reproducible; añadir Airflow, Docker/Kubernetes u opciones equivalentes según requisitos y recursos.</w:t>
-      </w:r>
-    </w:p>
-    <w:p>
-      <w:pPr>
-        <w:pStyle w:val="Heading2"/>
-        <w:numPr>
-          <w:ilvl w:val="0"/>
-          <w:numId w:val="0"/>
-        </w:numPr>
-        <w:bidi w:val="0"/>
-        <w:ind w:hanging="0" w:start="0"/>
-        <w:rPr/>
-      </w:pPr>
-      <w:r>
-        <w:rPr/>
-        <w:t>4.4 Matriz de cumplimiento de la propuesta</w:t>
+        <w:t>El artículo IEEE declara que la aplicación se publica en Google Cloud Run mediante Google AI Studio y utiliza Supabase gestionado y MongoDB Atlas. Esta información se registra como despliegue declarado por la fuente, no como servicio verificado durante la presente evaluación. La arquitectura actual no documenta contenedorización propia ni un esquema de alta disponibilidad. El plan de despliegue deberá incluir empaquetado de los componentes, administración segura de credenciales, comprobaciones de salud, observabilidad, copias de seguridad, políticas de actualización y procedimientos de recuperación. En áreas con conectividad intermitente, el nodo de campo deberá conservar los datos de forma cifrada y sincronizarlos cuando se restablezca el enlace. La selección de infraestructura deberá responder a las condiciones de energía, cobertura y operación del sur de Venezuela.</w:t>
+      </w:r>
+    </w:p>
+    <w:p>
+      <w:pPr>
+        <w:pStyle w:val="BodyText"/>
+        <w:bidi w:val="0"/>
+        <w:rPr/>
+      </w:pPr>
+      <w:r>
+        <w:rPr/>
+        <w:t>El artículo IEEE propone una correspondencia de servicios AWS como arquitectura objetivo. Esta equivalencia no implica que el prototipo se encuentre desplegado en AWS:</w:t>
       </w:r>
     </w:p>
     <w:tbl>
@@ -3566,7 +3852,7 @@
             </w:pPr>
             <w:r>
               <w:rPr/>
-              <w:t>Requisito</w:t>
+              <w:t>Componente actual</w:t>
             </w:r>
           </w:p>
         </w:tc>
@@ -3588,7 +3874,7 @@
             </w:pPr>
             <w:r>
               <w:rPr/>
-              <w:t>Nivel de correspondencia</w:t>
+              <w:t>Servicio AWS objetivo</w:t>
             </w:r>
           </w:p>
         </w:tc>
@@ -3611,7 +3897,7 @@
             </w:pPr>
             <w:r>
               <w:rPr/>
-              <w:t>Acción requerida</w:t>
+              <w:t>Función propuesta</w:t>
             </w:r>
           </w:p>
         </w:tc>
@@ -3635,28 +3921,28 @@
             </w:pPr>
             <w:r>
               <w:rPr/>
-              <w:t>Portada y resumen ejecutivo</w:t>
-            </w:r>
-          </w:p>
-        </w:tc>
-        <w:tc>
-          <w:tcPr>
-            <w:tcW w:w="3213" w:type="dxa"/>
-            <w:tcBorders>
-              <w:start w:val="single" w:sz="4" w:space="0" w:color="000000"/>
-              <w:bottom w:val="single" w:sz="4" w:space="0" w:color="000000"/>
-            </w:tcBorders>
-          </w:tcPr>
-          <w:p>
-            <w:pPr>
-              <w:pStyle w:val="TableContents"/>
-              <w:bidi w:val="0"/>
-              <w:jc w:val="start"/>
-              <w:rPr/>
-            </w:pPr>
-            <w:r>
-              <w:rPr/>
-              <w:t>Incluidos; resumen dentro del límite de 250 palabras</w:t>
+              <w:t>React + Vite</w:t>
+            </w:r>
+          </w:p>
+        </w:tc>
+        <w:tc>
+          <w:tcPr>
+            <w:tcW w:w="3213" w:type="dxa"/>
+            <w:tcBorders>
+              <w:start w:val="single" w:sz="4" w:space="0" w:color="000000"/>
+              <w:bottom w:val="single" w:sz="4" w:space="0" w:color="000000"/>
+            </w:tcBorders>
+          </w:tcPr>
+          <w:p>
+            <w:pPr>
+              <w:pStyle w:val="TableContents"/>
+              <w:bidi w:val="0"/>
+              <w:jc w:val="start"/>
+              <w:rPr/>
+            </w:pPr>
+            <w:r>
+              <w:rPr/>
+              <w:t>Amazon CloudFront + Amazon S3</w:t>
             </w:r>
           </w:p>
         </w:tc>
@@ -3678,7 +3964,7 @@
             </w:pPr>
             <w:r>
               <w:rPr/>
-              <w:t>Completar datos administrativos institucionales que se soliciten.</w:t>
+              <w:t>Distribución de la aplicación web.</w:t>
             </w:r>
           </w:p>
         </w:tc>
@@ -3702,28 +3988,28 @@
             </w:pPr>
             <w:r>
               <w:rPr/>
-              <w:t>Diagnóstico amazónico y justificación AmazonIA 4.0</w:t>
-            </w:r>
-          </w:p>
-        </w:tc>
-        <w:tc>
-          <w:tcPr>
-            <w:tcW w:w="3213" w:type="dxa"/>
-            <w:tcBorders>
-              <w:start w:val="single" w:sz="4" w:space="0" w:color="000000"/>
-              <w:bottom w:val="single" w:sz="4" w:space="0" w:color="000000"/>
-            </w:tcBorders>
-          </w:tcPr>
-          <w:p>
-            <w:pPr>
-              <w:pStyle w:val="TableContents"/>
-              <w:bidi w:val="0"/>
-              <w:jc w:val="start"/>
-              <w:rPr/>
-            </w:pPr>
-            <w:r>
-              <w:rPr/>
-              <w:t>Incluidos para el Orinoco y el Arco Minero</w:t>
+              <w:t>API Node.js/Express</w:t>
+            </w:r>
+          </w:p>
+        </w:tc>
+        <w:tc>
+          <w:tcPr>
+            <w:tcW w:w="3213" w:type="dxa"/>
+            <w:tcBorders>
+              <w:start w:val="single" w:sz="4" w:space="0" w:color="000000"/>
+              <w:bottom w:val="single" w:sz="4" w:space="0" w:color="000000"/>
+            </w:tcBorders>
+          </w:tcPr>
+          <w:p>
+            <w:pPr>
+              <w:pStyle w:val="TableContents"/>
+              <w:bidi w:val="0"/>
+              <w:jc w:val="start"/>
+              <w:rPr/>
+            </w:pPr>
+            <w:r>
+              <w:rPr/>
+              <w:t>Amazon API Gateway + Amazon ECS con Fargate</w:t>
             </w:r>
           </w:p>
         </w:tc>
@@ -3745,7 +4031,7 @@
             </w:pPr>
             <w:r>
               <w:rPr/>
-              <w:t>Incorporar indicadores territoriales y afirmaciones respaldadas con bibliografía verificable.</w:t>
+              <w:t>Exposición REST y ejecución de la API en contenedores escalables.</w:t>
             </w:r>
           </w:p>
         </w:tc>
@@ -3769,28 +4055,28 @@
             </w:pPr>
             <w:r>
               <w:rPr/>
-              <w:t>Antecedentes indexados</w:t>
-            </w:r>
-          </w:p>
-        </w:tc>
-        <w:tc>
-          <w:tcPr>
-            <w:tcW w:w="3213" w:type="dxa"/>
-            <w:tcBorders>
-              <w:start w:val="single" w:sz="4" w:space="0" w:color="000000"/>
-              <w:bottom w:val="single" w:sz="4" w:space="0" w:color="000000"/>
-            </w:tcBorders>
-          </w:tcPr>
-          <w:p>
-            <w:pPr>
-              <w:pStyle w:val="TableContents"/>
-              <w:bidi w:val="0"/>
-              <w:jc w:val="start"/>
-              <w:rPr/>
-            </w:pPr>
-            <w:r>
-              <w:rPr/>
-              <w:t>No satisfecho: cinco referencias incompletas en la propuesta, frente al mínimo de diez de las directrices</w:t>
+              <w:t>Planificador en proceso</w:t>
+            </w:r>
+          </w:p>
+        </w:tc>
+        <w:tc>
+          <w:tcPr>
+            <w:tcW w:w="3213" w:type="dxa"/>
+            <w:tcBorders>
+              <w:start w:val="single" w:sz="4" w:space="0" w:color="000000"/>
+              <w:bottom w:val="single" w:sz="4" w:space="0" w:color="000000"/>
+            </w:tcBorders>
+          </w:tcPr>
+          <w:p>
+            <w:pPr>
+              <w:pStyle w:val="TableContents"/>
+              <w:bidi w:val="0"/>
+              <w:jc w:val="start"/>
+              <w:rPr/>
+            </w:pPr>
+            <w:r>
+              <w:rPr/>
+              <w:t>Amazon EventBridge Scheduler + AWS Lambda</w:t>
             </w:r>
           </w:p>
         </w:tc>
@@ -3812,7 +4098,7 @@
             </w:pPr>
             <w:r>
               <w:rPr/>
-              <w:t>Verificar y analizar al menos diez artículos indexados con citas APA.</w:t>
+              <w:t>Ejecución periódica de conectores.</w:t>
             </w:r>
           </w:p>
         </w:tc>
@@ -3836,28 +4122,28 @@
             </w:pPr>
             <w:r>
               <w:rPr/>
-              <w:t>Arquitectura formal y especificación por capas</w:t>
-            </w:r>
-          </w:p>
-        </w:tc>
-        <w:tc>
-          <w:tcPr>
-            <w:tcW w:w="3213" w:type="dxa"/>
-            <w:tcBorders>
-              <w:start w:val="single" w:sz="4" w:space="0" w:color="000000"/>
-              <w:bottom w:val="single" w:sz="4" w:space="0" w:color="000000"/>
-            </w:tcBorders>
-          </w:tcPr>
-          <w:p>
-            <w:pPr>
-              <w:pStyle w:val="TableContents"/>
-              <w:bidi w:val="0"/>
-              <w:jc w:val="start"/>
-              <w:rPr/>
-            </w:pPr>
-            <w:r>
-              <w:rPr/>
-              <w:t>Se incluye diagrama funcional y estado de las capas</w:t>
+              <w:t>Reintentos y dependencias</w:t>
+            </w:r>
+          </w:p>
+        </w:tc>
+        <w:tc>
+          <w:tcPr>
+            <w:tcW w:w="3213" w:type="dxa"/>
+            <w:tcBorders>
+              <w:start w:val="single" w:sz="4" w:space="0" w:color="000000"/>
+              <w:bottom w:val="single" w:sz="4" w:space="0" w:color="000000"/>
+            </w:tcBorders>
+          </w:tcPr>
+          <w:p>
+            <w:pPr>
+              <w:pStyle w:val="TableContents"/>
+              <w:bidi w:val="0"/>
+              <w:jc w:val="start"/>
+              <w:rPr/>
+            </w:pPr>
+            <w:r>
+              <w:rPr/>
+              <w:t>AWS Step Functions</w:t>
             </w:r>
           </w:p>
         </w:tc>
@@ -3879,7 +4165,7 @@
             </w:pPr>
             <w:r>
               <w:rPr/>
-              <w:t>Adaptar a C4 si se exige; agregar Lakehouse y flujos objetivo claramente diferenciados de lo implementado.</w:t>
+              <w:t>Orquestación de tareas y recuperación.</w:t>
             </w:r>
           </w:p>
         </w:tc>
@@ -3903,28 +4189,28 @@
             </w:pPr>
             <w:r>
               <w:rPr/>
-              <w:t>Ingesta dinámica</w:t>
-            </w:r>
-          </w:p>
-        </w:tc>
-        <w:tc>
-          <w:tcPr>
-            <w:tcW w:w="3213" w:type="dxa"/>
-            <w:tcBorders>
-              <w:start w:val="single" w:sz="4" w:space="0" w:color="000000"/>
-              <w:bottom w:val="single" w:sz="4" w:space="0" w:color="000000"/>
-            </w:tcBorders>
-          </w:tcPr>
-          <w:p>
-            <w:pPr>
-              <w:pStyle w:val="TableContents"/>
-              <w:bidi w:val="0"/>
-              <w:jc w:val="start"/>
-              <w:rPr/>
-            </w:pPr>
-            <w:r>
-              <w:rPr/>
-              <w:t>FIRMS, catálogos Copernicus e INAMEH tienen conectores de servidor; se registra ejecución</w:t>
+              <w:t>Supabase PostgreSQL/PostGIS/pgvector</w:t>
+            </w:r>
+          </w:p>
+        </w:tc>
+        <w:tc>
+          <w:tcPr>
+            <w:tcW w:w="3213" w:type="dxa"/>
+            <w:tcBorders>
+              <w:start w:val="single" w:sz="4" w:space="0" w:color="000000"/>
+              <w:bottom w:val="single" w:sz="4" w:space="0" w:color="000000"/>
+            </w:tcBorders>
+          </w:tcPr>
+          <w:p>
+            <w:pPr>
+              <w:pStyle w:val="TableContents"/>
+              <w:bidi w:val="0"/>
+              <w:jc w:val="start"/>
+              <w:rPr/>
+            </w:pPr>
+            <w:r>
+              <w:rPr/>
+              <w:t>Amazon Aurora PostgreSQL</w:t>
             </w:r>
           </w:p>
         </w:tc>
@@ -3946,7 +4232,7 @@
             </w:pPr>
             <w:r>
               <w:rPr/>
-              <w:t>Probar en entorno configurado; añadir sensores o fuente de campo según alcance; documentar calidad y continuidad.</w:t>
+              <w:t>Persistencia relacional, espacial y vectorial, sujeta a validación de compatibilidad y costos.</w:t>
             </w:r>
           </w:p>
         </w:tc>
@@ -3970,28 +4256,28 @@
             </w:pPr>
             <w:r>
               <w:rPr/>
-              <w:t>Procesamiento e inteligencia</w:t>
-            </w:r>
-          </w:p>
-        </w:tc>
-        <w:tc>
-          <w:tcPr>
-            <w:tcW w:w="3213" w:type="dxa"/>
-            <w:tcBorders>
-              <w:start w:val="single" w:sz="4" w:space="0" w:color="000000"/>
-              <w:bottom w:val="single" w:sz="4" w:space="0" w:color="000000"/>
-            </w:tcBorders>
-          </w:tcPr>
-          <w:p>
-            <w:pPr>
-              <w:pStyle w:val="TableContents"/>
-              <w:bidi w:val="0"/>
-              <w:jc w:val="start"/>
-              <w:rPr/>
-            </w:pPr>
-            <w:r>
-              <w:rPr/>
-              <w:t>Transformaciones deterministas y análisis asistido por Gemini</w:t>
+              <w:t>Supabase Storage</w:t>
+            </w:r>
+          </w:p>
+        </w:tc>
+        <w:tc>
+          <w:tcPr>
+            <w:tcW w:w="3213" w:type="dxa"/>
+            <w:tcBorders>
+              <w:start w:val="single" w:sz="4" w:space="0" w:color="000000"/>
+              <w:bottom w:val="single" w:sz="4" w:space="0" w:color="000000"/>
+            </w:tcBorders>
+          </w:tcPr>
+          <w:p>
+            <w:pPr>
+              <w:pStyle w:val="TableContents"/>
+              <w:bidi w:val="0"/>
+              <w:jc w:val="start"/>
+              <w:rPr/>
+            </w:pPr>
+            <w:r>
+              <w:rPr/>
+              <w:t>Amazon S3</w:t>
             </w:r>
           </w:p>
         </w:tc>
@@ -4013,7 +4299,7 @@
             </w:pPr>
             <w:r>
               <w:rPr/>
-              <w:t>Procesar imágenes y validar modelos/reglas antes de afirmar detección predictiva.</w:t>
+              <w:t>Evidencias privadas y posible almacenamiento por zonas Lakehouse.</w:t>
             </w:r>
           </w:p>
         </w:tc>
@@ -4037,28 +4323,28 @@
             </w:pPr>
             <w:r>
               <w:rPr/>
-              <w:t>RAG y base vectorial</w:t>
-            </w:r>
-          </w:p>
-        </w:tc>
-        <w:tc>
-          <w:tcPr>
-            <w:tcW w:w="3213" w:type="dxa"/>
-            <w:tcBorders>
-              <w:start w:val="single" w:sz="4" w:space="0" w:color="000000"/>
-              <w:bottom w:val="single" w:sz="4" w:space="0" w:color="000000"/>
-            </w:tcBorders>
-          </w:tcPr>
-          <w:p>
-            <w:pPr>
-              <w:pStyle w:val="TableContents"/>
-              <w:bidi w:val="0"/>
-              <w:jc w:val="start"/>
-              <w:rPr/>
-            </w:pPr>
-            <w:r>
-              <w:rPr/>
-              <w:t>Búsqueda textual/geográfica; sin embeddings</w:t>
+              <w:t>MongoDB Atlas</w:t>
+            </w:r>
+          </w:p>
+        </w:tc>
+        <w:tc>
+          <w:tcPr>
+            <w:tcW w:w="3213" w:type="dxa"/>
+            <w:tcBorders>
+              <w:start w:val="single" w:sz="4" w:space="0" w:color="000000"/>
+              <w:bottom w:val="single" w:sz="4" w:space="0" w:color="000000"/>
+            </w:tcBorders>
+          </w:tcPr>
+          <w:p>
+            <w:pPr>
+              <w:pStyle w:val="TableContents"/>
+              <w:bidi w:val="0"/>
+              <w:jc w:val="start"/>
+              <w:rPr/>
+            </w:pPr>
+            <w:r>
+              <w:rPr/>
+              <w:t>Amazon DocumentDB</w:t>
             </w:r>
           </w:p>
         </w:tc>
@@ -4080,7 +4366,7 @@
             </w:pPr>
             <w:r>
               <w:rPr/>
-              <w:t>Implementar y evaluar embeddings, base vectorial y recuperación híbrida.</w:t>
+              <w:t>Persistencia documental de evidencias, previa validación de compatibilidad.</w:t>
             </w:r>
           </w:p>
         </w:tc>
@@ -4104,28 +4390,28 @@
             </w:pPr>
             <w:r>
               <w:rPr/>
-              <w:t>Offline-first, MQTT/LoRaWAN y Edge</w:t>
-            </w:r>
-          </w:p>
-        </w:tc>
-        <w:tc>
-          <w:tcPr>
-            <w:tcW w:w="3213" w:type="dxa"/>
-            <w:tcBorders>
-              <w:start w:val="single" w:sz="4" w:space="0" w:color="000000"/>
-              <w:bottom w:val="single" w:sz="4" w:space="0" w:color="000000"/>
-            </w:tcBorders>
-          </w:tcPr>
-          <w:p>
-            <w:pPr>
-              <w:pStyle w:val="TableContents"/>
-              <w:bidi w:val="0"/>
-              <w:jc w:val="start"/>
-              <w:rPr/>
-            </w:pPr>
-            <w:r>
-              <w:rPr/>
-              <w:t>No implementado de forma durable</w:t>
+              <w:t>Google Gemini</w:t>
+            </w:r>
+          </w:p>
+        </w:tc>
+        <w:tc>
+          <w:tcPr>
+            <w:tcW w:w="3213" w:type="dxa"/>
+            <w:tcBorders>
+              <w:start w:val="single" w:sz="4" w:space="0" w:color="000000"/>
+              <w:bottom w:val="single" w:sz="4" w:space="0" w:color="000000"/>
+            </w:tcBorders>
+          </w:tcPr>
+          <w:p>
+            <w:pPr>
+              <w:pStyle w:val="TableContents"/>
+              <w:bidi w:val="0"/>
+              <w:jc w:val="start"/>
+              <w:rPr/>
+            </w:pPr>
+            <w:r>
+              <w:rPr/>
+              <w:t>Gemini o Amazon Bedrock</w:t>
             </w:r>
           </w:p>
         </w:tc>
@@ -4147,7 +4433,7 @@
             </w:pPr>
             <w:r>
               <w:rPr/>
-              <w:t>Diseñar almacenamiento local persistente y protocolo de sincronización acorde al hardware.</w:t>
+              <w:t>Síntesis e embeddings; cambiar de modelo puede requerir revectorización.</w:t>
             </w:r>
           </w:p>
         </w:tc>
@@ -4171,28 +4457,28 @@
             </w:pPr>
             <w:r>
               <w:rPr/>
-              <w:t>Gobernanza y privacidad</w:t>
-            </w:r>
-          </w:p>
-        </w:tc>
-        <w:tc>
-          <w:tcPr>
-            <w:tcW w:w="3213" w:type="dxa"/>
-            <w:tcBorders>
-              <w:start w:val="single" w:sz="4" w:space="0" w:color="000000"/>
-              <w:bottom w:val="single" w:sz="4" w:space="0" w:color="000000"/>
-            </w:tcBorders>
-          </w:tcPr>
-          <w:p>
-            <w:pPr>
-              <w:pStyle w:val="TableContents"/>
-              <w:bidi w:val="0"/>
-              <w:jc w:val="start"/>
-              <w:rPr/>
-            </w:pPr>
-            <w:r>
-              <w:rPr/>
-              <w:t>RLS y anonimato básico en persistencia de denuncias</w:t>
+              <w:t>Servicios sin equivalente actual</w:t>
+            </w:r>
+          </w:p>
+        </w:tc>
+        <w:tc>
+          <w:tcPr>
+            <w:tcW w:w="3213" w:type="dxa"/>
+            <w:tcBorders>
+              <w:start w:val="single" w:sz="4" w:space="0" w:color="000000"/>
+              <w:bottom w:val="single" w:sz="4" w:space="0" w:color="000000"/>
+            </w:tcBorders>
+          </w:tcPr>
+          <w:p>
+            <w:pPr>
+              <w:pStyle w:val="TableContents"/>
+              <w:bidi w:val="0"/>
+              <w:jc w:val="start"/>
+              <w:rPr/>
+            </w:pPr>
+            <w:r>
+              <w:rPr/>
+              <w:t>Cognito, AWS WAF, Glue, Athena, IoT Greengrass, IoT Core, IAM, KMS, Secrets Manager, CloudWatch y CloudTrail</w:t>
             </w:r>
           </w:p>
         </w:tc>
@@ -4214,7 +4500,525 @@
             </w:pPr>
             <w:r>
               <w:rPr/>
-              <w:t>Añadir RBAC, consentimiento, retención, anonimización espacial y acuerdos de gobernanza.</w:t>
+              <w:t>Identidad y protección, catálogo y consulta analítica, operación de borde, gestión de credenciales, cifrado, monitoreo y auditoría.</w:t>
+            </w:r>
+          </w:p>
+        </w:tc>
+      </w:tr>
+    </w:tbl>
+    <w:p>
+      <w:pPr>
+        <w:pStyle w:val="BodyText"/>
+        <w:bidi w:val="0"/>
+        <w:rPr/>
+      </w:pPr>
+      <w:r>
+        <w:rPr/>
+      </w:r>
+    </w:p>
+    <w:p>
+      <w:pPr>
+        <w:pStyle w:val="BodyText"/>
+        <w:bidi w:val="0"/>
+        <w:rPr/>
+      </w:pPr>
+      <w:r>
+        <w:rPr/>
+        <w:t>La propuesta de borde contempla nodos Raspberry Pi o Jetson con SQLite/MinIO local y comunicación MQTT/LoRaWAN, además de una cola priorizada para alertas, telemetría y archivos. Estos componentes continúan como diseño y requieren evaluación energética, de conectividad y de protección de datos en campo.</w:t>
+      </w:r>
+    </w:p>
+    <w:p>
+      <w:pPr>
+        <w:pStyle w:val="Heading1"/>
+        <w:bidi w:val="0"/>
+        <w:ind w:hanging="0" w:start="0"/>
+        <w:rPr/>
+      </w:pPr>
+      <w:r>
+        <w:rPr/>
+        <w:t>Capítulo IV. Conclusiones, recomendaciones y proyección técnica</w:t>
+      </w:r>
+    </w:p>
+    <w:p>
+      <w:pPr>
+        <w:pStyle w:val="Heading2"/>
+        <w:bidi w:val="0"/>
+        <w:ind w:hanging="0" w:start="0"/>
+        <w:rPr/>
+      </w:pPr>
+      <w:r>
+        <w:rPr/>
+        <w:t>4.1 Conclusiones</w:t>
+      </w:r>
+    </w:p>
+    <w:p>
+      <w:pPr>
+        <w:pStyle w:val="BodyText"/>
+        <w:numPr>
+          <w:ilvl w:val="0"/>
+          <w:numId w:val="5"/>
+        </w:numPr>
+        <w:tabs>
+          <w:tab w:val="clear" w:pos="709"/>
+          <w:tab w:val="left" w:pos="709" w:leader="none"/>
+        </w:tabs>
+        <w:bidi w:val="0"/>
+        <w:ind w:hanging="283" w:start="709"/>
+        <w:rPr/>
+      </w:pPr>
+      <w:r>
+        <w:rPr/>
+        <w:t>Centinela Orinoco integra conectores para consultar NASA FIRMS, catálogos Copernicus y boletines PDF de INAMEH. La continuidad de estas consultas depende de credenciales, conectividad y disponibilidad de los servicios externos.</w:t>
+      </w:r>
+    </w:p>
+    <w:p>
+      <w:pPr>
+        <w:pStyle w:val="BodyText"/>
+        <w:numPr>
+          <w:ilvl w:val="0"/>
+          <w:numId w:val="5"/>
+        </w:numPr>
+        <w:tabs>
+          <w:tab w:val="clear" w:pos="709"/>
+          <w:tab w:val="left" w:pos="709" w:leader="none"/>
+        </w:tabs>
+        <w:bidi w:val="0"/>
+        <w:ind w:hanging="283" w:start="709"/>
+        <w:rPr/>
+      </w:pPr>
+      <w:r>
+        <w:rPr/>
+        <w:t>La ingesta Sentinel-1/2/3 almacena metadatos de productos, pero no procesa bandas para detectar cambios. Los niveles de río provienen de boletines, no de sensores conectados ni de mediciones de calidad del agua.</w:t>
+      </w:r>
+    </w:p>
+    <w:p>
+      <w:pPr>
+        <w:pStyle w:val="BodyText"/>
+        <w:numPr>
+          <w:ilvl w:val="0"/>
+          <w:numId w:val="5"/>
+        </w:numPr>
+        <w:tabs>
+          <w:tab w:val="clear" w:pos="709"/>
+          <w:tab w:val="left" w:pos="709" w:leader="none"/>
+        </w:tabs>
+        <w:bidi w:val="0"/>
+        <w:ind w:hanging="283" w:start="709"/>
+        <w:rPr/>
+      </w:pPr>
+      <w:r>
+        <w:rPr/>
+        <w:t>La persistencia híbrida de denuncias e incidentes contempla geometrías, evidencias, anonimato básico, idempotencia y compensación entre PostgreSQL y MongoDB.</w:t>
+      </w:r>
+    </w:p>
+    <w:p>
+      <w:pPr>
+        <w:pStyle w:val="BodyText"/>
+        <w:numPr>
+          <w:ilvl w:val="0"/>
+          <w:numId w:val="5"/>
+        </w:numPr>
+        <w:tabs>
+          <w:tab w:val="clear" w:pos="709"/>
+          <w:tab w:val="left" w:pos="709" w:leader="none"/>
+        </w:tabs>
+        <w:bidi w:val="0"/>
+        <w:ind w:hanging="283" w:start="709"/>
+        <w:rPr/>
+      </w:pPr>
+      <w:r>
+        <w:rPr/>
+        <w:t>La versión local incluye embeddings Gemini en pgvector, búsqueda vectorial con filtro PostGIS, reranker compuesto y fallback textual. Esta capacidad mejora la recuperación documental, pero no equivale a detección de minería validada; el umbral y los pesos aún requieren calibración.</w:t>
+      </w:r>
+    </w:p>
+    <w:p>
+      <w:pPr>
+        <w:pStyle w:val="BodyText"/>
+        <w:numPr>
+          <w:ilvl w:val="0"/>
+          <w:numId w:val="5"/>
+        </w:numPr>
+        <w:tabs>
+          <w:tab w:val="clear" w:pos="709"/>
+          <w:tab w:val="left" w:pos="709" w:leader="none"/>
+        </w:tabs>
+        <w:bidi w:val="0"/>
+        <w:ind w:hanging="283" w:start="709"/>
+        <w:rPr/>
+      </w:pPr>
+      <w:r>
+        <w:rPr/>
+        <w:t>El artículo IEEE presenta 12 antecedentes y una bibliografía con DOI, pero la indexación de varias publicaciones se declara pendiente. El cumplimiento del mínimo de diez artículos indexados debe confirmarse directamente en las bases indicadas por la asignación.</w:t>
+      </w:r>
+    </w:p>
+    <w:p>
+      <w:pPr>
+        <w:pStyle w:val="BodyText"/>
+        <w:numPr>
+          <w:ilvl w:val="0"/>
+          <w:numId w:val="5"/>
+        </w:numPr>
+        <w:tabs>
+          <w:tab w:val="clear" w:pos="709"/>
+          <w:tab w:val="left" w:pos="709" w:leader="none"/>
+        </w:tabs>
+        <w:bidi w:val="0"/>
+        <w:ind w:hanging="283" w:start="709"/>
+        <w:rPr/>
+      </w:pPr>
+      <w:r>
+        <w:rPr/>
+        <w:t xml:space="preserve">Las fuentes consultadas describen resultados de producción y 26 pruebas unitarias; tales cifras se atribuyen a los documentos. Las pruebas no pudieron reejecutarse en este entorno porque </w:t>
+      </w:r>
+      <w:r>
+        <w:rPr>
+          <w:rFonts w:ascii="Liberation Mono" w:hAnsi="Liberation Mono"/>
+        </w:rPr>
+        <w:t>tsx</w:t>
+      </w:r>
+      <w:r>
+        <w:rPr/>
+        <w:t xml:space="preserve"> no está disponible, y el despliegue de producción no se verificó.</w:t>
+      </w:r>
+    </w:p>
+    <w:p>
+      <w:pPr>
+        <w:pStyle w:val="BodyText"/>
+        <w:numPr>
+          <w:ilvl w:val="0"/>
+          <w:numId w:val="5"/>
+        </w:numPr>
+        <w:tabs>
+          <w:tab w:val="clear" w:pos="709"/>
+          <w:tab w:val="left" w:pos="709" w:leader="none"/>
+        </w:tabs>
+        <w:bidi w:val="0"/>
+        <w:ind w:hanging="283" w:start="709"/>
+        <w:rPr/>
+      </w:pPr>
+      <w:r>
+        <w:rPr/>
+        <w:t>La factibilidad a mediano plazo es razonable como sistema de apoyo a investigación si se completan la verificación bibliográfica, el procesamiento de imágenes, las pruebas de integración, la gobernanza de datos y la validación con actores locales.</w:t>
+      </w:r>
+    </w:p>
+    <w:p>
+      <w:pPr>
+        <w:pStyle w:val="Heading2"/>
+        <w:numPr>
+          <w:ilvl w:val="0"/>
+          <w:numId w:val="0"/>
+        </w:numPr>
+        <w:bidi w:val="0"/>
+        <w:ind w:hanging="0" w:start="0"/>
+        <w:rPr/>
+      </w:pPr>
+      <w:r>
+        <w:rPr/>
+        <w:t>4.2 Alcances y limitaciones de la evaluación</w:t>
+      </w:r>
+    </w:p>
+    <w:p>
+      <w:pPr>
+        <w:pStyle w:val="BodyText"/>
+        <w:bidi w:val="0"/>
+        <w:rPr/>
+      </w:pPr>
+      <w:r>
+        <w:rPr/>
+        <w:t xml:space="preserve">La revisión local permite comprobar la presencia de módulos y una migración para la búsqueda vectorial, así como la existencia de pruebas automatizadas, pero no permite verificar la ejecución de la migración en producción, el número real de documentos vectorizados ni las métricas de ingesta reportadas por el artículo. Tampoco se dispone de una evaluación independiente de la precisión de las síntesis de inteligencia artificial, del umbral de similitud o de la disponibilidad bajo cargas de producción. Las pruebas unitarias declaradas no pudieron ejecutarse localmente porque el comando </w:t>
+      </w:r>
+      <w:r>
+        <w:rPr>
+          <w:rFonts w:ascii="Liberation Mono" w:hAnsi="Liberation Mono"/>
+        </w:rPr>
+        <w:t>tsx</w:t>
+      </w:r>
+      <w:r>
+        <w:rPr/>
+        <w:t xml:space="preserve"> no está disponible; no se instalaron dependencias para esta revisión.</w:t>
+      </w:r>
+    </w:p>
+    <w:p>
+      <w:pPr>
+        <w:pStyle w:val="BodyText"/>
+        <w:bidi w:val="0"/>
+        <w:rPr/>
+      </w:pPr>
+      <w:r>
+        <w:rPr/>
+        <w:t>La ingesta de catálogos satelitales no equivale al procesamiento de imágenes ni a la detección de cambios sobre el terreno. De igual forma, los boletines hidrológicos no sustituyen las mediciones instrumentales ni permiten establecer parámetros de calidad del agua que no estén publicados. Los resultados cuantitativos y operativos citados se atribuyen al artículo IEEE y al informe preliminar, y no se presentan como mediciones independientes de esta evaluación.</w:t>
+      </w:r>
+    </w:p>
+    <w:p>
+      <w:pPr>
+        <w:pStyle w:val="Heading2"/>
+        <w:bidi w:val="0"/>
+        <w:ind w:hanging="0" w:start="0"/>
+        <w:rPr/>
+      </w:pPr>
+      <w:r>
+        <w:rPr/>
+        <w:t>4.3 Recomendaciones priorizadas</w:t>
+      </w:r>
+    </w:p>
+    <w:p>
+      <w:pPr>
+        <w:pStyle w:val="BodyText"/>
+        <w:numPr>
+          <w:ilvl w:val="0"/>
+          <w:numId w:val="6"/>
+        </w:numPr>
+        <w:tabs>
+          <w:tab w:val="clear" w:pos="709"/>
+          <w:tab w:val="left" w:pos="709" w:leader="none"/>
+        </w:tabs>
+        <w:bidi w:val="0"/>
+        <w:ind w:hanging="283" w:start="709"/>
+        <w:rPr/>
+      </w:pPr>
+      <w:r>
+        <w:rPr>
+          <w:b/>
+        </w:rPr>
+        <w:t>Prioridad 1:</w:t>
+      </w:r>
+      <w:r>
+        <w:rPr/>
+        <w:t xml:space="preserve"> verificar en un entorno controlado la aplicación de los esquemas de persistencia y probar cada conector con credenciales válidas; registrar cobertura, frescura, errores y procedencia, y separar capas de datos estáticos o de demostración.</w:t>
+      </w:r>
+    </w:p>
+    <w:p>
+      <w:pPr>
+        <w:pStyle w:val="BodyText"/>
+        <w:numPr>
+          <w:ilvl w:val="0"/>
+          <w:numId w:val="6"/>
+        </w:numPr>
+        <w:tabs>
+          <w:tab w:val="clear" w:pos="709"/>
+          <w:tab w:val="left" w:pos="709" w:leader="none"/>
+        </w:tabs>
+        <w:bidi w:val="0"/>
+        <w:ind w:hanging="283" w:start="709"/>
+        <w:rPr/>
+      </w:pPr>
+      <w:r>
+        <w:rPr>
+          <w:b/>
+        </w:rPr>
+        <w:t>Prioridad 2:</w:t>
+      </w:r>
+      <w:r>
+        <w:rPr/>
+        <w:t xml:space="preserve"> completar procesamiento de productos satelitales antes de presentar perturbaciones o alertas SAR/ópticas como mediciones; establecer validación de campo y métricas de falsos positivos.</w:t>
+      </w:r>
+    </w:p>
+    <w:p>
+      <w:pPr>
+        <w:pStyle w:val="BodyText"/>
+        <w:numPr>
+          <w:ilvl w:val="0"/>
+          <w:numId w:val="6"/>
+        </w:numPr>
+        <w:tabs>
+          <w:tab w:val="clear" w:pos="709"/>
+          <w:tab w:val="left" w:pos="709" w:leader="none"/>
+        </w:tabs>
+        <w:bidi w:val="0"/>
+        <w:ind w:hanging="283" w:start="709"/>
+        <w:rPr/>
+      </w:pPr>
+      <w:r>
+        <w:rPr>
+          <w:b/>
+        </w:rPr>
+        <w:t>Prioridad 3:</w:t>
+      </w:r>
+      <w:r>
+        <w:rPr/>
+        <w:t xml:space="preserve"> evaluar de forma reproducible el RAG vectorial (consultas etiquetadas, calibración del umbral y de los pesos, versionado del modelo de embeddings); asegurar la correspondencia entre los resultados presentados en la interfaz y los cálculos del servicio de análisis.</w:t>
+      </w:r>
+    </w:p>
+    <w:p>
+      <w:pPr>
+        <w:pStyle w:val="BodyText"/>
+        <w:numPr>
+          <w:ilvl w:val="0"/>
+          <w:numId w:val="6"/>
+        </w:numPr>
+        <w:tabs>
+          <w:tab w:val="clear" w:pos="709"/>
+          <w:tab w:val="left" w:pos="709" w:leader="none"/>
+        </w:tabs>
+        <w:bidi w:val="0"/>
+        <w:ind w:hanging="283" w:start="709"/>
+        <w:rPr/>
+      </w:pPr>
+      <w:r>
+        <w:rPr>
+          <w:b/>
+        </w:rPr>
+        <w:t>Prioridad 4:</w:t>
+      </w:r>
+      <w:r>
+        <w:rPr/>
+        <w:t xml:space="preserve"> verificar en Scopus, Web of Science, SciELO u otro índice equivalente al menos diez artículos de la bibliografía del artículo IEEE; completar metadatos y citas APA comprobables.</w:t>
+      </w:r>
+    </w:p>
+    <w:p>
+      <w:pPr>
+        <w:pStyle w:val="BodyText"/>
+        <w:numPr>
+          <w:ilvl w:val="0"/>
+          <w:numId w:val="6"/>
+        </w:numPr>
+        <w:tabs>
+          <w:tab w:val="clear" w:pos="709"/>
+          <w:tab w:val="left" w:pos="709" w:leader="none"/>
+        </w:tabs>
+        <w:bidi w:val="0"/>
+        <w:ind w:hanging="283" w:start="709"/>
+        <w:rPr/>
+      </w:pPr>
+      <w:r>
+        <w:rPr>
+          <w:b/>
+        </w:rPr>
+        <w:t>Prioridad 5:</w:t>
+      </w:r>
+      <w:r>
+        <w:rPr/>
+        <w:t xml:space="preserve"> ampliar las pruebas automatizadas a la ingesta y la saga, implementar RBAC, consentimiento y protección de coordenadas/datos comunitarios; realizar una revisión de seguridad y privacidad antes de un piloto.</w:t>
+      </w:r>
+    </w:p>
+    <w:p>
+      <w:pPr>
+        <w:pStyle w:val="BodyText"/>
+        <w:numPr>
+          <w:ilvl w:val="0"/>
+          <w:numId w:val="6"/>
+        </w:numPr>
+        <w:tabs>
+          <w:tab w:val="clear" w:pos="709"/>
+          <w:tab w:val="left" w:pos="709" w:leader="none"/>
+        </w:tabs>
+        <w:bidi w:val="0"/>
+        <w:ind w:hanging="283" w:start="709"/>
+        <w:rPr/>
+      </w:pPr>
+      <w:r>
+        <w:rPr>
+          <w:b/>
+        </w:rPr>
+        <w:t>Prioridad 6:</w:t>
+      </w:r>
+      <w:r>
+        <w:rPr/>
+        <w:t xml:space="preserve"> diseñar una estrategia durable offline-first, almacenamiento analítico tipo Lakehouse y despliegue reproducible; añadir Airflow, Docker/Kubernetes u opciones equivalentes según requisitos y recursos.</w:t>
+      </w:r>
+    </w:p>
+    <w:p>
+      <w:pPr>
+        <w:pStyle w:val="Heading2"/>
+        <w:numPr>
+          <w:ilvl w:val="0"/>
+          <w:numId w:val="0"/>
+        </w:numPr>
+        <w:bidi w:val="0"/>
+        <w:ind w:hanging="0" w:start="0"/>
+        <w:rPr/>
+      </w:pPr>
+      <w:r>
+        <w:rPr/>
+        <w:t>4.4 Matriz de cumplimiento de la propuesta</w:t>
+      </w:r>
+    </w:p>
+    <w:tbl>
+      <w:tblPr>
+        <w:tblW w:w="5000" w:type="pct"/>
+        <w:jc w:val="start"/>
+        <w:tblInd w:w="-5" w:type="dxa"/>
+        <w:tblLayout w:type="fixed"/>
+        <w:tblCellMar>
+          <w:top w:w="55" w:type="dxa"/>
+          <w:start w:w="55" w:type="dxa"/>
+          <w:bottom w:w="55" w:type="dxa"/>
+          <w:end w:w="55" w:type="dxa"/>
+        </w:tblCellMar>
+      </w:tblPr>
+      <w:tblGrid>
+        <w:gridCol w:w="3212"/>
+        <w:gridCol w:w="3213"/>
+        <w:gridCol w:w="3213"/>
+      </w:tblGrid>
+      <w:tr>
+        <w:trPr>
+          <w:tblHeader w:val="true"/>
+        </w:trPr>
+        <w:tc>
+          <w:tcPr>
+            <w:tcW w:w="3212" w:type="dxa"/>
+            <w:tcBorders>
+              <w:top w:val="single" w:sz="4" w:space="0" w:color="000000"/>
+              <w:start w:val="single" w:sz="4" w:space="0" w:color="000000"/>
+              <w:bottom w:val="single" w:sz="4" w:space="0" w:color="000000"/>
+            </w:tcBorders>
+          </w:tcPr>
+          <w:p>
+            <w:pPr>
+              <w:pStyle w:val="TableHeading"/>
+              <w:bidi w:val="0"/>
+              <w:jc w:val="start"/>
+              <w:rPr/>
+            </w:pPr>
+            <w:r>
+              <w:rPr/>
+              <w:t>Requisito</w:t>
+            </w:r>
+          </w:p>
+        </w:tc>
+        <w:tc>
+          <w:tcPr>
+            <w:tcW w:w="3213" w:type="dxa"/>
+            <w:tcBorders>
+              <w:top w:val="single" w:sz="4" w:space="0" w:color="000000"/>
+              <w:start w:val="single" w:sz="4" w:space="0" w:color="000000"/>
+              <w:bottom w:val="single" w:sz="4" w:space="0" w:color="000000"/>
+            </w:tcBorders>
+          </w:tcPr>
+          <w:p>
+            <w:pPr>
+              <w:pStyle w:val="TableHeading"/>
+              <w:bidi w:val="0"/>
+              <w:jc w:val="start"/>
+              <w:rPr/>
+            </w:pPr>
+            <w:r>
+              <w:rPr/>
+              <w:t>Nivel de correspondencia</w:t>
+            </w:r>
+          </w:p>
+        </w:tc>
+        <w:tc>
+          <w:tcPr>
+            <w:tcW w:w="3213" w:type="dxa"/>
+            <w:tcBorders>
+              <w:top w:val="single" w:sz="4" w:space="0" w:color="000000"/>
+              <w:start w:val="single" w:sz="4" w:space="0" w:color="000000"/>
+              <w:bottom w:val="single" w:sz="4" w:space="0" w:color="000000"/>
+              <w:end w:val="single" w:sz="4" w:space="0" w:color="000000"/>
+            </w:tcBorders>
+          </w:tcPr>
+          <w:p>
+            <w:pPr>
+              <w:pStyle w:val="TableHeading"/>
+              <w:bidi w:val="0"/>
+              <w:jc w:val="start"/>
+              <w:rPr/>
+            </w:pPr>
+            <w:r>
+              <w:rPr/>
+              <w:t>Acción requerida</w:t>
             </w:r>
           </w:p>
         </w:tc>
@@ -4238,28 +5042,28 @@
             </w:pPr>
             <w:r>
               <w:rPr/>
-              <w:t>Pruebas de tolerancia a fallos</w:t>
-            </w:r>
-          </w:p>
-        </w:tc>
-        <w:tc>
-          <w:tcPr>
-            <w:tcW w:w="3213" w:type="dxa"/>
-            <w:tcBorders>
-              <w:start w:val="single" w:sz="4" w:space="0" w:color="000000"/>
-              <w:bottom w:val="single" w:sz="4" w:space="0" w:color="000000"/>
-            </w:tcBorders>
-          </w:tcPr>
-          <w:p>
-            <w:pPr>
-              <w:pStyle w:val="TableContents"/>
-              <w:bidi w:val="0"/>
-              <w:jc w:val="start"/>
-              <w:rPr/>
-            </w:pPr>
-            <w:r>
-              <w:rPr/>
-              <w:t>No se presentan resultados documentados de pruebas automatizadas</w:t>
+              <w:t>Portada y resumen ejecutivo</w:t>
+            </w:r>
+          </w:p>
+        </w:tc>
+        <w:tc>
+          <w:tcPr>
+            <w:tcW w:w="3213" w:type="dxa"/>
+            <w:tcBorders>
+              <w:start w:val="single" w:sz="4" w:space="0" w:color="000000"/>
+              <w:bottom w:val="single" w:sz="4" w:space="0" w:color="000000"/>
+            </w:tcBorders>
+          </w:tcPr>
+          <w:p>
+            <w:pPr>
+              <w:pStyle w:val="TableContents"/>
+              <w:bidi w:val="0"/>
+              <w:jc w:val="start"/>
+              <w:rPr/>
+            </w:pPr>
+            <w:r>
+              <w:rPr/>
+              <w:t>Incluidos; resumen dentro del límite de 250 palabras</w:t>
             </w:r>
           </w:p>
         </w:tc>
@@ -4281,7 +5085,7 @@
             </w:pPr>
             <w:r>
               <w:rPr/>
-              <w:t>Diseñar pruebas unitarias y de integración para entradas corruptas o vacías, desconexión y reintentos.</w:t>
+              <w:t>Completar datos administrativos institucionales que se soliciten.</w:t>
             </w:r>
           </w:p>
         </w:tc>
@@ -4305,28 +5109,28 @@
             </w:pPr>
             <w:r>
               <w:rPr/>
-              <w:t>Plan de despliegue Docker/Kubernetes</w:t>
-            </w:r>
-          </w:p>
-        </w:tc>
-        <w:tc>
-          <w:tcPr>
-            <w:tcW w:w="3213" w:type="dxa"/>
-            <w:tcBorders>
-              <w:start w:val="single" w:sz="4" w:space="0" w:color="000000"/>
-              <w:bottom w:val="single" w:sz="4" w:space="0" w:color="000000"/>
-            </w:tcBorders>
-          </w:tcPr>
-          <w:p>
-            <w:pPr>
-              <w:pStyle w:val="TableContents"/>
-              <w:bidi w:val="0"/>
-              <w:jc w:val="start"/>
-              <w:rPr/>
-            </w:pPr>
-            <w:r>
-              <w:rPr/>
-              <w:t>Se contempla publicación web, pero no se especifica una arquitectura de contenedores</w:t>
+              <w:t>Diagnóstico amazónico y justificación AmazonIA 4.0</w:t>
+            </w:r>
+          </w:p>
+        </w:tc>
+        <w:tc>
+          <w:tcPr>
+            <w:tcW w:w="3213" w:type="dxa"/>
+            <w:tcBorders>
+              <w:start w:val="single" w:sz="4" w:space="0" w:color="000000"/>
+              <w:bottom w:val="single" w:sz="4" w:space="0" w:color="000000"/>
+            </w:tcBorders>
+          </w:tcPr>
+          <w:p>
+            <w:pPr>
+              <w:pStyle w:val="TableContents"/>
+              <w:bidi w:val="0"/>
+              <w:jc w:val="start"/>
+              <w:rPr/>
+            </w:pPr>
+            <w:r>
+              <w:rPr/>
+              <w:t>Incluidos para el Orinoco y el Arco Minero</w:t>
             </w:r>
           </w:p>
         </w:tc>
@@ -4348,7 +5152,7 @@
             </w:pPr>
             <w:r>
               <w:rPr/>
-              <w:t>Definir contenedorización, gestión de credenciales, observabilidad, respaldo y recuperación.</w:t>
+              <w:t>Incorporar indicadores territoriales y afirmaciones respaldadas con bibliografía verificable.</w:t>
             </w:r>
           </w:p>
         </w:tc>
@@ -4372,6 +5176,614 @@
             </w:pPr>
             <w:r>
               <w:rPr/>
+              <w:t>Antecedentes indexados</w:t>
+            </w:r>
+          </w:p>
+        </w:tc>
+        <w:tc>
+          <w:tcPr>
+            <w:tcW w:w="3213" w:type="dxa"/>
+            <w:tcBorders>
+              <w:start w:val="single" w:sz="4" w:space="0" w:color="000000"/>
+              <w:bottom w:val="single" w:sz="4" w:space="0" w:color="000000"/>
+            </w:tcBorders>
+          </w:tcPr>
+          <w:p>
+            <w:pPr>
+              <w:pStyle w:val="TableContents"/>
+              <w:bidi w:val="0"/>
+              <w:jc w:val="start"/>
+              <w:rPr/>
+            </w:pPr>
+            <w:r>
+              <w:rPr/>
+              <w:t>Se presentan 12 fichas en el artículo IEEE; la indexación de varias fuentes sigue pendiente</w:t>
+            </w:r>
+          </w:p>
+        </w:tc>
+        <w:tc>
+          <w:tcPr>
+            <w:tcW w:w="3213" w:type="dxa"/>
+            <w:tcBorders>
+              <w:start w:val="single" w:sz="4" w:space="0" w:color="000000"/>
+              <w:bottom w:val="single" w:sz="4" w:space="0" w:color="000000"/>
+              <w:end w:val="single" w:sz="4" w:space="0" w:color="000000"/>
+            </w:tcBorders>
+          </w:tcPr>
+          <w:p>
+            <w:pPr>
+              <w:pStyle w:val="TableContents"/>
+              <w:bidi w:val="0"/>
+              <w:jc w:val="start"/>
+              <w:rPr/>
+            </w:pPr>
+            <w:r>
+              <w:rPr/>
+              <w:t>Confirmar al menos diez artículos en índices aceptados y completar el análisis crítico y las citas APA.</w:t>
+            </w:r>
+          </w:p>
+        </w:tc>
+      </w:tr>
+      <w:tr>
+        <w:trPr/>
+        <w:tc>
+          <w:tcPr>
+            <w:tcW w:w="3212" w:type="dxa"/>
+            <w:tcBorders>
+              <w:start w:val="single" w:sz="4" w:space="0" w:color="000000"/>
+              <w:bottom w:val="single" w:sz="4" w:space="0" w:color="000000"/>
+            </w:tcBorders>
+          </w:tcPr>
+          <w:p>
+            <w:pPr>
+              <w:pStyle w:val="TableContents"/>
+              <w:bidi w:val="0"/>
+              <w:jc w:val="start"/>
+              <w:rPr/>
+            </w:pPr>
+            <w:r>
+              <w:rPr/>
+              <w:t>Arquitectura formal y especificación por capas</w:t>
+            </w:r>
+          </w:p>
+        </w:tc>
+        <w:tc>
+          <w:tcPr>
+            <w:tcW w:w="3213" w:type="dxa"/>
+            <w:tcBorders>
+              <w:start w:val="single" w:sz="4" w:space="0" w:color="000000"/>
+              <w:bottom w:val="single" w:sz="4" w:space="0" w:color="000000"/>
+            </w:tcBorders>
+          </w:tcPr>
+          <w:p>
+            <w:pPr>
+              <w:pStyle w:val="TableContents"/>
+              <w:bidi w:val="0"/>
+              <w:jc w:val="start"/>
+              <w:rPr/>
+            </w:pPr>
+            <w:r>
+              <w:rPr/>
+              <w:t>Se incluye diagrama funcional y estado de las capas</w:t>
+            </w:r>
+          </w:p>
+        </w:tc>
+        <w:tc>
+          <w:tcPr>
+            <w:tcW w:w="3213" w:type="dxa"/>
+            <w:tcBorders>
+              <w:start w:val="single" w:sz="4" w:space="0" w:color="000000"/>
+              <w:bottom w:val="single" w:sz="4" w:space="0" w:color="000000"/>
+              <w:end w:val="single" w:sz="4" w:space="0" w:color="000000"/>
+            </w:tcBorders>
+          </w:tcPr>
+          <w:p>
+            <w:pPr>
+              <w:pStyle w:val="TableContents"/>
+              <w:bidi w:val="0"/>
+              <w:jc w:val="start"/>
+              <w:rPr/>
+            </w:pPr>
+            <w:r>
+              <w:rPr/>
+              <w:t>Adaptar a C4 si se exige; agregar Lakehouse y flujos objetivo claramente diferenciados de lo implementado.</w:t>
+            </w:r>
+          </w:p>
+        </w:tc>
+      </w:tr>
+      <w:tr>
+        <w:trPr/>
+        <w:tc>
+          <w:tcPr>
+            <w:tcW w:w="3212" w:type="dxa"/>
+            <w:tcBorders>
+              <w:start w:val="single" w:sz="4" w:space="0" w:color="000000"/>
+              <w:bottom w:val="single" w:sz="4" w:space="0" w:color="000000"/>
+            </w:tcBorders>
+          </w:tcPr>
+          <w:p>
+            <w:pPr>
+              <w:pStyle w:val="TableContents"/>
+              <w:bidi w:val="0"/>
+              <w:jc w:val="start"/>
+              <w:rPr/>
+            </w:pPr>
+            <w:r>
+              <w:rPr/>
+              <w:t>Ingesta dinámica</w:t>
+            </w:r>
+          </w:p>
+        </w:tc>
+        <w:tc>
+          <w:tcPr>
+            <w:tcW w:w="3213" w:type="dxa"/>
+            <w:tcBorders>
+              <w:start w:val="single" w:sz="4" w:space="0" w:color="000000"/>
+              <w:bottom w:val="single" w:sz="4" w:space="0" w:color="000000"/>
+            </w:tcBorders>
+          </w:tcPr>
+          <w:p>
+            <w:pPr>
+              <w:pStyle w:val="TableContents"/>
+              <w:bidi w:val="0"/>
+              <w:jc w:val="start"/>
+              <w:rPr/>
+            </w:pPr>
+            <w:r>
+              <w:rPr/>
+              <w:t>FIRMS, catálogos Copernicus e INAMEH tienen conectores de servidor; se registra ejecución</w:t>
+            </w:r>
+          </w:p>
+        </w:tc>
+        <w:tc>
+          <w:tcPr>
+            <w:tcW w:w="3213" w:type="dxa"/>
+            <w:tcBorders>
+              <w:start w:val="single" w:sz="4" w:space="0" w:color="000000"/>
+              <w:bottom w:val="single" w:sz="4" w:space="0" w:color="000000"/>
+              <w:end w:val="single" w:sz="4" w:space="0" w:color="000000"/>
+            </w:tcBorders>
+          </w:tcPr>
+          <w:p>
+            <w:pPr>
+              <w:pStyle w:val="TableContents"/>
+              <w:bidi w:val="0"/>
+              <w:jc w:val="start"/>
+              <w:rPr/>
+            </w:pPr>
+            <w:r>
+              <w:rPr/>
+              <w:t>Probar en entorno configurado; añadir sensores o fuente de campo según alcance; documentar calidad y continuidad.</w:t>
+            </w:r>
+          </w:p>
+        </w:tc>
+      </w:tr>
+      <w:tr>
+        <w:trPr/>
+        <w:tc>
+          <w:tcPr>
+            <w:tcW w:w="3212" w:type="dxa"/>
+            <w:tcBorders>
+              <w:start w:val="single" w:sz="4" w:space="0" w:color="000000"/>
+              <w:bottom w:val="single" w:sz="4" w:space="0" w:color="000000"/>
+            </w:tcBorders>
+          </w:tcPr>
+          <w:p>
+            <w:pPr>
+              <w:pStyle w:val="TableContents"/>
+              <w:bidi w:val="0"/>
+              <w:jc w:val="start"/>
+              <w:rPr/>
+            </w:pPr>
+            <w:r>
+              <w:rPr/>
+              <w:t>Procesamiento e inteligencia</w:t>
+            </w:r>
+          </w:p>
+        </w:tc>
+        <w:tc>
+          <w:tcPr>
+            <w:tcW w:w="3213" w:type="dxa"/>
+            <w:tcBorders>
+              <w:start w:val="single" w:sz="4" w:space="0" w:color="000000"/>
+              <w:bottom w:val="single" w:sz="4" w:space="0" w:color="000000"/>
+            </w:tcBorders>
+          </w:tcPr>
+          <w:p>
+            <w:pPr>
+              <w:pStyle w:val="TableContents"/>
+              <w:bidi w:val="0"/>
+              <w:jc w:val="start"/>
+              <w:rPr/>
+            </w:pPr>
+            <w:r>
+              <w:rPr/>
+              <w:t>Transformaciones deterministas y análisis asistido por Gemini</w:t>
+            </w:r>
+          </w:p>
+        </w:tc>
+        <w:tc>
+          <w:tcPr>
+            <w:tcW w:w="3213" w:type="dxa"/>
+            <w:tcBorders>
+              <w:start w:val="single" w:sz="4" w:space="0" w:color="000000"/>
+              <w:bottom w:val="single" w:sz="4" w:space="0" w:color="000000"/>
+              <w:end w:val="single" w:sz="4" w:space="0" w:color="000000"/>
+            </w:tcBorders>
+          </w:tcPr>
+          <w:p>
+            <w:pPr>
+              <w:pStyle w:val="TableContents"/>
+              <w:bidi w:val="0"/>
+              <w:jc w:val="start"/>
+              <w:rPr/>
+            </w:pPr>
+            <w:r>
+              <w:rPr/>
+              <w:t>Procesar imágenes y validar modelos/reglas antes de afirmar detección predictiva.</w:t>
+            </w:r>
+          </w:p>
+        </w:tc>
+      </w:tr>
+      <w:tr>
+        <w:trPr/>
+        <w:tc>
+          <w:tcPr>
+            <w:tcW w:w="3212" w:type="dxa"/>
+            <w:tcBorders>
+              <w:start w:val="single" w:sz="4" w:space="0" w:color="000000"/>
+              <w:bottom w:val="single" w:sz="4" w:space="0" w:color="000000"/>
+            </w:tcBorders>
+          </w:tcPr>
+          <w:p>
+            <w:pPr>
+              <w:pStyle w:val="TableContents"/>
+              <w:bidi w:val="0"/>
+              <w:jc w:val="start"/>
+              <w:rPr/>
+            </w:pPr>
+            <w:r>
+              <w:rPr/>
+              <w:t>RAG y base vectorial</w:t>
+            </w:r>
+          </w:p>
+        </w:tc>
+        <w:tc>
+          <w:tcPr>
+            <w:tcW w:w="3213" w:type="dxa"/>
+            <w:tcBorders>
+              <w:start w:val="single" w:sz="4" w:space="0" w:color="000000"/>
+              <w:bottom w:val="single" w:sz="4" w:space="0" w:color="000000"/>
+            </w:tcBorders>
+          </w:tcPr>
+          <w:p>
+            <w:pPr>
+              <w:pStyle w:val="TableContents"/>
+              <w:bidi w:val="0"/>
+              <w:jc w:val="start"/>
+              <w:rPr/>
+            </w:pPr>
+            <w:r>
+              <w:rPr/>
+              <w:t>Implementado en la versión local según módulos y migración presentes; el artículo reporta despliegue productivo</w:t>
+            </w:r>
+          </w:p>
+        </w:tc>
+        <w:tc>
+          <w:tcPr>
+            <w:tcW w:w="3213" w:type="dxa"/>
+            <w:tcBorders>
+              <w:start w:val="single" w:sz="4" w:space="0" w:color="000000"/>
+              <w:bottom w:val="single" w:sz="4" w:space="0" w:color="000000"/>
+              <w:end w:val="single" w:sz="4" w:space="0" w:color="000000"/>
+            </w:tcBorders>
+          </w:tcPr>
+          <w:p>
+            <w:pPr>
+              <w:pStyle w:val="TableContents"/>
+              <w:bidi w:val="0"/>
+              <w:jc w:val="start"/>
+              <w:rPr/>
+            </w:pPr>
+            <w:r>
+              <w:rPr/>
+              <w:t>Verificar aplicación de migración y vectores en producción; calibrar umbral y pesos y evaluar recuperación y síntesis.</w:t>
+            </w:r>
+          </w:p>
+        </w:tc>
+      </w:tr>
+      <w:tr>
+        <w:trPr/>
+        <w:tc>
+          <w:tcPr>
+            <w:tcW w:w="3212" w:type="dxa"/>
+            <w:tcBorders>
+              <w:start w:val="single" w:sz="4" w:space="0" w:color="000000"/>
+              <w:bottom w:val="single" w:sz="4" w:space="0" w:color="000000"/>
+            </w:tcBorders>
+          </w:tcPr>
+          <w:p>
+            <w:pPr>
+              <w:pStyle w:val="TableContents"/>
+              <w:bidi w:val="0"/>
+              <w:jc w:val="start"/>
+              <w:rPr/>
+            </w:pPr>
+            <w:r>
+              <w:rPr/>
+              <w:t>Offline-first, MQTT/LoRaWAN y Edge</w:t>
+            </w:r>
+          </w:p>
+        </w:tc>
+        <w:tc>
+          <w:tcPr>
+            <w:tcW w:w="3213" w:type="dxa"/>
+            <w:tcBorders>
+              <w:start w:val="single" w:sz="4" w:space="0" w:color="000000"/>
+              <w:bottom w:val="single" w:sz="4" w:space="0" w:color="000000"/>
+            </w:tcBorders>
+          </w:tcPr>
+          <w:p>
+            <w:pPr>
+              <w:pStyle w:val="TableContents"/>
+              <w:bidi w:val="0"/>
+              <w:jc w:val="start"/>
+              <w:rPr/>
+            </w:pPr>
+            <w:r>
+              <w:rPr/>
+              <w:t>No implementado de forma durable</w:t>
+            </w:r>
+          </w:p>
+        </w:tc>
+        <w:tc>
+          <w:tcPr>
+            <w:tcW w:w="3213" w:type="dxa"/>
+            <w:tcBorders>
+              <w:start w:val="single" w:sz="4" w:space="0" w:color="000000"/>
+              <w:bottom w:val="single" w:sz="4" w:space="0" w:color="000000"/>
+              <w:end w:val="single" w:sz="4" w:space="0" w:color="000000"/>
+            </w:tcBorders>
+          </w:tcPr>
+          <w:p>
+            <w:pPr>
+              <w:pStyle w:val="TableContents"/>
+              <w:bidi w:val="0"/>
+              <w:jc w:val="start"/>
+              <w:rPr/>
+            </w:pPr>
+            <w:r>
+              <w:rPr/>
+              <w:t>Diseñar almacenamiento local persistente y protocolo de sincronización acorde al hardware.</w:t>
+            </w:r>
+          </w:p>
+        </w:tc>
+      </w:tr>
+      <w:tr>
+        <w:trPr/>
+        <w:tc>
+          <w:tcPr>
+            <w:tcW w:w="3212" w:type="dxa"/>
+            <w:tcBorders>
+              <w:start w:val="single" w:sz="4" w:space="0" w:color="000000"/>
+              <w:bottom w:val="single" w:sz="4" w:space="0" w:color="000000"/>
+            </w:tcBorders>
+          </w:tcPr>
+          <w:p>
+            <w:pPr>
+              <w:pStyle w:val="TableContents"/>
+              <w:bidi w:val="0"/>
+              <w:jc w:val="start"/>
+              <w:rPr/>
+            </w:pPr>
+            <w:r>
+              <w:rPr/>
+              <w:t>Gobernanza y privacidad</w:t>
+            </w:r>
+          </w:p>
+        </w:tc>
+        <w:tc>
+          <w:tcPr>
+            <w:tcW w:w="3213" w:type="dxa"/>
+            <w:tcBorders>
+              <w:start w:val="single" w:sz="4" w:space="0" w:color="000000"/>
+              <w:bottom w:val="single" w:sz="4" w:space="0" w:color="000000"/>
+            </w:tcBorders>
+          </w:tcPr>
+          <w:p>
+            <w:pPr>
+              <w:pStyle w:val="TableContents"/>
+              <w:bidi w:val="0"/>
+              <w:jc w:val="start"/>
+              <w:rPr/>
+            </w:pPr>
+            <w:r>
+              <w:rPr/>
+              <w:t>RLS y anonimato básico en persistencia de denuncias</w:t>
+            </w:r>
+          </w:p>
+        </w:tc>
+        <w:tc>
+          <w:tcPr>
+            <w:tcW w:w="3213" w:type="dxa"/>
+            <w:tcBorders>
+              <w:start w:val="single" w:sz="4" w:space="0" w:color="000000"/>
+              <w:bottom w:val="single" w:sz="4" w:space="0" w:color="000000"/>
+              <w:end w:val="single" w:sz="4" w:space="0" w:color="000000"/>
+            </w:tcBorders>
+          </w:tcPr>
+          <w:p>
+            <w:pPr>
+              <w:pStyle w:val="TableContents"/>
+              <w:bidi w:val="0"/>
+              <w:jc w:val="start"/>
+              <w:rPr/>
+            </w:pPr>
+            <w:r>
+              <w:rPr/>
+              <w:t>Añadir RBAC, consentimiento, retención, anonimización espacial y acuerdos de gobernanza.</w:t>
+            </w:r>
+          </w:p>
+        </w:tc>
+      </w:tr>
+      <w:tr>
+        <w:trPr/>
+        <w:tc>
+          <w:tcPr>
+            <w:tcW w:w="3212" w:type="dxa"/>
+            <w:tcBorders>
+              <w:start w:val="single" w:sz="4" w:space="0" w:color="000000"/>
+              <w:bottom w:val="single" w:sz="4" w:space="0" w:color="000000"/>
+            </w:tcBorders>
+          </w:tcPr>
+          <w:p>
+            <w:pPr>
+              <w:pStyle w:val="TableContents"/>
+              <w:bidi w:val="0"/>
+              <w:jc w:val="start"/>
+              <w:rPr/>
+            </w:pPr>
+            <w:r>
+              <w:rPr/>
+              <w:t>Pruebas de tolerancia a fallos</w:t>
+            </w:r>
+          </w:p>
+        </w:tc>
+        <w:tc>
+          <w:tcPr>
+            <w:tcW w:w="3213" w:type="dxa"/>
+            <w:tcBorders>
+              <w:start w:val="single" w:sz="4" w:space="0" w:color="000000"/>
+              <w:bottom w:val="single" w:sz="4" w:space="0" w:color="000000"/>
+            </w:tcBorders>
+          </w:tcPr>
+          <w:p>
+            <w:pPr>
+              <w:pStyle w:val="TableContents"/>
+              <w:bidi w:val="0"/>
+              <w:rPr/>
+            </w:pPr>
+            <w:r>
+              <w:rPr/>
+              <w:t xml:space="preserve">El artículo informa 26 pruebas unitarias de la memoria semántica; no pudieron ejecutarse en este entorno por ausencia de </w:t>
+            </w:r>
+            <w:r>
+              <w:rPr>
+                <w:rFonts w:ascii="Liberation Mono" w:hAnsi="Liberation Mono"/>
+              </w:rPr>
+              <w:t>tsx</w:t>
+            </w:r>
+          </w:p>
+        </w:tc>
+        <w:tc>
+          <w:tcPr>
+            <w:tcW w:w="3213" w:type="dxa"/>
+            <w:tcBorders>
+              <w:start w:val="single" w:sz="4" w:space="0" w:color="000000"/>
+              <w:bottom w:val="single" w:sz="4" w:space="0" w:color="000000"/>
+              <w:end w:val="single" w:sz="4" w:space="0" w:color="000000"/>
+            </w:tcBorders>
+          </w:tcPr>
+          <w:p>
+            <w:pPr>
+              <w:pStyle w:val="TableContents"/>
+              <w:bidi w:val="0"/>
+              <w:jc w:val="start"/>
+              <w:rPr/>
+            </w:pPr>
+            <w:r>
+              <w:rPr/>
+              <w:t>Extender a la ingesta y la saga; agregar pruebas de integración para entradas corruptas o vacías, desconexión y reintentos.</w:t>
+            </w:r>
+          </w:p>
+        </w:tc>
+      </w:tr>
+      <w:tr>
+        <w:trPr/>
+        <w:tc>
+          <w:tcPr>
+            <w:tcW w:w="3212" w:type="dxa"/>
+            <w:tcBorders>
+              <w:start w:val="single" w:sz="4" w:space="0" w:color="000000"/>
+              <w:bottom w:val="single" w:sz="4" w:space="0" w:color="000000"/>
+            </w:tcBorders>
+          </w:tcPr>
+          <w:p>
+            <w:pPr>
+              <w:pStyle w:val="TableContents"/>
+              <w:bidi w:val="0"/>
+              <w:jc w:val="start"/>
+              <w:rPr/>
+            </w:pPr>
+            <w:r>
+              <w:rPr/>
+              <w:t>Plan de despliegue Docker/Kubernetes</w:t>
+            </w:r>
+          </w:p>
+        </w:tc>
+        <w:tc>
+          <w:tcPr>
+            <w:tcW w:w="3213" w:type="dxa"/>
+            <w:tcBorders>
+              <w:start w:val="single" w:sz="4" w:space="0" w:color="000000"/>
+              <w:bottom w:val="single" w:sz="4" w:space="0" w:color="000000"/>
+            </w:tcBorders>
+          </w:tcPr>
+          <w:p>
+            <w:pPr>
+              <w:pStyle w:val="TableContents"/>
+              <w:bidi w:val="0"/>
+              <w:jc w:val="start"/>
+              <w:rPr/>
+            </w:pPr>
+            <w:r>
+              <w:rPr/>
+              <w:t>El artículo propone una correspondencia con AWS; la contenedorización y los servicios AWS no se verificaron como desplegados</w:t>
+            </w:r>
+          </w:p>
+        </w:tc>
+        <w:tc>
+          <w:tcPr>
+            <w:tcW w:w="3213" w:type="dxa"/>
+            <w:tcBorders>
+              <w:start w:val="single" w:sz="4" w:space="0" w:color="000000"/>
+              <w:bottom w:val="single" w:sz="4" w:space="0" w:color="000000"/>
+              <w:end w:val="single" w:sz="4" w:space="0" w:color="000000"/>
+            </w:tcBorders>
+          </w:tcPr>
+          <w:p>
+            <w:pPr>
+              <w:pStyle w:val="TableContents"/>
+              <w:bidi w:val="0"/>
+              <w:jc w:val="start"/>
+              <w:rPr/>
+            </w:pPr>
+            <w:r>
+              <w:rPr/>
+              <w:t>Definir contenedorización, gestión de credenciales, observabilidad, respaldo y recuperación.</w:t>
+            </w:r>
+          </w:p>
+        </w:tc>
+      </w:tr>
+      <w:tr>
+        <w:trPr/>
+        <w:tc>
+          <w:tcPr>
+            <w:tcW w:w="3212" w:type="dxa"/>
+            <w:tcBorders>
+              <w:start w:val="single" w:sz="4" w:space="0" w:color="000000"/>
+              <w:bottom w:val="single" w:sz="4" w:space="0" w:color="000000"/>
+            </w:tcBorders>
+          </w:tcPr>
+          <w:p>
+            <w:pPr>
+              <w:pStyle w:val="TableContents"/>
+              <w:bidi w:val="0"/>
+              <w:jc w:val="start"/>
+              <w:rPr/>
+            </w:pPr>
+            <w:r>
+              <w:rPr/>
               <w:t>Resultado para usuarios finales</w:t>
             </w:r>
           </w:p>
@@ -4468,25 +5880,13 @@
     </w:p>
     <w:p>
       <w:pPr>
-        <w:pStyle w:val="Heading3"/>
-        <w:bidi w:val="0"/>
-        <w:ind w:hanging="0" w:start="0"/>
-        <w:rPr/>
-      </w:pPr>
-      <w:r>
-        <w:rPr/>
-        <w:t>Referencias científicas declaradas en la propuesta, pendientes de validación</w:t>
-      </w:r>
-    </w:p>
-    <w:p>
-      <w:pPr>
-        <w:pStyle w:val="BodyText"/>
-        <w:bidi w:val="0"/>
-        <w:rPr/>
-      </w:pPr>
-      <w:r>
-        <w:rPr/>
-        <w:t>Las siguientes entradas reproducen los datos disponibles en la propuesta. No constituyen referencias APA completas ni acreditan por sí mismas existencia, arbitraje o indexación; deben comprobarse y completarse antes de la entrega definitiva.</w:t>
+        <w:pStyle w:val="BodyText"/>
+        <w:bidi w:val="0"/>
+        <w:rPr/>
+      </w:pPr>
+      <w:r>
+        <w:rPr/>
+        <w:t>Las referencias siguientes se transcriben del artículo IEEE y del informe preliminar. El preliminar declara que los DOI fueron contrastados con Crossref o DataCite el 15 de octubre de 2026; la presencia de un DOI no acredita indexación. La verificación de Scopus, Web of Science, SciELO u otro índice equivalente sigue pendiente para las fuentes señaladas en el capítulo II.</w:t>
       </w:r>
     </w:p>
     <w:p>
@@ -4505,15 +5905,27 @@
         <w:rPr/>
       </w:pPr>
       <w:r>
+        <w:rPr/>
+        <w:t xml:space="preserve">Arafat, Y., Akula, D. K., Mohammed, Y. S., &amp; Haque, G. M. M. (2025). Big data analytics in information systems research: Current landscape and future prospects. </w:t>
+      </w:r>
+      <w:r>
         <w:rPr>
           <w:i/>
         </w:rPr>
-        <w:t>The Impact of Artificial Intelligence on the Sustainability of Regional Ecosystems</w:t>
-      </w:r>
-      <w:r>
-        <w:rPr/>
-        <w:t>. (2025). MDPI. Autores, revista específica, volumen, páginas y DOI no indicados en la propuesta.</w:t>
-      </w:r>
+        <w:t>The American Journal of Engineering and Technology, 7</w:t>
+      </w:r>
+      <w:r>
+        <w:rPr/>
+        <w:t xml:space="preserve">(8), 177–201. </w:t>
+      </w:r>
+      <w:hyperlink r:id="rId2">
+        <w:r>
+          <w:rPr>
+            <w:rStyle w:val="Hyperlink"/>
+          </w:rPr>
+          <w:t>https://doi.org/10.37547/tajet/volume07issue08-16</w:t>
+        </w:r>
+      </w:hyperlink>
     </w:p>
     <w:p>
       <w:pPr>
@@ -4531,15 +5943,27 @@
         <w:rPr/>
       </w:pPr>
       <w:r>
+        <w:rPr/>
+        <w:t xml:space="preserve">Asner, G. P., &amp; Tupayachi, R. (2017). Accelerated losses of protected forests from gold mining in the Peruvian Amazon. </w:t>
+      </w:r>
+      <w:r>
         <w:rPr>
           <w:i/>
         </w:rPr>
-        <w:t>Are smart technologies enough to build climate-resilient cities and regions?</w:t>
-      </w:r>
-      <w:r>
-        <w:rPr/>
-        <w:t xml:space="preserve"> (2026). ScienceDirect. Autores, revista específica, volumen, páginas y DOI no indicados en la propuesta.</w:t>
-      </w:r>
+        <w:t>Environmental Research Letters, 12</w:t>
+      </w:r>
+      <w:r>
+        <w:rPr/>
+        <w:t xml:space="preserve">(9), 094004. </w:t>
+      </w:r>
+      <w:hyperlink r:id="rId3">
+        <w:r>
+          <w:rPr>
+            <w:rStyle w:val="Hyperlink"/>
+          </w:rPr>
+          <w:t>https://doi.org/10.1088/1748-9326/aa7dab</w:t>
+        </w:r>
+      </w:hyperlink>
     </w:p>
     <w:p>
       <w:pPr>
@@ -4557,15 +5981,27 @@
         <w:rPr/>
       </w:pPr>
       <w:r>
+        <w:rPr/>
+        <w:t xml:space="preserve">Caballero Espejo, J., Messinger, M., Román-Dañobeytia, F., Ascorra, C., Fernandez, L., &amp; Silman, M. (2018). Deforestation and forest degradation due to gold mining in the Peruvian Amazon: A 34-year perspective. </w:t>
+      </w:r>
+      <w:r>
         <w:rPr>
           <w:i/>
         </w:rPr>
-        <w:t>Applications of AI to low carbon decision support systems in global networks</w:t>
-      </w:r>
-      <w:r>
-        <w:rPr/>
-        <w:t>. (2025). ScienceDirect. Autores, revista específica, volumen, páginas y DOI no indicados en la propuesta.</w:t>
-      </w:r>
+        <w:t>Remote Sensing, 10</w:t>
+      </w:r>
+      <w:r>
+        <w:rPr/>
+        <w:t xml:space="preserve">(12), 1903. </w:t>
+      </w:r>
+      <w:hyperlink r:id="rId4">
+        <w:r>
+          <w:rPr>
+            <w:rStyle w:val="Hyperlink"/>
+          </w:rPr>
+          <w:t>https://doi.org/10.3390/rs10121903</w:t>
+        </w:r>
+      </w:hyperlink>
     </w:p>
     <w:p>
       <w:pPr>
@@ -4583,15 +6019,27 @@
         <w:rPr/>
       </w:pPr>
       <w:r>
+        <w:rPr/>
+        <w:t xml:space="preserve">Camalan, S., Cui, K., Pauca, V. P., Alqahtani, S., Silman, M., Chan, R., Plemmons, R. J., Dethier, E. N., Fernandez, L. E., &amp; Lutz, D. A. (2022). Change detection of Amazonian alluvial gold mining using deep learning and Sentinel-2 imagery. </w:t>
+      </w:r>
+      <w:r>
         <w:rPr>
           <w:i/>
         </w:rPr>
-        <w:t>Big Data Analytics in Information Systems Research: Current Landscape and Future Prospects</w:t>
-      </w:r>
-      <w:r>
-        <w:rPr/>
-        <w:t>. (2025). ResearchGate. Publicación original, autores y DOI no indicados; ResearchGate no acredita indexación.</w:t>
-      </w:r>
+        <w:t>Remote Sensing, 14</w:t>
+      </w:r>
+      <w:r>
+        <w:rPr/>
+        <w:t xml:space="preserve">(7), 1746. </w:t>
+      </w:r>
+      <w:hyperlink r:id="rId5">
+        <w:r>
+          <w:rPr>
+            <w:rStyle w:val="Hyperlink"/>
+          </w:rPr>
+          <w:t>https://doi.org/10.3390/rs14071746</w:t>
+        </w:r>
+      </w:hyperlink>
     </w:p>
     <w:p>
       <w:pPr>
@@ -4609,38 +6057,72 @@
         <w:rPr/>
       </w:pPr>
       <w:r>
+        <w:rPr/>
+        <w:t xml:space="preserve">Carroll, S. R., Garba, I., Figueroa-Rodríguez, O. L., Holbrook, J., Lovett, R., Materechera, S., Parsons, M., Raseroka, K., Rodriguez-Lonebear, D., Rowe, R., Sara, R., Walker, J. D., Anderson, J., &amp; Hudson, M. (2020). The CARE principles for Indigenous data governance. </w:t>
+      </w:r>
+      <w:r>
         <w:rPr>
           <w:i/>
         </w:rPr>
-        <w:t>Digital twins for regional and supply chain systems: Literature review and conceptual frameworks</w:t>
-      </w:r>
-      <w:r>
-        <w:rPr/>
-        <w:t>. (2024). ResearchGate. Publicación original, autores y DOI no indicados; ResearchGate no acredita indexación.</w:t>
-      </w:r>
-    </w:p>
-    <w:p>
-      <w:pPr>
-        <w:pStyle w:val="Heading3"/>
+        <w:t>Data Science Journal, 19</w:t>
+      </w:r>
+      <w:r>
+        <w:rPr/>
+        <w:t xml:space="preserve">, 43. </w:t>
+      </w:r>
+      <w:hyperlink r:id="rId6">
+        <w:r>
+          <w:rPr>
+            <w:rStyle w:val="Hyperlink"/>
+          </w:rPr>
+          <w:t>https://doi.org/10.5334/dsj-2020-043</w:t>
+        </w:r>
+      </w:hyperlink>
+    </w:p>
+    <w:p>
+      <w:pPr>
+        <w:pStyle w:val="BodyText"/>
         <w:numPr>
           <w:ilvl w:val="0"/>
-          <w:numId w:val="0"/>
+          <w:numId w:val="7"/>
         </w:numPr>
-        <w:bidi w:val="0"/>
-        <w:ind w:hanging="0" w:start="0"/>
-        <w:rPr/>
-      </w:pPr>
-      <w:r>
-        <w:rPr/>
-        <w:t>Documento institucional de referencia</w:t>
-      </w:r>
+        <w:tabs>
+          <w:tab w:val="clear" w:pos="709"/>
+          <w:tab w:val="left" w:pos="709" w:leader="none"/>
+        </w:tabs>
+        <w:bidi w:val="0"/>
+        <w:ind w:hanging="283" w:start="709"/>
+        <w:rPr/>
+      </w:pPr>
+      <w:r>
+        <w:rPr/>
+        <w:t xml:space="preserve">Colmenares, M. (2024). El arco minero del Orinoco (AMO) y la vulnerabilidad del territorio venezolano (2016–2023): Una mirada desde la historia ambiental. </w:t>
+      </w:r>
+      <w:r>
+        <w:rPr>
+          <w:i/>
+        </w:rPr>
+        <w:t>Procesos Históricos</w:t>
+      </w:r>
+      <w:r>
+        <w:rPr/>
+        <w:t xml:space="preserve">, (45), 100–123. </w:t>
+      </w:r>
+      <w:hyperlink r:id="rId7">
+        <w:r>
+          <w:rPr>
+            <w:rStyle w:val="Hyperlink"/>
+          </w:rPr>
+          <w:t>https://doi.org/10.53766/prohis/2024.45.06</w:t>
+        </w:r>
+      </w:hyperlink>
     </w:p>
     <w:p>
       <w:pPr>
         <w:pStyle w:val="BodyText"/>
         <w:numPr>
           <w:ilvl w:val="0"/>
-          <w:numId w:val="8"/>
+          <w:numId w:val="7"/>
         </w:numPr>
         <w:tabs>
           <w:tab w:val="clear" w:pos="709"/>
@@ -4648,6 +6130,678 @@
         </w:tabs>
         <w:bidi w:val="0"/>
         <w:ind w:hanging="283" w:start="709"/>
+        <w:rPr/>
+      </w:pPr>
+      <w:r>
+        <w:rPr/>
+        <w:t xml:space="preserve">de Bruyn, C., Said, F. B., Venter, M., &amp; Castanho, R. A. (2026). Are smart technologies enough to build climate-resilient cities? A bibliometric assessment of global trends and research gaps. </w:t>
+      </w:r>
+      <w:r>
+        <w:rPr>
+          <w:i/>
+        </w:rPr>
+        <w:t>City and Environment Interactions, 29</w:t>
+      </w:r>
+      <w:r>
+        <w:rPr/>
+        <w:t xml:space="preserve">, 100306. </w:t>
+      </w:r>
+      <w:hyperlink r:id="rId8">
+        <w:r>
+          <w:rPr>
+            <w:rStyle w:val="Hyperlink"/>
+          </w:rPr>
+          <w:t>https://doi.org/10.1016/j.cacint.2026.100306</w:t>
+        </w:r>
+      </w:hyperlink>
+    </w:p>
+    <w:p>
+      <w:pPr>
+        <w:pStyle w:val="BodyText"/>
+        <w:numPr>
+          <w:ilvl w:val="0"/>
+          <w:numId w:val="7"/>
+        </w:numPr>
+        <w:tabs>
+          <w:tab w:val="clear" w:pos="709"/>
+          <w:tab w:val="left" w:pos="709" w:leader="none"/>
+        </w:tabs>
+        <w:bidi w:val="0"/>
+        <w:ind w:hanging="283" w:start="709"/>
+        <w:rPr/>
+      </w:pPr>
+      <w:r>
+        <w:rPr/>
+        <w:t xml:space="preserve">Gao, Y., Xiong, Y., Gao, X., Jia, K., Pan, J., Bi, Y., Dai, Y., Sun, J., Wang, M., &amp; Wang, H. (2023). Retrieval-augmented generation for large language models: A survey. arXiv:2312.10997. </w:t>
+      </w:r>
+      <w:hyperlink r:id="rId9">
+        <w:r>
+          <w:rPr>
+            <w:rStyle w:val="Hyperlink"/>
+          </w:rPr>
+          <w:t>https://doi.org/10.48550/arXiv.2312.10997</w:t>
+        </w:r>
+      </w:hyperlink>
+    </w:p>
+    <w:p>
+      <w:pPr>
+        <w:pStyle w:val="BodyText"/>
+        <w:numPr>
+          <w:ilvl w:val="0"/>
+          <w:numId w:val="7"/>
+        </w:numPr>
+        <w:tabs>
+          <w:tab w:val="clear" w:pos="709"/>
+          <w:tab w:val="left" w:pos="709" w:leader="none"/>
+        </w:tabs>
+        <w:bidi w:val="0"/>
+        <w:ind w:hanging="283" w:start="709"/>
+        <w:rPr/>
+      </w:pPr>
+      <w:r>
+        <w:rPr/>
+        <w:t xml:space="preserve">García-Sánchez, A., Contreras, F., Adams, M., &amp; Santos, F. (2006). Atmospheric mercury emissions from polluted gold mining areas (Venezuela). </w:t>
+      </w:r>
+      <w:r>
+        <w:rPr>
+          <w:i/>
+        </w:rPr>
+        <w:t>Environmental Geochemistry and Health, 28</w:t>
+      </w:r>
+      <w:r>
+        <w:rPr/>
+        <w:t xml:space="preserve">(6), 529–540. </w:t>
+      </w:r>
+      <w:hyperlink r:id="rId10">
+        <w:r>
+          <w:rPr>
+            <w:rStyle w:val="Hyperlink"/>
+          </w:rPr>
+          <w:t>https://doi.org/10.1007/s10653-006-9049-x</w:t>
+        </w:r>
+      </w:hyperlink>
+    </w:p>
+    <w:p>
+      <w:pPr>
+        <w:pStyle w:val="BodyText"/>
+        <w:numPr>
+          <w:ilvl w:val="0"/>
+          <w:numId w:val="7"/>
+        </w:numPr>
+        <w:tabs>
+          <w:tab w:val="clear" w:pos="709"/>
+          <w:tab w:val="left" w:pos="709" w:leader="none"/>
+        </w:tabs>
+        <w:bidi w:val="0"/>
+        <w:ind w:hanging="283" w:start="709"/>
+        <w:rPr/>
+      </w:pPr>
+      <w:r>
+        <w:rPr/>
+        <w:t xml:space="preserve">Gerson, J. R., et al. (2022). Amazon forests capture high levels of atmospheric mercury pollution from artisanal gold mining. </w:t>
+      </w:r>
+      <w:r>
+        <w:rPr>
+          <w:i/>
+        </w:rPr>
+        <w:t>Nature Communications, 13</w:t>
+      </w:r>
+      <w:r>
+        <w:rPr/>
+        <w:t xml:space="preserve">, 559. </w:t>
+      </w:r>
+      <w:hyperlink r:id="rId11">
+        <w:r>
+          <w:rPr>
+            <w:rStyle w:val="Hyperlink"/>
+          </w:rPr>
+          <w:t>https://doi.org/10.1038/s41467-022-27997-3</w:t>
+        </w:r>
+      </w:hyperlink>
+    </w:p>
+    <w:p>
+      <w:pPr>
+        <w:pStyle w:val="BodyText"/>
+        <w:numPr>
+          <w:ilvl w:val="0"/>
+          <w:numId w:val="7"/>
+        </w:numPr>
+        <w:tabs>
+          <w:tab w:val="clear" w:pos="709"/>
+          <w:tab w:val="left" w:pos="709" w:leader="none"/>
+        </w:tabs>
+        <w:bidi w:val="0"/>
+        <w:ind w:hanging="283" w:start="709"/>
+        <w:rPr/>
+      </w:pPr>
+      <w:r>
+        <w:rPr/>
+        <w:t xml:space="preserve">Le, T. V., &amp; Fan, R. (2024). Digital twins for logistics and supply chain systems: Literature review, conceptual framework, research potential, and practical challenges. </w:t>
+      </w:r>
+      <w:r>
+        <w:rPr>
+          <w:i/>
+        </w:rPr>
+        <w:t>Computers &amp; Industrial Engineering, 187</w:t>
+      </w:r>
+      <w:r>
+        <w:rPr/>
+        <w:t xml:space="preserve">, 109768. </w:t>
+      </w:r>
+      <w:hyperlink r:id="rId12">
+        <w:r>
+          <w:rPr>
+            <w:rStyle w:val="Hyperlink"/>
+          </w:rPr>
+          <w:t>https://doi.org/10.1016/j.cie.2023.109768</w:t>
+        </w:r>
+      </w:hyperlink>
+    </w:p>
+    <w:p>
+      <w:pPr>
+        <w:pStyle w:val="BodyText"/>
+        <w:numPr>
+          <w:ilvl w:val="0"/>
+          <w:numId w:val="7"/>
+        </w:numPr>
+        <w:tabs>
+          <w:tab w:val="clear" w:pos="709"/>
+          <w:tab w:val="left" w:pos="709" w:leader="none"/>
+        </w:tabs>
+        <w:bidi w:val="0"/>
+        <w:ind w:hanging="283" w:start="709"/>
+        <w:rPr/>
+      </w:pPr>
+      <w:r>
+        <w:rPr/>
+        <w:t xml:space="preserve">Lewis, P., et al. (2020). Retrieval-augmented generation for knowledge-intensive NLP tasks. arXiv:2005.11401. </w:t>
+      </w:r>
+      <w:hyperlink r:id="rId13">
+        <w:r>
+          <w:rPr>
+            <w:rStyle w:val="Hyperlink"/>
+          </w:rPr>
+          <w:t>https://doi.org/10.48550/arXiv.2005.11401</w:t>
+        </w:r>
+      </w:hyperlink>
+    </w:p>
+    <w:p>
+      <w:pPr>
+        <w:pStyle w:val="BodyText"/>
+        <w:numPr>
+          <w:ilvl w:val="0"/>
+          <w:numId w:val="7"/>
+        </w:numPr>
+        <w:tabs>
+          <w:tab w:val="clear" w:pos="709"/>
+          <w:tab w:val="left" w:pos="709" w:leader="none"/>
+        </w:tabs>
+        <w:bidi w:val="0"/>
+        <w:ind w:hanging="283" w:start="709"/>
+        <w:rPr/>
+      </w:pPr>
+      <w:r>
+        <w:rPr/>
+        <w:t xml:space="preserve">Lobo, F. L., Costa, M. P. F., &amp; Novo, E. M. L. M. (2015). Time-series analysis of Landsat-MSS/TM/OLI images over Amazonian waters impacted by gold mining activities. </w:t>
+      </w:r>
+      <w:r>
+        <w:rPr>
+          <w:i/>
+        </w:rPr>
+        <w:t>Remote Sensing of Environment, 157</w:t>
+      </w:r>
+      <w:r>
+        <w:rPr/>
+        <w:t xml:space="preserve">, 170–184. </w:t>
+      </w:r>
+      <w:hyperlink r:id="rId14">
+        <w:r>
+          <w:rPr>
+            <w:rStyle w:val="Hyperlink"/>
+          </w:rPr>
+          <w:t>https://doi.org/10.1016/j.rse.2014.04.030</w:t>
+        </w:r>
+      </w:hyperlink>
+    </w:p>
+    <w:p>
+      <w:pPr>
+        <w:pStyle w:val="BodyText"/>
+        <w:numPr>
+          <w:ilvl w:val="0"/>
+          <w:numId w:val="7"/>
+        </w:numPr>
+        <w:tabs>
+          <w:tab w:val="clear" w:pos="709"/>
+          <w:tab w:val="left" w:pos="709" w:leader="none"/>
+        </w:tabs>
+        <w:bidi w:val="0"/>
+        <w:ind w:hanging="283" w:start="709"/>
+        <w:rPr/>
+      </w:pPr>
+      <w:r>
+        <w:rPr/>
+        <w:t xml:space="preserve">Malkov, Y. A., &amp; Yashunin, D. A. (2020). Efficient and robust approximate nearest neighbor search using hierarchical navigable small world graphs. </w:t>
+      </w:r>
+      <w:r>
+        <w:rPr>
+          <w:i/>
+        </w:rPr>
+        <w:t>IEEE Transactions on Pattern Analysis and Machine Intelligence, 42</w:t>
+      </w:r>
+      <w:r>
+        <w:rPr/>
+        <w:t xml:space="preserve">(4), 824–836. </w:t>
+      </w:r>
+      <w:hyperlink r:id="rId15">
+        <w:r>
+          <w:rPr>
+            <w:rStyle w:val="Hyperlink"/>
+          </w:rPr>
+          <w:t>https://doi.org/10.1109/TPAMI.2018.2889473</w:t>
+        </w:r>
+      </w:hyperlink>
+    </w:p>
+    <w:p>
+      <w:pPr>
+        <w:pStyle w:val="BodyText"/>
+        <w:numPr>
+          <w:ilvl w:val="0"/>
+          <w:numId w:val="7"/>
+        </w:numPr>
+        <w:tabs>
+          <w:tab w:val="clear" w:pos="709"/>
+          <w:tab w:val="left" w:pos="709" w:leader="none"/>
+        </w:tabs>
+        <w:bidi w:val="0"/>
+        <w:ind w:hanging="283" w:start="709"/>
+        <w:rPr/>
+      </w:pPr>
+      <w:r>
+        <w:rPr/>
+        <w:t xml:space="preserve">Pereira, D. H. C., Gomes, R. A. T., Carvalho Júnior, O. A. de, &amp; Guimarães, R. F. (2024). Avaliação das imagens SAR/Sentinel-1 para identificação de garimpos de ouro embarcados por meio de algoritmos de detecção de embarcações. </w:t>
+      </w:r>
+      <w:r>
+        <w:rPr>
+          <w:i/>
+        </w:rPr>
+        <w:t>Caminhos de Geografia, 25</w:t>
+      </w:r>
+      <w:r>
+        <w:rPr/>
+        <w:t xml:space="preserve">(98), 150–169. </w:t>
+      </w:r>
+      <w:hyperlink r:id="rId16">
+        <w:r>
+          <w:rPr>
+            <w:rStyle w:val="Hyperlink"/>
+          </w:rPr>
+          <w:t>https://doi.org/10.14393/rcg259869530</w:t>
+        </w:r>
+      </w:hyperlink>
+    </w:p>
+    <w:p>
+      <w:pPr>
+        <w:pStyle w:val="BodyText"/>
+        <w:numPr>
+          <w:ilvl w:val="0"/>
+          <w:numId w:val="7"/>
+        </w:numPr>
+        <w:tabs>
+          <w:tab w:val="clear" w:pos="709"/>
+          <w:tab w:val="left" w:pos="709" w:leader="none"/>
+        </w:tabs>
+        <w:bidi w:val="0"/>
+        <w:ind w:hanging="283" w:start="709"/>
+        <w:rPr/>
+      </w:pPr>
+      <w:r>
+        <w:rPr/>
+        <w:t xml:space="preserve">Pimenow, S., Pimenowa, O., Prus, P., &amp; Niklas, A. (2025). The impact of artificial intelligence on the sustainability of regional ecosystems: Current challenges and future prospects. </w:t>
+      </w:r>
+      <w:r>
+        <w:rPr>
+          <w:i/>
+        </w:rPr>
+        <w:t>Sustainability, 17</w:t>
+      </w:r>
+      <w:r>
+        <w:rPr/>
+        <w:t xml:space="preserve">(11), 4795. </w:t>
+      </w:r>
+      <w:hyperlink r:id="rId17">
+        <w:r>
+          <w:rPr>
+            <w:rStyle w:val="Hyperlink"/>
+          </w:rPr>
+          <w:t>https://doi.org/10.3390/su17114795</w:t>
+        </w:r>
+      </w:hyperlink>
+    </w:p>
+    <w:p>
+      <w:pPr>
+        <w:pStyle w:val="BodyText"/>
+        <w:numPr>
+          <w:ilvl w:val="0"/>
+          <w:numId w:val="7"/>
+        </w:numPr>
+        <w:tabs>
+          <w:tab w:val="clear" w:pos="709"/>
+          <w:tab w:val="left" w:pos="709" w:leader="none"/>
+        </w:tabs>
+        <w:bidi w:val="0"/>
+        <w:ind w:hanging="283" w:start="709"/>
+        <w:rPr/>
+      </w:pPr>
+      <w:r>
+        <w:rPr/>
+        <w:t xml:space="preserve">Rodríguez, I., &amp; Aguilar, V. (2023). Games of power in conflicts over extractivism in Canaima National Park, Venezuela. In I. Rodríguez, M. Walter, &amp; L. Temper (Eds.), </w:t>
+      </w:r>
+      <w:r>
+        <w:rPr>
+          <w:i/>
+        </w:rPr>
+        <w:t>Just transformations: Grassroots struggles for alternative futures</w:t>
+      </w:r>
+      <w:r>
+        <w:rPr/>
+        <w:t xml:space="preserve"> (pp. 104–131). Pluto Press. </w:t>
+      </w:r>
+      <w:hyperlink r:id="rId18">
+        <w:r>
+          <w:rPr>
+            <w:rStyle w:val="Hyperlink"/>
+          </w:rPr>
+          <w:t>https://doi.org/10.2307/jj.8501592.7</w:t>
+        </w:r>
+      </w:hyperlink>
+    </w:p>
+    <w:p>
+      <w:pPr>
+        <w:pStyle w:val="BodyText"/>
+        <w:numPr>
+          <w:ilvl w:val="0"/>
+          <w:numId w:val="7"/>
+        </w:numPr>
+        <w:tabs>
+          <w:tab w:val="clear" w:pos="709"/>
+          <w:tab w:val="left" w:pos="709" w:leader="none"/>
+        </w:tabs>
+        <w:bidi w:val="0"/>
+        <w:ind w:hanging="283" w:start="709"/>
+        <w:rPr/>
+      </w:pPr>
+      <w:r>
+        <w:rPr/>
+        <w:t xml:space="preserve">Rosli, A. N., Mohamad, R., Mohamad Yusof, Y. W., Shahbudin, S., &amp; Abdul Rahman, F. Y. (2020). Implementation of MQTT and LoRaWAN system for real-time environmental monitoring application. In </w:t>
+      </w:r>
+      <w:r>
+        <w:rPr>
+          <w:i/>
+        </w:rPr>
+        <w:t>Proceedings of the IEEE 10th Symposium on Computer Applications &amp; Industrial Electronics</w:t>
+      </w:r>
+      <w:r>
+        <w:rPr/>
+        <w:t xml:space="preserve"> (pp. 287–291). </w:t>
+      </w:r>
+      <w:hyperlink r:id="rId19">
+        <w:r>
+          <w:rPr>
+            <w:rStyle w:val="Hyperlink"/>
+          </w:rPr>
+          <w:t>https://doi.org/10.1109/ISCAIE47305.2020.9108808</w:t>
+        </w:r>
+      </w:hyperlink>
+    </w:p>
+    <w:p>
+      <w:pPr>
+        <w:pStyle w:val="BodyText"/>
+        <w:numPr>
+          <w:ilvl w:val="0"/>
+          <w:numId w:val="7"/>
+        </w:numPr>
+        <w:tabs>
+          <w:tab w:val="clear" w:pos="709"/>
+          <w:tab w:val="left" w:pos="709" w:leader="none"/>
+        </w:tabs>
+        <w:bidi w:val="0"/>
+        <w:ind w:hanging="283" w:start="709"/>
+        <w:rPr/>
+      </w:pPr>
+      <w:r>
+        <w:rPr/>
+        <w:t xml:space="preserve">Siqueira-Gay, J., &amp; Sánchez, L. E. (2021). The outbreak of illegal gold mining in the Brazilian Amazon boosts deforestation. </w:t>
+      </w:r>
+      <w:r>
+        <w:rPr>
+          <w:i/>
+        </w:rPr>
+        <w:t>Regional Environmental Change, 21</w:t>
+      </w:r>
+      <w:r>
+        <w:rPr/>
+        <w:t xml:space="preserve">(2), 28. </w:t>
+      </w:r>
+      <w:hyperlink r:id="rId20">
+        <w:r>
+          <w:rPr>
+            <w:rStyle w:val="Hyperlink"/>
+          </w:rPr>
+          <w:t>https://doi.org/10.1007/s10113-021-01761-7</w:t>
+        </w:r>
+      </w:hyperlink>
+    </w:p>
+    <w:p>
+      <w:pPr>
+        <w:pStyle w:val="BodyText"/>
+        <w:numPr>
+          <w:ilvl w:val="0"/>
+          <w:numId w:val="7"/>
+        </w:numPr>
+        <w:tabs>
+          <w:tab w:val="clear" w:pos="709"/>
+          <w:tab w:val="left" w:pos="709" w:leader="none"/>
+        </w:tabs>
+        <w:bidi w:val="0"/>
+        <w:ind w:hanging="283" w:start="709"/>
+        <w:rPr/>
+      </w:pPr>
+      <w:r>
+        <w:rPr/>
+        <w:t xml:space="preserve">Sonter, L. J., Herrera, D., Barrett, D. J., Galford, G. L., Moran, C. J., &amp; Soares-Filho, B. S. (2017). Mining drives extensive deforestation in the Brazilian Amazon. </w:t>
+      </w:r>
+      <w:r>
+        <w:rPr>
+          <w:i/>
+        </w:rPr>
+        <w:t>Nature Communications, 8</w:t>
+      </w:r>
+      <w:r>
+        <w:rPr/>
+        <w:t xml:space="preserve">, 1013. </w:t>
+      </w:r>
+      <w:hyperlink r:id="rId21">
+        <w:r>
+          <w:rPr>
+            <w:rStyle w:val="Hyperlink"/>
+          </w:rPr>
+          <w:t>https://doi.org/10.1038/s41467-017-00557-w</w:t>
+        </w:r>
+      </w:hyperlink>
+    </w:p>
+    <w:p>
+      <w:pPr>
+        <w:pStyle w:val="BodyText"/>
+        <w:numPr>
+          <w:ilvl w:val="0"/>
+          <w:numId w:val="7"/>
+        </w:numPr>
+        <w:tabs>
+          <w:tab w:val="clear" w:pos="709"/>
+          <w:tab w:val="left" w:pos="709" w:leader="none"/>
+        </w:tabs>
+        <w:bidi w:val="0"/>
+        <w:ind w:hanging="283" w:start="709"/>
+        <w:rPr/>
+      </w:pPr>
+      <w:r>
+        <w:rPr/>
+        <w:t xml:space="preserve">UNESCO. (2017). </w:t>
+      </w:r>
+      <w:r>
+        <w:rPr>
+          <w:i/>
+        </w:rPr>
+        <w:t>A new roadmap for the Man and the Biosphere (MAB) Programme and its World Network of Biosphere Reserves: MAB Strategy (2015–2025), Lima Action Plan (2016–2025), Lima Declaration</w:t>
+      </w:r>
+      <w:r>
+        <w:rPr/>
+        <w:t>. UNESCO.</w:t>
+      </w:r>
+    </w:p>
+    <w:p>
+      <w:pPr>
+        <w:pStyle w:val="BodyText"/>
+        <w:numPr>
+          <w:ilvl w:val="0"/>
+          <w:numId w:val="7"/>
+        </w:numPr>
+        <w:tabs>
+          <w:tab w:val="clear" w:pos="709"/>
+          <w:tab w:val="left" w:pos="709" w:leader="none"/>
+        </w:tabs>
+        <w:bidi w:val="0"/>
+        <w:ind w:hanging="283" w:start="709"/>
+        <w:rPr/>
+      </w:pPr>
+      <w:r>
+        <w:rPr/>
+        <w:t xml:space="preserve">Valbuena Gaona, M. P., Ferrucho Parra, C. C., Prieto Arenas, M. A., &amp; Muñoz Bravo, G. A. (2024). Tool to generate deforestation and illegal mining alerts with remote sensing. </w:t>
+      </w:r>
+      <w:r>
+        <w:rPr>
+          <w:i/>
+        </w:rPr>
+        <w:t>Environmental Sciences Proceedings, 28</w:t>
+      </w:r>
+      <w:r>
+        <w:rPr/>
+        <w:t xml:space="preserve">(1), 27. </w:t>
+      </w:r>
+      <w:hyperlink r:id="rId22">
+        <w:r>
+          <w:rPr>
+            <w:rStyle w:val="Hyperlink"/>
+          </w:rPr>
+          <w:t>https://doi.org/10.3390/environsciproc2023028027</w:t>
+        </w:r>
+      </w:hyperlink>
+    </w:p>
+    <w:p>
+      <w:pPr>
+        <w:pStyle w:val="BodyText"/>
+        <w:numPr>
+          <w:ilvl w:val="0"/>
+          <w:numId w:val="7"/>
+        </w:numPr>
+        <w:tabs>
+          <w:tab w:val="clear" w:pos="709"/>
+          <w:tab w:val="left" w:pos="709" w:leader="none"/>
+        </w:tabs>
+        <w:bidi w:val="0"/>
+        <w:ind w:hanging="283" w:start="709"/>
+        <w:rPr/>
+      </w:pPr>
+      <w:r>
+        <w:rPr/>
+        <w:t xml:space="preserve">Vishwakarma, A. K., Patro, P. K., &amp; Acquaye, A. (2025). Applications of AI to low carbon decision support system for global supply chains. </w:t>
+      </w:r>
+      <w:r>
+        <w:rPr>
+          <w:i/>
+        </w:rPr>
+        <w:t>Cleaner Logistics and Supply Chain, 17</w:t>
+      </w:r>
+      <w:r>
+        <w:rPr/>
+        <w:t xml:space="preserve">, 100261. </w:t>
+      </w:r>
+      <w:hyperlink r:id="rId23">
+        <w:r>
+          <w:rPr>
+            <w:rStyle w:val="Hyperlink"/>
+          </w:rPr>
+          <w:t>https://doi.org/10.1016/j.clscn.2025.100261</w:t>
+        </w:r>
+      </w:hyperlink>
+    </w:p>
+    <w:p>
+      <w:pPr>
+        <w:pStyle w:val="BodyText"/>
+        <w:numPr>
+          <w:ilvl w:val="0"/>
+          <w:numId w:val="7"/>
+        </w:numPr>
+        <w:tabs>
+          <w:tab w:val="clear" w:pos="709"/>
+          <w:tab w:val="left" w:pos="709" w:leader="none"/>
+        </w:tabs>
+        <w:bidi w:val="0"/>
+        <w:ind w:hanging="283" w:start="709"/>
+        <w:rPr/>
+      </w:pPr>
+      <w:r>
+        <w:rPr/>
+        <w:t xml:space="preserve">República Bolivariana de Venezuela. (2016). </w:t>
+      </w:r>
+      <w:r>
+        <w:rPr>
+          <w:i/>
+        </w:rPr>
+        <w:t>Decreto N.º 2.248 mediante el cual se crea la Zona de Desarrollo Estratégico Nacional Arco Minero del Orinoco</w:t>
+      </w:r>
+      <w:r>
+        <w:rPr/>
+        <w:t xml:space="preserve">. </w:t>
+      </w:r>
+      <w:r>
+        <w:rPr>
+          <w:i/>
+        </w:rPr>
+        <w:t>Gaceta Oficial de la República Bolivariana de Venezuela</w:t>
+      </w:r>
+      <w:r>
+        <w:rPr/>
+        <w:t>, N.º 40.855, 24 de febrero de 2016.</w:t>
+      </w:r>
+    </w:p>
+    <w:p>
+      <w:pPr>
+        <w:pStyle w:val="BodyText"/>
+        <w:bidi w:val="0"/>
+        <w:rPr/>
+      </w:pPr>
+      <w:r>
+        <w:rPr/>
+        <w:t>La indexación de las referencias 1, 2, 3, 4, 6, 7, 8, 15, 17, 18 y 22 debe verificarse según lo señalado en el capítulo II. Las referencias sobre el Decreto y UNESCO son institucionales, no artículos científicos indexados.</w:t>
+      </w:r>
+    </w:p>
+    <w:p>
+      <w:pPr>
+        <w:pStyle w:val="Heading3"/>
+        <w:bidi w:val="0"/>
+        <w:ind w:hanging="0" w:start="0"/>
+        <w:rPr/>
+      </w:pPr>
+      <w:r>
+        <w:rPr/>
+        <w:t>Documento institucional de referencia</w:t>
+      </w:r>
+    </w:p>
+    <w:p>
+      <w:pPr>
+        <w:pStyle w:val="BodyText"/>
+        <w:bidi w:val="0"/>
         <w:rPr/>
       </w:pPr>
       <w:r>
@@ -5562,143 +7716,6 @@
       <w:rPr/>
     </w:lvl>
   </w:abstractNum>
-  <w:abstractNum w:abstractNumId="8">
-    <w:lvl w:ilvl="0">
-      <w:start w:val="1"/>
-      <w:numFmt w:val="bullet"/>
-      <w:lvlText w:val=""/>
-      <w:lvlJc w:val="start"/>
-      <w:pPr>
-        <w:tabs>
-          <w:tab w:val="num" w:pos="709"/>
-        </w:tabs>
-        <w:ind w:start="709" w:hanging="283"/>
-      </w:pPr>
-      <w:rPr>
-        <w:rFonts w:ascii="Symbol" w:hAnsi="Symbol" w:cs="Symbol" w:hint="default"/>
-      </w:rPr>
-    </w:lvl>
-    <w:lvl w:ilvl="1">
-      <w:start w:val="1"/>
-      <w:numFmt w:val="bullet"/>
-      <w:lvlText w:val=""/>
-      <w:lvlJc w:val="start"/>
-      <w:pPr>
-        <w:tabs>
-          <w:tab w:val="num" w:pos="1418"/>
-        </w:tabs>
-        <w:ind w:start="1418" w:hanging="283"/>
-      </w:pPr>
-      <w:rPr>
-        <w:rFonts w:ascii="Symbol" w:hAnsi="Symbol" w:cs="Symbol" w:hint="default"/>
-      </w:rPr>
-    </w:lvl>
-    <w:lvl w:ilvl="2">
-      <w:start w:val="1"/>
-      <w:numFmt w:val="bullet"/>
-      <w:lvlText w:val=""/>
-      <w:lvlJc w:val="start"/>
-      <w:pPr>
-        <w:tabs>
-          <w:tab w:val="num" w:pos="2127"/>
-        </w:tabs>
-        <w:ind w:start="2127" w:hanging="283"/>
-      </w:pPr>
-      <w:rPr>
-        <w:rFonts w:ascii="Symbol" w:hAnsi="Symbol" w:cs="Symbol" w:hint="default"/>
-      </w:rPr>
-    </w:lvl>
-    <w:lvl w:ilvl="3">
-      <w:start w:val="1"/>
-      <w:numFmt w:val="bullet"/>
-      <w:lvlText w:val=""/>
-      <w:lvlJc w:val="start"/>
-      <w:pPr>
-        <w:tabs>
-          <w:tab w:val="num" w:pos="2836"/>
-        </w:tabs>
-        <w:ind w:start="2836" w:hanging="283"/>
-      </w:pPr>
-      <w:rPr>
-        <w:rFonts w:ascii="Symbol" w:hAnsi="Symbol" w:cs="Symbol" w:hint="default"/>
-      </w:rPr>
-    </w:lvl>
-    <w:lvl w:ilvl="4">
-      <w:start w:val="1"/>
-      <w:numFmt w:val="bullet"/>
-      <w:lvlText w:val=""/>
-      <w:lvlJc w:val="start"/>
-      <w:pPr>
-        <w:tabs>
-          <w:tab w:val="num" w:pos="3545"/>
-        </w:tabs>
-        <w:ind w:start="3545" w:hanging="283"/>
-      </w:pPr>
-      <w:rPr>
-        <w:rFonts w:ascii="Symbol" w:hAnsi="Symbol" w:cs="Symbol" w:hint="default"/>
-      </w:rPr>
-    </w:lvl>
-    <w:lvl w:ilvl="5">
-      <w:start w:val="1"/>
-      <w:numFmt w:val="bullet"/>
-      <w:lvlText w:val=""/>
-      <w:lvlJc w:val="start"/>
-      <w:pPr>
-        <w:tabs>
-          <w:tab w:val="num" w:pos="4254"/>
-        </w:tabs>
-        <w:ind w:start="4254" w:hanging="283"/>
-      </w:pPr>
-      <w:rPr>
-        <w:rFonts w:ascii="Symbol" w:hAnsi="Symbol" w:cs="Symbol" w:hint="default"/>
-      </w:rPr>
-    </w:lvl>
-    <w:lvl w:ilvl="6">
-      <w:start w:val="1"/>
-      <w:numFmt w:val="bullet"/>
-      <w:lvlText w:val=""/>
-      <w:lvlJc w:val="start"/>
-      <w:pPr>
-        <w:tabs>
-          <w:tab w:val="num" w:pos="4963"/>
-        </w:tabs>
-        <w:ind w:start="4963" w:hanging="283"/>
-      </w:pPr>
-      <w:rPr>
-        <w:rFonts w:ascii="Symbol" w:hAnsi="Symbol" w:cs="Symbol" w:hint="default"/>
-      </w:rPr>
-    </w:lvl>
-    <w:lvl w:ilvl="7">
-      <w:start w:val="1"/>
-      <w:numFmt w:val="bullet"/>
-      <w:lvlText w:val=""/>
-      <w:lvlJc w:val="start"/>
-      <w:pPr>
-        <w:tabs>
-          <w:tab w:val="num" w:pos="5672"/>
-        </w:tabs>
-        <w:ind w:start="5672" w:hanging="283"/>
-      </w:pPr>
-      <w:rPr>
-        <w:rFonts w:ascii="Symbol" w:hAnsi="Symbol" w:cs="Symbol" w:hint="default"/>
-      </w:rPr>
-    </w:lvl>
-    <w:lvl w:ilvl="8">
-      <w:start w:val="1"/>
-      <w:numFmt w:val="bullet"/>
-      <w:lvlText w:val=""/>
-      <w:lvlJc w:val="start"/>
-      <w:pPr>
-        <w:tabs>
-          <w:tab w:val="num" w:pos="6381"/>
-        </w:tabs>
-        <w:ind w:start="6381" w:hanging="283"/>
-      </w:pPr>
-      <w:rPr>
-        <w:rFonts w:ascii="Symbol" w:hAnsi="Symbol" w:cs="Symbol" w:hint="default"/>
-      </w:rPr>
-    </w:lvl>
-  </w:abstractNum>
   <w:num w:numId="1">
     <w:abstractNumId w:val="1"/>
   </w:num>
@@ -5719,9 +7736,6 @@
   </w:num>
   <w:num w:numId="7">
     <w:abstractNumId w:val="7"/>
-  </w:num>
-  <w:num w:numId="8">
-    <w:abstractNumId w:val="8"/>
   </w:num>
 </w:numbering>
 </file>
@@ -5830,6 +7844,13 @@
     <w:qFormat/>
     <w:rPr/>
   </w:style>
+  <w:style w:type="character" w:styleId="Hyperlink">
+    <w:name w:val="Hyperlink"/>
+    <w:rPr>
+      <w:color w:val="000080"/>
+      <w:u w:val="single"/>
+    </w:rPr>
+  </w:style>
   <w:style w:type="paragraph" w:styleId="Heading">
     <w:name w:val="Heading"/>
     <w:basedOn w:val="Normal"/>
@@ -5905,6 +7926,19 @@
       <w:szCs w:val="12"/>
     </w:rPr>
   </w:style>
+  <w:style w:type="paragraph" w:styleId="PreformattedText">
+    <w:name w:val="Preformatted Text"/>
+    <w:basedOn w:val="Normal"/>
+    <w:qFormat/>
+    <w:pPr>
+      <w:spacing w:before="0" w:after="0"/>
+    </w:pPr>
+    <w:rPr>
+      <w:rFonts w:ascii="Liberation Mono" w:hAnsi="Liberation Mono" w:eastAsia="Liberation Mono" w:cs="Liberation Mono"/>
+      <w:sz w:val="20"/>
+      <w:szCs w:val="20"/>
+    </w:rPr>
+  </w:style>
   <w:style w:type="paragraph" w:styleId="TableContents">
     <w:name w:val="Table Contents"/>
     <w:basedOn w:val="Normal"/>
@@ -5926,19 +7960,6 @@
     <w:rPr>
       <w:b/>
       <w:bCs/>
-    </w:rPr>
-  </w:style>
-  <w:style w:type="paragraph" w:styleId="PreformattedText">
-    <w:name w:val="Preformatted Text"/>
-    <w:basedOn w:val="Normal"/>
-    <w:qFormat/>
-    <w:pPr>
-      <w:spacing w:before="0" w:after="0"/>
-    </w:pPr>
-    <w:rPr>
-      <w:rFonts w:ascii="Liberation Mono" w:hAnsi="Liberation Mono" w:eastAsia="Liberation Mono" w:cs="Liberation Mono"/>
-      <w:sz w:val="20"/>
-      <w:szCs w:val="20"/>
     </w:rPr>
   </w:style>
 </w:styles>
